--- a/Otchet/ОТЧЕТ Шаблон_произв.РПО ПМ03.docx
+++ b/Otchet/ОТЧЕТ Шаблон_произв.РПО ПМ03.docx
@@ -1,6 +1,6 @@
 
 <file path=word/document.xml><?xml version="1.0" encoding="utf-8"?>
-<w:document xmlns:wpc="http://schemas.microsoft.com/office/word/2010/wordprocessingCanvas" xmlns:cx="http://schemas.microsoft.com/office/drawing/2014/chartex" xmlns:cx1="http://schemas.microsoft.com/office/drawing/2015/9/8/chartex" xmlns:cx2="http://schemas.microsoft.com/office/drawing/2015/10/21/chartex" xmlns:cx3="http://schemas.microsoft.com/office/drawing/2016/5/9/chartex" xmlns:cx4="http://schemas.microsoft.com/office/drawing/2016/5/10/chartex" xmlns:cx5="http://schemas.microsoft.com/office/drawing/2016/5/11/chartex" xmlns:cx6="http://schemas.microsoft.com/office/drawing/2016/5/12/chartex" xmlns:cx7="http://schemas.microsoft.com/office/drawing/2016/5/13/chartex" xmlns:cx8="http://schemas.microsoft.com/office/drawing/2016/5/14/chartex" xmlns:mc="http://schemas.openxmlformats.org/markup-compatibility/2006" xmlns:aink="http://schemas.microsoft.com/office/drawing/2016/ink" xmlns:am3d="http://schemas.microsoft.com/office/drawing/2017/model3d" xmlns:o="urn:schemas-microsoft-com:office:office" xmlns:r="http://schemas.openxmlformats.org/officeDocument/2006/relationships" xmlns:m="http://schemas.openxmlformats.org/officeDocument/2006/math" xmlns:v="urn:schemas-microsoft-com:vml" xmlns:wp14="http://schemas.microsoft.com/office/word/2010/wordprocessingDrawing" xmlns:wp="http://schemas.openxmlformats.org/drawingml/2006/wordprocessingDrawing" xmlns:w10="urn:schemas-microsoft-com:office:word" xmlns:w="http://schemas.openxmlformats.org/wordprocessingml/2006/main" xmlns:w14="http://schemas.microsoft.com/office/word/2010/wordml" xmlns:w15="http://schemas.microsoft.com/office/word/2012/wordml" xmlns:w16cid="http://schemas.microsoft.com/office/word/2016/wordml/cid" xmlns:w16se="http://schemas.microsoft.com/office/word/2015/wordml/symex" xmlns:wpg="http://schemas.microsoft.com/office/word/2010/wordprocessingGroup" xmlns:wpi="http://schemas.microsoft.com/office/word/2010/wordprocessingInk" xmlns:wne="http://schemas.microsoft.com/office/word/2006/wordml" xmlns:wps="http://schemas.microsoft.com/office/word/2010/wordprocessingShape" mc:Ignorable="w14 w15 w16se w16cid wp14">
+<w:document xmlns:wpc="http://schemas.microsoft.com/office/word/2010/wordprocessingCanvas" xmlns:cx="http://schemas.microsoft.com/office/drawing/2014/chartex" xmlns:cx1="http://schemas.microsoft.com/office/drawing/2015/9/8/chartex" xmlns:cx2="http://schemas.microsoft.com/office/drawing/2015/10/21/chartex" xmlns:cx3="http://schemas.microsoft.com/office/drawing/2016/5/9/chartex" xmlns:cx4="http://schemas.microsoft.com/office/drawing/2016/5/10/chartex" xmlns:cx5="http://schemas.microsoft.com/office/drawing/2016/5/11/chartex" xmlns:cx6="http://schemas.microsoft.com/office/drawing/2016/5/12/chartex" xmlns:cx7="http://schemas.microsoft.com/office/drawing/2016/5/13/chartex" xmlns:cx8="http://schemas.microsoft.com/office/drawing/2016/5/14/chartex" xmlns:mc="http://schemas.openxmlformats.org/markup-compatibility/2006" xmlns:aink="http://schemas.microsoft.com/office/drawing/2016/ink" xmlns:am3d="http://schemas.microsoft.com/office/drawing/2017/model3d" xmlns:o="urn:schemas-microsoft-com:office:office" xmlns:r="http://schemas.openxmlformats.org/officeDocument/2006/relationships" xmlns:m="http://schemas.openxmlformats.org/officeDocument/2006/math" xmlns:v="urn:schemas-microsoft-com:vml" xmlns:wp14="http://schemas.microsoft.com/office/word/2010/wordprocessingDrawing" xmlns:wp="http://schemas.openxmlformats.org/drawingml/2006/wordprocessingDrawing" xmlns:w10="urn:schemas-microsoft-com:office:word" xmlns:w="http://schemas.openxmlformats.org/wordprocessingml/2006/main" xmlns:w14="http://schemas.microsoft.com/office/word/2010/wordml" xmlns:w15="http://schemas.microsoft.com/office/word/2012/wordml" xmlns:w16cex="http://schemas.microsoft.com/office/word/2018/wordml/cex" xmlns:w16cid="http://schemas.microsoft.com/office/word/2016/wordml/cid" xmlns:w16="http://schemas.microsoft.com/office/word/2018/wordml" xmlns:w16sdtdh="http://schemas.microsoft.com/office/word/2020/wordml/sdtdatahash" xmlns:w16se="http://schemas.microsoft.com/office/word/2015/wordml/symex" xmlns:wpg="http://schemas.microsoft.com/office/word/2010/wordprocessingGroup" xmlns:wpi="http://schemas.microsoft.com/office/word/2010/wordprocessingInk" xmlns:wne="http://schemas.microsoft.com/office/word/2006/wordml" xmlns:wps="http://schemas.microsoft.com/office/word/2010/wordprocessingShape" mc:Ignorable="w14 w15 w16se w16cid w16 w16cex w16sdtdh wp14">
   <w:body>
     <w:p>
       <w:pPr>
@@ -131,15 +131,7 @@
           <w:bCs/>
           <w:szCs w:val="28"/>
         </w:rPr>
-        <w:t xml:space="preserve">09.02.07 Информационные системы и </w:t>
-      </w:r>
-      <w:r>
-        <w:rPr>
-          <w:rFonts w:cs="Times New Roman"/>
-          <w:bCs/>
-          <w:szCs w:val="28"/>
-        </w:rPr>
-        <w:t>программирование</w:t>
+        <w:t>09.02.07 Информационные системы и программирование</w:t>
       </w:r>
     </w:p>
     <w:p>
@@ -290,15 +282,7 @@
           <w:sz w:val="28"/>
           <w:szCs w:val="28"/>
         </w:rPr>
-        <w:t>Группа:</w:t>
-      </w:r>
-      <w:r>
-        <w:rPr>
-          <w:rFonts w:eastAsia="Arial"/>
-          <w:sz w:val="28"/>
-          <w:szCs w:val="28"/>
-        </w:rPr>
-        <w:t>9\3-РПО-23\3</w:t>
+        <w:t>Группа:9\3-РПО-23\3</w:t>
       </w:r>
     </w:p>
     <w:p>
@@ -483,7 +467,7 @@
           <w:sz w:val="28"/>
           <w:szCs w:val="28"/>
         </w:rPr>
-        <w:t>.202</w:t>
+        <w:t xml:space="preserve">.2026 г. – </w:t>
       </w:r>
       <w:r>
         <w:rPr>
@@ -491,7 +475,7 @@
           <w:sz w:val="28"/>
           <w:szCs w:val="28"/>
         </w:rPr>
-        <w:t>6</w:t>
+        <w:t>24</w:t>
       </w:r>
       <w:r>
         <w:rPr>
@@ -499,55 +483,7 @@
           <w:sz w:val="28"/>
           <w:szCs w:val="28"/>
         </w:rPr>
-        <w:t xml:space="preserve"> г. – </w:t>
-      </w:r>
-      <w:r>
-        <w:rPr>
-          <w:rFonts w:eastAsia="Arial"/>
-          <w:sz w:val="28"/>
-          <w:szCs w:val="28"/>
-        </w:rPr>
-        <w:t>24</w:t>
-      </w:r>
-      <w:r>
-        <w:rPr>
-          <w:rFonts w:eastAsia="Arial"/>
-          <w:sz w:val="28"/>
-          <w:szCs w:val="28"/>
-        </w:rPr>
-        <w:t>.0</w:t>
-      </w:r>
-      <w:r>
-        <w:rPr>
-          <w:rFonts w:eastAsia="Arial"/>
-          <w:sz w:val="28"/>
-          <w:szCs w:val="28"/>
-        </w:rPr>
-        <w:t>4</w:t>
-      </w:r>
-      <w:r>
-        <w:rPr>
-          <w:rFonts w:eastAsia="Arial"/>
-          <w:sz w:val="28"/>
-          <w:szCs w:val="28"/>
-        </w:rPr>
-        <w:t>.202</w:t>
-      </w:r>
-      <w:r>
-        <w:rPr>
-          <w:rFonts w:eastAsia="Arial"/>
-          <w:sz w:val="28"/>
-          <w:szCs w:val="28"/>
-        </w:rPr>
-        <w:t>6</w:t>
-      </w:r>
-      <w:r>
-        <w:rPr>
-          <w:rFonts w:eastAsia="Arial"/>
-          <w:sz w:val="28"/>
-          <w:szCs w:val="28"/>
-        </w:rPr>
-        <w:t xml:space="preserve"> г. </w:t>
+        <w:t xml:space="preserve">.04.2026 г. </w:t>
       </w:r>
     </w:p>
     <w:p>
@@ -2072,13 +2008,7 @@
           <w:rFonts w:cs="Times New Roman"/>
         </w:rPr>
         <w:lastRenderedPageBreak/>
-        <w:t>ЗАДА</w:t>
-      </w:r>
-      <w:r>
-        <w:rPr>
-          <w:rFonts w:cs="Times New Roman"/>
-        </w:rPr>
-        <w:t>НИЕ</w:t>
+        <w:t>ЗАДАНИЕ</w:t>
       </w:r>
       <w:bookmarkEnd w:id="1"/>
       <w:bookmarkEnd w:id="2"/>
@@ -2097,21 +2027,7 @@
           <w:rFonts w:cs="Times New Roman"/>
           <w:b/>
         </w:rPr>
-        <w:t xml:space="preserve">на </w:t>
-      </w:r>
-      <w:r>
-        <w:rPr>
-          <w:rFonts w:cs="Times New Roman"/>
-          <w:b/>
-        </w:rPr>
-        <w:t xml:space="preserve">учебную </w:t>
-      </w:r>
-      <w:r>
-        <w:rPr>
-          <w:rFonts w:cs="Times New Roman"/>
-          <w:b/>
-        </w:rPr>
-        <w:t>практику</w:t>
+        <w:t>на учебную практику</w:t>
       </w:r>
     </w:p>
     <w:p>
@@ -2148,13 +2064,7 @@
         <w:rPr>
           <w:rFonts w:cs="Times New Roman"/>
         </w:rPr>
-        <w:t xml:space="preserve"> В. А. </w:t>
-      </w:r>
-      <w:r>
-        <w:rPr>
-          <w:rFonts w:cs="Times New Roman"/>
-        </w:rPr>
-        <w:t>группы 9\3-РПО-23\3 Автономной некоммерческой организации профессиональной организации Московского международного колледжа цифровых технологий «Академия ТОП». </w:t>
+        <w:t xml:space="preserve"> В. А. группы 9\3-РПО-23\3 Автономной некоммерческой организации профессиональной организации Московского международного колледжа цифровых технологий «Академия ТОП». </w:t>
       </w:r>
     </w:p>
     <w:p>
@@ -2168,13 +2078,7 @@
         <w:rPr>
           <w:rFonts w:cs="Times New Roman"/>
         </w:rPr>
-        <w:t>Программа подготовки 09.02.07 Информаци</w:t>
-      </w:r>
-      <w:r>
-        <w:rPr>
-          <w:rFonts w:cs="Times New Roman"/>
-        </w:rPr>
-        <w:t xml:space="preserve">онные системы и программирование </w:t>
+        <w:t xml:space="preserve">Программа подготовки 09.02.07 Информационные системы и программирование </w:t>
       </w:r>
     </w:p>
     <w:p>
@@ -2188,13 +2092,7 @@
         <w:rPr>
           <w:rFonts w:cs="Times New Roman"/>
         </w:rPr>
-        <w:t xml:space="preserve">Вид практики: </w:t>
-      </w:r>
-      <w:r>
-        <w:rPr>
-          <w:rFonts w:cs="Times New Roman"/>
-        </w:rPr>
-        <w:t>Учебная</w:t>
+        <w:t>Вид практики: Учебная</w:t>
       </w:r>
     </w:p>
     <w:p>
@@ -2309,13 +2207,7 @@
         <w:rPr>
           <w:rFonts w:cs="Times New Roman"/>
         </w:rPr>
-        <w:t xml:space="preserve">Настройка уникальных </w:t>
-      </w:r>
-      <w:r>
-        <w:rPr>
-          <w:rFonts w:cs="Times New Roman"/>
-        </w:rPr>
-        <w:t>параметров внутри ОС;</w:t>
+        <w:t>Настройка уникальных параметров внутри ОС;</w:t>
       </w:r>
     </w:p>
     <w:p>
@@ -2475,19 +2367,7 @@
         <w:rPr>
           <w:rFonts w:cs="Times New Roman"/>
         </w:rPr>
-        <w:t xml:space="preserve"> </w:t>
-      </w:r>
-      <w:r>
-        <w:rPr>
-          <w:rFonts w:cs="Times New Roman"/>
-        </w:rPr>
-        <w:t xml:space="preserve">  </w:t>
-      </w:r>
-      <w:r>
-        <w:rPr>
-          <w:rFonts w:cs="Times New Roman"/>
-        </w:rPr>
-        <w:t>_________________</w:t>
+        <w:t xml:space="preserve">   _________________</w:t>
       </w:r>
     </w:p>
     <w:p>
@@ -2544,13 +2424,7 @@
         <w:rPr>
           <w:rFonts w:cs="Times New Roman"/>
         </w:rPr>
-        <w:t>к исполнению</w:t>
-      </w:r>
-      <w:r>
-        <w:rPr>
-          <w:rFonts w:cs="Times New Roman"/>
-        </w:rPr>
-        <w:t xml:space="preserve"> </w:t>
+        <w:t xml:space="preserve">к исполнению </w:t>
       </w:r>
       <w:proofErr w:type="spellStart"/>
       <w:r>
@@ -2584,13 +2458,7 @@
           <w:rFonts w:cs="Times New Roman"/>
         </w:rPr>
         <w:tab/>
-        <w:t xml:space="preserve"> </w:t>
-      </w:r>
-      <w:r>
-        <w:rPr>
-          <w:rFonts w:cs="Times New Roman"/>
-        </w:rPr>
-        <w:t>_______________</w:t>
+        <w:t xml:space="preserve"> _______________</w:t>
       </w:r>
     </w:p>
     <w:p>
@@ -2664,21 +2532,7 @@
           <w:rFonts w:cs="Times New Roman"/>
           <w:b/>
         </w:rPr>
-        <w:t xml:space="preserve">по </w:t>
-      </w:r>
-      <w:r>
-        <w:rPr>
-          <w:rFonts w:cs="Times New Roman"/>
-          <w:b/>
-        </w:rPr>
-        <w:t xml:space="preserve">учебной </w:t>
-      </w:r>
-      <w:r>
-        <w:rPr>
-          <w:rFonts w:cs="Times New Roman"/>
-          <w:b/>
-        </w:rPr>
-        <w:t>практике</w:t>
+        <w:t>по учебной практике</w:t>
       </w:r>
     </w:p>
     <w:p>
@@ -2706,31 +2560,7 @@
         <w:rPr>
           <w:rFonts w:cs="Times New Roman"/>
         </w:rPr>
-        <w:t xml:space="preserve"> В. А. РПО 23-3,</w:t>
-      </w:r>
-      <w:r>
-        <w:rPr>
-          <w:rFonts w:cs="Times New Roman"/>
-        </w:rPr>
-        <w:t xml:space="preserve"> </w:t>
-      </w:r>
-      <w:r>
-        <w:rPr>
-          <w:rFonts w:cs="Times New Roman"/>
-        </w:rPr>
-        <w:t xml:space="preserve">во время прохождения </w:t>
-      </w:r>
-      <w:r>
-        <w:rPr>
-          <w:rFonts w:cs="Times New Roman"/>
-        </w:rPr>
-        <w:t xml:space="preserve">учебной </w:t>
-      </w:r>
-      <w:r>
-        <w:rPr>
-          <w:rFonts w:cs="Times New Roman"/>
-        </w:rPr>
-        <w:t xml:space="preserve">практики в АНО ПОО ММКЦТ «АКАДЕМИЯ ТОП», проявил следующий уровень </w:t>
+        <w:t xml:space="preserve"> В. А. РПО 23-3, во время прохождения учебной практики в АНО ПОО ММКЦТ «АКАДЕМИЯ ТОП», проявил следующий уровень </w:t>
       </w:r>
     </w:p>
     <w:p>
@@ -3208,21 +3038,7 @@
                 <w:sz w:val="24"/>
                 <w:szCs w:val="24"/>
               </w:rPr>
-              <w:t>ПК 2.</w:t>
-            </w:r>
-            <w:r>
-              <w:rPr>
-                <w:sz w:val="24"/>
-                <w:szCs w:val="24"/>
-              </w:rPr>
-              <w:t>5</w:t>
-            </w:r>
-            <w:r>
-              <w:rPr>
-                <w:sz w:val="24"/>
-                <w:szCs w:val="24"/>
-              </w:rPr>
-              <w:t>.</w:t>
+              <w:t>ПК 2.5.</w:t>
             </w:r>
           </w:p>
         </w:tc>
@@ -3280,13 +3096,7 @@
         <w:rPr>
           <w:rFonts w:cs="Times New Roman"/>
         </w:rPr>
-        <w:t>О</w:t>
-      </w:r>
-      <w:r>
-        <w:rPr>
-          <w:rFonts w:cs="Times New Roman"/>
-        </w:rPr>
-        <w:t>бщих компетенций:</w:t>
+        <w:t>Общих компетенций:</w:t>
       </w:r>
     </w:p>
     <w:tbl>
@@ -3633,16 +3443,7 @@
                 <w:sz w:val="24"/>
                 <w:szCs w:val="24"/>
               </w:rPr>
-              <w:t xml:space="preserve">Планировать и реализовывать собственное профессиональное и личностное развитие, предпринимательскую деятельность в профессиональной сфере, </w:t>
-            </w:r>
-            <w:r>
-              <w:rPr>
-                <w:rFonts w:cs="Times New Roman"/>
-                <w:bCs/>
-                <w:sz w:val="24"/>
-                <w:szCs w:val="24"/>
-              </w:rPr>
-              <w:t>использовать знания по финансовой грамотности в различных жизненных ситуациях;</w:t>
+              <w:t>Планировать и реализовывать собственное профессиональное и личностное развитие, предпринимательскую деятельность в профессиональной сфере, использовать знания по финансовой грамотности в различных жизненных ситуациях;</w:t>
             </w:r>
           </w:p>
         </w:tc>
@@ -3782,16 +3583,7 @@
                 <w:sz w:val="24"/>
                 <w:szCs w:val="24"/>
               </w:rPr>
-              <w:t>Осуществлять устную и письменную коммуникацию на государственном языке Российской Федерации с у</w:t>
-            </w:r>
-            <w:r>
-              <w:rPr>
-                <w:rFonts w:cs="Times New Roman"/>
-                <w:bCs/>
-                <w:sz w:val="24"/>
-                <w:szCs w:val="24"/>
-              </w:rPr>
-              <w:t>четом особенностей социального и культурного контекста;</w:t>
+              <w:t>Осуществлять устную и письменную коммуникацию на государственном языке Российской Федерации с учетом особенностей социального и культурного контекста;</w:t>
             </w:r>
           </w:p>
         </w:tc>
@@ -3862,16 +3654,7 @@
                 <w:sz w:val="24"/>
                 <w:szCs w:val="24"/>
               </w:rPr>
-              <w:t xml:space="preserve">Проявлять гражданско-патриотическую позицию, демонстрировать осознанное поведение на основе традиционных общечеловеческих ценностей, в том числе с учетом гармонизации межнациональных и </w:t>
-            </w:r>
-            <w:r>
-              <w:rPr>
-                <w:rFonts w:cs="Times New Roman"/>
-                <w:bCs/>
-                <w:sz w:val="24"/>
-                <w:szCs w:val="24"/>
-              </w:rPr>
-              <w:t>межрелигиозных отношений, применять стандарты антикоррупционного поведения;</w:t>
+              <w:t>Проявлять гражданско-патриотическую позицию, демонстрировать осознанное поведение на основе традиционных общечеловеческих ценностей, в том числе с учетом гармонизации межнациональных и межрелигиозных отношений, применять стандарты антикоррупционного поведения;</w:t>
             </w:r>
           </w:p>
         </w:tc>
@@ -3941,16 +3724,7 @@
                 <w:sz w:val="24"/>
                 <w:szCs w:val="24"/>
               </w:rPr>
-              <w:t>Содействовать сохранению окружающей среды, ресурсосбережению, применять знания об изменении климата, принципы бережливого производства, эффективно действовать в чрезвычайн</w:t>
-            </w:r>
-            <w:r>
-              <w:rPr>
-                <w:rFonts w:cs="Times New Roman"/>
-                <w:bCs/>
-                <w:sz w:val="24"/>
-                <w:szCs w:val="24"/>
-              </w:rPr>
-              <w:t>ых ситуациях;</w:t>
+              <w:t>Содействовать сохранению окружающей среды, ресурсосбережению, применять знания об изменении климата, принципы бережливого производства, эффективно действовать в чрезвычайных ситуациях;</w:t>
             </w:r>
           </w:p>
         </w:tc>
@@ -4093,16 +3867,7 @@
                 <w:sz w:val="24"/>
                 <w:szCs w:val="24"/>
               </w:rPr>
-              <w:t>Пользоваться профессиональной документаци</w:t>
-            </w:r>
-            <w:r>
-              <w:rPr>
-                <w:rFonts w:cs="Times New Roman"/>
-                <w:bCs/>
-                <w:sz w:val="24"/>
-                <w:szCs w:val="24"/>
-              </w:rPr>
-              <w:t>ей на государственном и иностранном языках.</w:t>
+              <w:t>Пользоваться профессиональной документацией на государственном и иностранном языках.</w:t>
             </w:r>
           </w:p>
         </w:tc>
@@ -4386,17 +4151,7 @@
                 <w:sz w:val="24"/>
                 <w:szCs w:val="24"/>
               </w:rPr>
-              <w:t>Отметка руководителя практики от</w:t>
-            </w:r>
-            <w:r>
-              <w:rPr>
-                <w:rFonts w:eastAsia="Times New Roman" w:cs="Times New Roman"/>
-                <w:bCs/>
-                <w:color w:val="000000"/>
-                <w:sz w:val="24"/>
-                <w:szCs w:val="24"/>
-              </w:rPr>
-              <w:t xml:space="preserve"> предприятия</w:t>
+              <w:t>Отметка руководителя практики от предприятия</w:t>
             </w:r>
           </w:p>
         </w:tc>
@@ -5424,13 +5179,7 @@
         <w:rPr>
           <w:rFonts w:cs="Times New Roman"/>
         </w:rPr>
-        <w:t>1. Общ</w:t>
-      </w:r>
-      <w:r>
-        <w:rPr>
-          <w:rFonts w:cs="Times New Roman"/>
-        </w:rPr>
-        <w:t>ие сведения об организации:</w:t>
+        <w:t>1. Общие сведения об организации:</w:t>
       </w:r>
     </w:p>
     <w:p>
@@ -5472,13 +5221,7 @@
         <w:rPr>
           <w:rFonts w:cs="Times New Roman"/>
         </w:rPr>
-        <w:t>. муницип</w:t>
-      </w:r>
-      <w:r>
-        <w:rPr>
-          <w:rFonts w:cs="Times New Roman"/>
-        </w:rPr>
-        <w:t xml:space="preserve">альный округ Дорогомилово, </w:t>
+        <w:t xml:space="preserve">. муниципальный округ Дорогомилово, </w:t>
       </w:r>
       <w:proofErr w:type="spellStart"/>
       <w:r>
@@ -5534,19 +5277,7 @@
         <w:rPr>
           <w:rFonts w:cs="Times New Roman"/>
         </w:rPr>
-        <w:t xml:space="preserve">Колледж «Академия ТОП» осуществляет подготовку </w:t>
-      </w:r>
-      <w:r>
-        <w:rPr>
-          <w:rFonts w:cs="Times New Roman"/>
-        </w:rPr>
-        <w:t>специалистов среднего звена в сфере информационных технологий и цифровой экономики. Основное направление деятельности — предоставление качественных образовательных услуг по программам среднего профессионального образования, соответствующих требованиям совр</w:t>
-      </w:r>
-      <w:r>
-        <w:rPr>
-          <w:rFonts w:cs="Times New Roman"/>
-        </w:rPr>
-        <w:t>еменных рынков труда, в частности, по специальности 09.02.07 «Информационные системы и программирование».</w:t>
+        <w:t>Колледж «Академия ТОП» осуществляет подготовку специалистов среднего звена в сфере информационных технологий и цифровой экономики. Основное направление деятельности — предоставление качественных образовательных услуг по программам среднего профессионального образования, соответствующих требованиям современных рынков труда, в частности, по специальности 09.02.07 «Информационные системы и программирование».</w:t>
       </w:r>
     </w:p>
     <w:p>
@@ -5574,13 +5305,7 @@
         <w:rPr>
           <w:rFonts w:cs="Times New Roman"/>
         </w:rPr>
-        <w:t>Образовательный процесс построен по модульному принципу, где теоретическое обучение тесно интегри</w:t>
-      </w:r>
-      <w:r>
-        <w:rPr>
-          <w:rFonts w:cs="Times New Roman"/>
-        </w:rPr>
-        <w:t>ровано с практической подготовкой. Для проведения учебной и производственной практик колледж располагает необходимой материально-технической базой:</w:t>
+        <w:t>Образовательный процесс построен по модульному принципу, где теоретическое обучение тесно интегрировано с практической подготовкой. Для проведения учебной и производственной практик колледж располагает необходимой материально-технической базой:</w:t>
       </w:r>
     </w:p>
     <w:p>
@@ -5594,69 +5319,7 @@
         <w:rPr>
           <w:rFonts w:cs="Times New Roman"/>
         </w:rPr>
-        <w:t>Специализированные компьютерные классы, оснащенные современным программным обеспечением (</w:t>
-      </w:r>
-      <w:proofErr w:type="spellStart"/>
-      <w:r>
-        <w:rPr>
-          <w:rFonts w:cs="Times New Roman"/>
-        </w:rPr>
-        <w:t>Microsoft</w:t>
-      </w:r>
-      <w:proofErr w:type="spellEnd"/>
-      <w:r>
-        <w:rPr>
-          <w:rFonts w:cs="Times New Roman"/>
-        </w:rPr>
-        <w:t xml:space="preserve"> </w:t>
-      </w:r>
-      <w:proofErr w:type="spellStart"/>
-      <w:r>
-        <w:rPr>
-          <w:rFonts w:cs="Times New Roman"/>
-        </w:rPr>
-        <w:t>Visual</w:t>
-      </w:r>
-      <w:proofErr w:type="spellEnd"/>
-      <w:r>
-        <w:rPr>
-          <w:rFonts w:cs="Times New Roman"/>
-        </w:rPr>
-        <w:t xml:space="preserve"> </w:t>
-      </w:r>
-      <w:proofErr w:type="spellStart"/>
-      <w:r>
-        <w:rPr>
-          <w:rFonts w:cs="Times New Roman"/>
-        </w:rPr>
-        <w:t>St</w:t>
-      </w:r>
-      <w:r>
-        <w:rPr>
-          <w:rFonts w:cs="Times New Roman"/>
-        </w:rPr>
-        <w:t>udio</w:t>
-      </w:r>
-      <w:proofErr w:type="spellEnd"/>
-      <w:r>
-        <w:rPr>
-          <w:rFonts w:cs="Times New Roman"/>
-        </w:rPr>
-        <w:t xml:space="preserve">, MS SQL </w:t>
-      </w:r>
-      <w:proofErr w:type="spellStart"/>
-      <w:r>
-        <w:rPr>
-          <w:rFonts w:cs="Times New Roman"/>
-        </w:rPr>
-        <w:t>Server</w:t>
-      </w:r>
-      <w:proofErr w:type="spellEnd"/>
-      <w:r>
-        <w:rPr>
-          <w:rFonts w:cs="Times New Roman"/>
-        </w:rPr>
-        <w:t xml:space="preserve">, системы контроля версий </w:t>
+        <w:t xml:space="preserve">Специализированные компьютерные классы, оснащенные современным программным обеспечением (Microsoft Visual Studio, MS SQL Server, системы контроля версий </w:t>
       </w:r>
       <w:proofErr w:type="spellStart"/>
       <w:r>
@@ -5699,13 +5362,7 @@
         <w:rPr>
           <w:rFonts w:cs="Times New Roman"/>
         </w:rPr>
-        <w:t>Библиотека с фондом технической литературы и электронными ресурсами</w:t>
-      </w:r>
-      <w:r>
-        <w:rPr>
-          <w:rFonts w:cs="Times New Roman"/>
-        </w:rPr>
-        <w:t>.</w:t>
+        <w:t>Библиотека с фондом технической литературы и электронными ресурсами.</w:t>
       </w:r>
     </w:p>
     <w:p>
@@ -5719,19 +5376,7 @@
         <w:rPr>
           <w:rFonts w:cs="Times New Roman"/>
         </w:rPr>
-        <w:t>В моем случае, производственная практика была смоделирована в учебных условиях колледжа в соответствии с детальным заданием на разработку проекта «Учет оборудования». Рабочее место было предоставлено в одном из компьютерных классов, оснащенном всем необх</w:t>
-      </w:r>
-      <w:r>
-        <w:rPr>
-          <w:rFonts w:cs="Times New Roman"/>
-        </w:rPr>
-        <w:t>одимым для выполнения задач проектирования БД, написания кода на C#, отладки и тестирования приложения. Руководство практикой осуществлял преподаватель-руководитель, который выполнял функции ментора и заказчика проекта, обеспечивая методическую поддержку и</w:t>
-      </w:r>
-      <w:r>
-        <w:rPr>
-          <w:rFonts w:cs="Times New Roman"/>
-        </w:rPr>
-        <w:t xml:space="preserve"> контроль на всех этапах работы.</w:t>
+        <w:t>В моем случае, производственная практика была смоделирована в учебных условиях колледжа в соответствии с детальным заданием на разработку проекта «Учет оборудования». Рабочее место было предоставлено в одном из компьютерных классов, оснащенном всем необходимым для выполнения задач проектирования БД, написания кода на C#, отладки и тестирования приложения. Руководство практикой осуществлял преподаватель-руководитель, который выполнял функции ментора и заказчика проекта, обеспечивая методическую поддержку и контроль на всех этапах работы.</w:t>
       </w:r>
     </w:p>
     <w:p>
@@ -5761,21 +5406,7 @@
         <w:rPr>
           <w:rFonts w:cs="Times New Roman"/>
         </w:rPr>
-        <w:t>Прохождение практики в учебном заведении, которое само является передовой образовательной площадкой в IT-сфере, позволило погрузиться в среду, максимально приближенную к реа</w:t>
-      </w:r>
-      <w:bookmarkStart w:id="11" w:name="_GoBack"/>
-      <w:bookmarkEnd w:id="11"/>
-      <w:r>
-        <w:rPr>
-          <w:rFonts w:cs="Times New Roman"/>
-        </w:rPr>
-        <w:t>льны</w:t>
-      </w:r>
-      <w:r>
-        <w:rPr>
-          <w:rFonts w:cs="Times New Roman"/>
-        </w:rPr>
-        <w:t xml:space="preserve">м проектным требованиям. Работа над комплексным заданием в условиях, имитирующих рабочее место </w:t>
+        <w:t xml:space="preserve">Прохождение практики в учебном заведении, которое само является передовой образовательной площадкой в IT-сфере, позволило погрузиться в среду, максимально приближенную к реальным проектным требованиям. Работа над комплексным заданием в условиях, имитирующих рабочее место </w:t>
       </w:r>
       <w:proofErr w:type="spellStart"/>
       <w:r>
@@ -5789,13 +5420,7 @@
         <w:rPr>
           <w:rFonts w:cs="Times New Roman"/>
         </w:rPr>
-        <w:t>-разработчика, стала эффективным инструментом для консолидации полученных знаний, развития профессиональных компетенций и навыков самостоятельной проектной</w:t>
-      </w:r>
-      <w:r>
-        <w:rPr>
-          <w:rFonts w:cs="Times New Roman"/>
-        </w:rPr>
-        <w:t xml:space="preserve"> деятельности.</w:t>
+        <w:t>-разработчика, стала эффективным инструментом для консолидации полученных знаний, развития профессиональных компетенций и навыков самостоятельной проектной деятельности.</w:t>
       </w:r>
       <w:r>
         <w:rPr>
@@ -5813,8 +5438,8 @@
           <w:rFonts w:cs="Times New Roman"/>
         </w:rPr>
       </w:pPr>
-      <w:bookmarkStart w:id="12" w:name="_Toc23828"/>
-      <w:bookmarkStart w:id="13" w:name="_Toc227745982"/>
+      <w:bookmarkStart w:id="11" w:name="_Toc23828"/>
+      <w:bookmarkStart w:id="12" w:name="_Toc227745982"/>
       <w:r>
         <w:rPr>
           <w:rFonts w:cs="Times New Roman"/>
@@ -5822,16 +5447,78 @@
         <w:lastRenderedPageBreak/>
         <w:t>ОТЧЕТ О ПРОДЕЛАННОЙ РАБОТЕ</w:t>
       </w:r>
+      <w:bookmarkEnd w:id="11"/>
       <w:bookmarkEnd w:id="12"/>
+    </w:p>
+    <w:p>
+      <w:pPr>
+        <w:pStyle w:val="11"/>
+        <w:rPr>
+          <w:lang w:val="ru-RU"/>
+        </w:rPr>
+      </w:pPr>
+      <w:bookmarkStart w:id="13" w:name="_Toc227745983"/>
+      <w:r>
+        <w:rPr>
+          <w:lang w:val="ru-RU"/>
+        </w:rPr>
+        <w:t>1. Анализ предметной области.</w:t>
+      </w:r>
       <w:bookmarkEnd w:id="13"/>
     </w:p>
     <w:p>
       <w:pPr>
+        <w:pStyle w:val="afa"/>
+        <w:rPr>
+          <w:rFonts w:cs="Times New Roman"/>
+        </w:rPr>
+      </w:pPr>
+      <w:r>
+        <w:rPr>
+          <w:rFonts w:cs="Times New Roman"/>
+        </w:rPr>
+        <w:t>В ходе анализа предметной области «АРМ сотрудника отдела кадров» выделены следующие основные классы, которые будут реализованы в программном продукте. Класс «Сотрудник» является центральным и содержит всю информацию о физических лицах, работающих в организации. Класс «Должность» предназначен для хранения справочной информации о должностях, имеющихся в организации. Класс «Кадровое событие» описывает изменения в трудовой деятельности сотрудника, такие как приём на работу, перевод или увольнение. Класс «Приказ» представляет собой документ, который формируется на основании кадрового события. Класс «Пользователь» необходим для реализации системы аутентификации и разграничения прав доступа к программе. Дополнительно выделен класс «Отчёт», который отвечает за формирование и экспорт выходных документов в форматы Excel и PDF.</w:t>
+      </w:r>
+    </w:p>
+    <w:p>
+      <w:pPr>
+        <w:pStyle w:val="afa"/>
+        <w:rPr>
+          <w:rFonts w:cs="Times New Roman"/>
+        </w:rPr>
+      </w:pPr>
+      <w:r>
+        <w:rPr>
+          <w:rFonts w:cs="Times New Roman"/>
+        </w:rPr>
+        <w:t>Для каждого выделенного класса определены атрибуты. Класс «Сотрудник» содержит следующие атрибуты: уникальный идентификационный номер, фамилия, имя, отчество, дата рождения, серия и номер паспорта, кем и когда выдан паспорт, адрес регистрации, контактный телефон, дата приёма на работу, дата увольнения, текущая должность и статус. Класс «Должность» включает в себя идентификатор должности, наименование должности и размер оклада. Класс «Кадровое событие» содержит идентификатор события, ссылку на сотрудника, ссылку на должность, тип события, дату события и основание. Класс «Приказ» включает идентификатор приказа, ссылку на кадровое событие, номер приказа, дату приказа и текст приказа. Класс «Пользователь» содержит идентификатор, логин, хешированный пароль и роль.</w:t>
+      </w:r>
+    </w:p>
+    <w:p>
+      <w:pPr>
+        <w:pStyle w:val="afc"/>
+      </w:pPr>
+      <w:r>
+        <w:t xml:space="preserve">Для каждого класса определены операции. Класс «Сотрудник» обеспечивает операции добавления, редактирования, удаления и расчёта </w:t>
+      </w:r>
+      <w:r>
+        <w:lastRenderedPageBreak/>
+        <w:t>стажа. Класс «Должность» позволяет добавлять, редактировать и удалять должности. Класс «Кадровое событие» обеспечивает создание записей о приёме, переводе и увольнении. Класс «Приказ» формирует текст приказа и выводит его на печать. Класс «Пользователь» обеспечивает проверку логина и пароля. Класс «Отчёт» обеспечивает выгрузку данных в Excel и PDF.</w:t>
+      </w:r>
+    </w:p>
+    <w:p>
+      <w:pPr>
         <w:pStyle w:val="11"/>
-      </w:pPr>
-      <w:bookmarkStart w:id="14" w:name="_Toc227745983"/>
-      <w:r>
-        <w:t>1. Анализ предметной области.</w:t>
+        <w:rPr>
+          <w:lang w:val="ru-RU"/>
+        </w:rPr>
+      </w:pPr>
+      <w:bookmarkStart w:id="14" w:name="_Toc227745984"/>
+      <w:r>
+        <w:rPr>
+          <w:lang w:val="ru-RU"/>
+        </w:rPr>
+        <w:t>2. Разработка и анализ требований к программной среде.</w:t>
       </w:r>
       <w:bookmarkEnd w:id="14"/>
     </w:p>
@@ -5846,35 +5533,105 @@
         <w:rPr>
           <w:rFonts w:cs="Times New Roman"/>
         </w:rPr>
-        <w:t xml:space="preserve">В ходе анализа предметной области «АРМ сотрудника отдела кадров» выделены следующие основные классы, которые будут реализованы в программном продукте. Класс «Сотрудник» является центральным и содержит всю информацию о физических лицах, работающих в организации. Класс «Должность» предназначен для хранения справочной информации о должностях, имеющихся в организации. Класс «Кадровое событие» описывает изменения в трудовой деятельности сотрудника, такие как приём на работу, перевод или увольнение. Класс «Приказ» представляет собой документ, который формируется на основании кадрового события. Класс «Пользователь» необходим для реализации системы аутентификации и разграничения прав доступа к программе. Дополнительно выделен класс «Отчёт», который отвечает за формирование и экспорт выходных документов в форматы </w:t>
+        <w:t>В ходе предпроектных исследований разработаны следующие требования к программной среде для реализации АРМ сотрудника отдела кадров. Требования к операционной системе: поддержка Windows 10 или Windows 11, разрядность x64. Требования к среде разработки: наличие визуального конструктора пользовательского интерфейса, поддержка языка C#, встроенный отладчик кода, возможность подключения к СУБД, наличие инструментов для создания установочных пакетов. Требования к СУБД: локальное развёртывание, поддержка SQL, бесплатное лицензирование, совместимость с .NET. Требования к системам контроля версий: возможность локального использования, поддержка ветвления и слияния.</w:t>
+      </w:r>
+    </w:p>
+    <w:p>
+      <w:pPr>
+        <w:pStyle w:val="afa"/>
+        <w:rPr>
+          <w:rFonts w:cs="Times New Roman"/>
+        </w:rPr>
+      </w:pPr>
+      <w:r>
+        <w:rPr>
+          <w:rFonts w:cs="Times New Roman"/>
+        </w:rPr>
+        <w:t xml:space="preserve">Проведён анализ требований на предмет реализуемости. Все требования признаны реализуемыми, противоречия не выявлены. В ходе исследования существующих сред разработки рассмотрены Visual Studio 2022 Community, Visual Studio Code с .NET SDK, </w:t>
       </w:r>
       <w:proofErr w:type="spellStart"/>
       <w:r>
         <w:rPr>
           <w:rFonts w:cs="Times New Roman"/>
         </w:rPr>
-        <w:t>Excel</w:t>
+        <w:t>JetBrains</w:t>
       </w:r>
       <w:proofErr w:type="spellEnd"/>
       <w:r>
         <w:rPr>
           <w:rFonts w:cs="Times New Roman"/>
         </w:rPr>
-        <w:t xml:space="preserve"> и PDF.</w:t>
-      </w:r>
-    </w:p>
-    <w:p>
-      <w:pPr>
-        <w:pStyle w:val="afa"/>
-        <w:rPr>
-          <w:rFonts w:cs="Times New Roman"/>
-        </w:rPr>
-      </w:pPr>
-      <w:r>
-        <w:rPr>
-          <w:rFonts w:cs="Times New Roman"/>
-        </w:rPr>
-        <w:t>Для каждого выделенного класса определены атрибуты. Класс «Сотрудник» содержит следующие атрибуты: уникальный идентификационный номер, фамилия, имя, отчество, дата рождения, серия и номер паспорта, кем и когда выдан паспорт, адрес регистрации, контактный телефон, дата приёма на работу, дата увольнения, текущая должность и статус. Класс «Должность» включает в себя идентификатор должности, наименование должности и размер оклада. Класс «Кадровое событие» содержит идентификатор события, ссылку на сотрудника, ссылку на должность, тип события, дату события и основание. Класс «Приказ» включает идентификатор приказа, ссылку на кадровое событие, номер приказа, дату приказа и текст приказа. Класс «Пользователь» содержит идентификатор, логин, хешированный пароль и роль.</w:t>
+        <w:t xml:space="preserve"> </w:t>
+      </w:r>
+      <w:proofErr w:type="spellStart"/>
+      <w:r>
+        <w:rPr>
+          <w:rFonts w:cs="Times New Roman"/>
+        </w:rPr>
+        <w:t>Rider</w:t>
+      </w:r>
+      <w:proofErr w:type="spellEnd"/>
+      <w:r>
+        <w:rPr>
+          <w:rFonts w:cs="Times New Roman"/>
+        </w:rPr>
+        <w:t xml:space="preserve">, </w:t>
+      </w:r>
+      <w:proofErr w:type="spellStart"/>
+      <w:r>
+        <w:rPr>
+          <w:rFonts w:cs="Times New Roman"/>
+        </w:rPr>
+        <w:t>SharpDevelop</w:t>
+      </w:r>
+      <w:proofErr w:type="spellEnd"/>
+      <w:r>
+        <w:rPr>
+          <w:rFonts w:cs="Times New Roman"/>
+        </w:rPr>
+        <w:t xml:space="preserve">. Visual Studio 2022 Community соответствует всем требованиям в полном объёме. Visual Studio Code соответствует частично из-за отсутствия визуального конструктора форм. </w:t>
+      </w:r>
+      <w:proofErr w:type="spellStart"/>
+      <w:r>
+        <w:rPr>
+          <w:rFonts w:cs="Times New Roman"/>
+        </w:rPr>
+        <w:t>JetBrains</w:t>
+      </w:r>
+      <w:proofErr w:type="spellEnd"/>
+      <w:r>
+        <w:rPr>
+          <w:rFonts w:cs="Times New Roman"/>
+        </w:rPr>
+        <w:t xml:space="preserve"> </w:t>
+      </w:r>
+      <w:proofErr w:type="spellStart"/>
+      <w:r>
+        <w:rPr>
+          <w:rFonts w:cs="Times New Roman"/>
+        </w:rPr>
+        <w:t>Rider</w:t>
+      </w:r>
+      <w:proofErr w:type="spellEnd"/>
+      <w:r>
+        <w:rPr>
+          <w:rFonts w:cs="Times New Roman"/>
+        </w:rPr>
+        <w:t xml:space="preserve"> соответствует требованиям, но является платным. </w:t>
+      </w:r>
+      <w:proofErr w:type="spellStart"/>
+      <w:r>
+        <w:rPr>
+          <w:rFonts w:cs="Times New Roman"/>
+        </w:rPr>
+        <w:t>SharpDevelop</w:t>
+      </w:r>
+      <w:proofErr w:type="spellEnd"/>
+      <w:r>
+        <w:rPr>
+          <w:rFonts w:cs="Times New Roman"/>
+        </w:rPr>
+        <w:t xml:space="preserve"> не соответствует требованиям.</w:t>
       </w:r>
     </w:p>
     <w:p>
@@ -5882,471 +5639,61 @@
         <w:pStyle w:val="afc"/>
       </w:pPr>
       <w:r>
-        <w:t xml:space="preserve">Для каждого класса определены операции. Класс «Сотрудник» обеспечивает операции добавления, редактирования, удаления и расчёта </w:t>
-      </w:r>
-      <w:r>
-        <w:lastRenderedPageBreak/>
-        <w:t xml:space="preserve">стажа. Класс «Должность» позволяет добавлять, редактировать и удалять должности. Класс «Кадровое событие» обеспечивает создание записей о приёме, переводе и увольнении. Класс «Приказ» формирует текст приказа и выводит его на печать. Класс «Пользователь» обеспечивает проверку логина и пароля. Класс «Отчёт» обеспечивает выгрузку данных в </w:t>
+        <w:t>Рассмотрены</w:t>
+      </w:r>
+      <w:r>
+        <w:rPr>
+          <w:lang w:val="en-US"/>
+        </w:rPr>
+        <w:t xml:space="preserve"> </w:t>
+      </w:r>
+      <w:r>
+        <w:t>следующие</w:t>
+      </w:r>
+      <w:r>
+        <w:rPr>
+          <w:lang w:val="en-US"/>
+        </w:rPr>
+        <w:t xml:space="preserve"> </w:t>
+      </w:r>
+      <w:r>
+        <w:t>СУБД</w:t>
+      </w:r>
+      <w:r>
+        <w:rPr>
+          <w:lang w:val="en-US"/>
+        </w:rPr>
+        <w:t xml:space="preserve">: SQLite, Microsoft SQL Server </w:t>
       </w:r>
       <w:proofErr w:type="spellStart"/>
       <w:r>
-        <w:t>Excel</w:t>
+        <w:rPr>
+          <w:lang w:val="en-US"/>
+        </w:rPr>
+        <w:t>LocalDB</w:t>
       </w:r>
       <w:proofErr w:type="spellEnd"/>
       <w:r>
-        <w:t xml:space="preserve"> и PDF.</w:t>
-      </w:r>
-    </w:p>
-    <w:p>
-      <w:pPr>
-        <w:pStyle w:val="11"/>
-      </w:pPr>
-      <w:bookmarkStart w:id="15" w:name="_Toc227745984"/>
-      <w:r>
-        <w:t xml:space="preserve">2. </w:t>
+        <w:rPr>
+          <w:lang w:val="en-US"/>
+        </w:rPr>
+        <w:t xml:space="preserve">, Microsoft Access, PostgreSQL. </w:t>
       </w:r>
       <w:proofErr w:type="spellStart"/>
       <w:r>
-        <w:t>Разработка</w:t>
+        <w:t>SQLite</w:t>
       </w:r>
       <w:proofErr w:type="spellEnd"/>
       <w:r>
-        <w:t xml:space="preserve"> и </w:t>
+        <w:t xml:space="preserve"> полностью соответствует всем требованиям. Microsoft SQL Server </w:t>
       </w:r>
       <w:proofErr w:type="spellStart"/>
       <w:r>
-        <w:t>анализ</w:t>
+        <w:t>LocalDB</w:t>
       </w:r>
       <w:proofErr w:type="spellEnd"/>
       <w:r>
-        <w:t xml:space="preserve"> </w:t>
-      </w:r>
-      <w:proofErr w:type="spellStart"/>
-      <w:r>
-        <w:t>требований</w:t>
-      </w:r>
-      <w:proofErr w:type="spellEnd"/>
-      <w:r>
-        <w:t xml:space="preserve"> к </w:t>
-      </w:r>
-      <w:proofErr w:type="spellStart"/>
-      <w:r>
-        <w:t>программной</w:t>
-      </w:r>
-      <w:proofErr w:type="spellEnd"/>
-      <w:r>
-        <w:t xml:space="preserve"> </w:t>
-      </w:r>
-      <w:proofErr w:type="spellStart"/>
-      <w:r>
-        <w:t>среде</w:t>
-      </w:r>
-      <w:proofErr w:type="spellEnd"/>
-      <w:r>
-        <w:t>.</w:t>
-      </w:r>
-      <w:bookmarkEnd w:id="15"/>
-    </w:p>
-    <w:p>
-      <w:pPr>
-        <w:pStyle w:val="afa"/>
-        <w:rPr>
-          <w:rFonts w:cs="Times New Roman"/>
-        </w:rPr>
-      </w:pPr>
-      <w:r>
-        <w:rPr>
-          <w:rFonts w:cs="Times New Roman"/>
-        </w:rPr>
-        <w:t xml:space="preserve">В ходе предпроектных исследований разработаны следующие требования к программной среде для реализации АРМ сотрудника отдела кадров. Требования к операционной системе: поддержка </w:t>
-      </w:r>
-      <w:proofErr w:type="spellStart"/>
-      <w:r>
-        <w:rPr>
-          <w:rFonts w:cs="Times New Roman"/>
-        </w:rPr>
-        <w:t>Windows</w:t>
-      </w:r>
-      <w:proofErr w:type="spellEnd"/>
-      <w:r>
-        <w:rPr>
-          <w:rFonts w:cs="Times New Roman"/>
-        </w:rPr>
-        <w:t xml:space="preserve"> 10 или </w:t>
-      </w:r>
-      <w:proofErr w:type="spellStart"/>
-      <w:r>
-        <w:rPr>
-          <w:rFonts w:cs="Times New Roman"/>
-        </w:rPr>
-        <w:t>Windows</w:t>
-      </w:r>
-      <w:proofErr w:type="spellEnd"/>
-      <w:r>
-        <w:rPr>
-          <w:rFonts w:cs="Times New Roman"/>
-        </w:rPr>
-        <w:t xml:space="preserve"> 11, разрядность x64. Требования к среде разработки: наличие визуального конструктора пользовательского интерфейса, поддержка языка C#, встроенный отладчик кода, возможность подключения к СУБД, наличие инструментов для создания установочных пакетов. Требования к СУБД: локальное развёртывание, поддержка SQL, бесплатное лицензирование, совместимость с .NET. Требования к системам контроля версий: возможность локального использования, поддержка ветвления и слияния.</w:t>
-      </w:r>
-    </w:p>
-    <w:p>
-      <w:pPr>
-        <w:pStyle w:val="afa"/>
-        <w:rPr>
-          <w:rFonts w:cs="Times New Roman"/>
-        </w:rPr>
-      </w:pPr>
-      <w:r>
-        <w:rPr>
-          <w:rFonts w:cs="Times New Roman"/>
-        </w:rPr>
-        <w:t xml:space="preserve">Проведён анализ требований на предмет реализуемости. Все требования признаны реализуемыми, противоречия не выявлены. В ходе исследования существующих сред разработки рассмотрены </w:t>
-      </w:r>
-      <w:proofErr w:type="spellStart"/>
-      <w:r>
-        <w:rPr>
-          <w:rFonts w:cs="Times New Roman"/>
-        </w:rPr>
-        <w:t>Visual</w:t>
-      </w:r>
-      <w:proofErr w:type="spellEnd"/>
-      <w:r>
-        <w:rPr>
-          <w:rFonts w:cs="Times New Roman"/>
-        </w:rPr>
-        <w:t xml:space="preserve"> </w:t>
-      </w:r>
-      <w:proofErr w:type="spellStart"/>
-      <w:r>
-        <w:rPr>
-          <w:rFonts w:cs="Times New Roman"/>
-        </w:rPr>
-        <w:t>Studio</w:t>
-      </w:r>
-      <w:proofErr w:type="spellEnd"/>
-      <w:r>
-        <w:rPr>
-          <w:rFonts w:cs="Times New Roman"/>
-        </w:rPr>
-        <w:t xml:space="preserve"> 2022 </w:t>
-      </w:r>
-      <w:proofErr w:type="spellStart"/>
-      <w:r>
-        <w:rPr>
-          <w:rFonts w:cs="Times New Roman"/>
-        </w:rPr>
-        <w:t>Community</w:t>
-      </w:r>
-      <w:proofErr w:type="spellEnd"/>
-      <w:r>
-        <w:rPr>
-          <w:rFonts w:cs="Times New Roman"/>
-        </w:rPr>
-        <w:t xml:space="preserve">, </w:t>
-      </w:r>
-      <w:proofErr w:type="spellStart"/>
-      <w:r>
-        <w:rPr>
-          <w:rFonts w:cs="Times New Roman"/>
-        </w:rPr>
-        <w:t>Visual</w:t>
-      </w:r>
-      <w:proofErr w:type="spellEnd"/>
-      <w:r>
-        <w:rPr>
-          <w:rFonts w:cs="Times New Roman"/>
-        </w:rPr>
-        <w:t xml:space="preserve"> </w:t>
-      </w:r>
-      <w:proofErr w:type="spellStart"/>
-      <w:r>
-        <w:rPr>
-          <w:rFonts w:cs="Times New Roman"/>
-        </w:rPr>
-        <w:t>Studio</w:t>
-      </w:r>
-      <w:proofErr w:type="spellEnd"/>
-      <w:r>
-        <w:rPr>
-          <w:rFonts w:cs="Times New Roman"/>
-        </w:rPr>
-        <w:t xml:space="preserve"> </w:t>
-      </w:r>
-      <w:proofErr w:type="spellStart"/>
-      <w:r>
-        <w:rPr>
-          <w:rFonts w:cs="Times New Roman"/>
-        </w:rPr>
-        <w:t>Code</w:t>
-      </w:r>
-      <w:proofErr w:type="spellEnd"/>
-      <w:r>
-        <w:rPr>
-          <w:rFonts w:cs="Times New Roman"/>
-        </w:rPr>
-        <w:t xml:space="preserve"> с .NET SDK, </w:t>
-      </w:r>
-      <w:proofErr w:type="spellStart"/>
-      <w:r>
-        <w:rPr>
-          <w:rFonts w:cs="Times New Roman"/>
-        </w:rPr>
-        <w:t>JetBrains</w:t>
-      </w:r>
-      <w:proofErr w:type="spellEnd"/>
-      <w:r>
-        <w:rPr>
-          <w:rFonts w:cs="Times New Roman"/>
-        </w:rPr>
-        <w:t xml:space="preserve"> </w:t>
-      </w:r>
-      <w:proofErr w:type="spellStart"/>
-      <w:r>
-        <w:rPr>
-          <w:rFonts w:cs="Times New Roman"/>
-        </w:rPr>
-        <w:t>Rider</w:t>
-      </w:r>
-      <w:proofErr w:type="spellEnd"/>
-      <w:r>
-        <w:rPr>
-          <w:rFonts w:cs="Times New Roman"/>
-        </w:rPr>
-        <w:t xml:space="preserve">, </w:t>
-      </w:r>
-      <w:proofErr w:type="spellStart"/>
-      <w:r>
-        <w:rPr>
-          <w:rFonts w:cs="Times New Roman"/>
-        </w:rPr>
-        <w:t>SharpDevelop</w:t>
-      </w:r>
-      <w:proofErr w:type="spellEnd"/>
-      <w:r>
-        <w:rPr>
-          <w:rFonts w:cs="Times New Roman"/>
-        </w:rPr>
-        <w:t xml:space="preserve">. </w:t>
-      </w:r>
-      <w:proofErr w:type="spellStart"/>
-      <w:r>
-        <w:rPr>
-          <w:rFonts w:cs="Times New Roman"/>
-        </w:rPr>
-        <w:t>Visual</w:t>
-      </w:r>
-      <w:proofErr w:type="spellEnd"/>
-      <w:r>
-        <w:rPr>
-          <w:rFonts w:cs="Times New Roman"/>
-        </w:rPr>
-        <w:t xml:space="preserve"> </w:t>
-      </w:r>
-      <w:proofErr w:type="spellStart"/>
-      <w:r>
-        <w:rPr>
-          <w:rFonts w:cs="Times New Roman"/>
-        </w:rPr>
-        <w:t>Studio</w:t>
-      </w:r>
-      <w:proofErr w:type="spellEnd"/>
-      <w:r>
-        <w:rPr>
-          <w:rFonts w:cs="Times New Roman"/>
-        </w:rPr>
-        <w:t xml:space="preserve"> 2022 </w:t>
-      </w:r>
-      <w:proofErr w:type="spellStart"/>
-      <w:r>
-        <w:rPr>
-          <w:rFonts w:cs="Times New Roman"/>
-        </w:rPr>
-        <w:t>Community</w:t>
-      </w:r>
-      <w:proofErr w:type="spellEnd"/>
-      <w:r>
-        <w:rPr>
-          <w:rFonts w:cs="Times New Roman"/>
-        </w:rPr>
-        <w:t xml:space="preserve"> соответствует всем требованиям в полном объёме. </w:t>
-      </w:r>
-      <w:proofErr w:type="spellStart"/>
-      <w:r>
-        <w:rPr>
-          <w:rFonts w:cs="Times New Roman"/>
-        </w:rPr>
-        <w:t>Visual</w:t>
-      </w:r>
-      <w:proofErr w:type="spellEnd"/>
-      <w:r>
-        <w:rPr>
-          <w:rFonts w:cs="Times New Roman"/>
-        </w:rPr>
-        <w:t xml:space="preserve"> </w:t>
-      </w:r>
-      <w:proofErr w:type="spellStart"/>
-      <w:r>
-        <w:rPr>
-          <w:rFonts w:cs="Times New Roman"/>
-        </w:rPr>
-        <w:t>Studio</w:t>
-      </w:r>
-      <w:proofErr w:type="spellEnd"/>
-      <w:r>
-        <w:rPr>
-          <w:rFonts w:cs="Times New Roman"/>
-        </w:rPr>
-        <w:t xml:space="preserve"> </w:t>
-      </w:r>
-      <w:proofErr w:type="spellStart"/>
-      <w:r>
-        <w:rPr>
-          <w:rFonts w:cs="Times New Roman"/>
-        </w:rPr>
-        <w:t>Code</w:t>
-      </w:r>
-      <w:proofErr w:type="spellEnd"/>
-      <w:r>
-        <w:rPr>
-          <w:rFonts w:cs="Times New Roman"/>
-        </w:rPr>
-        <w:t xml:space="preserve"> соответствует частично из-за отсутствия визуального конструктора форм. </w:t>
-      </w:r>
-      <w:proofErr w:type="spellStart"/>
-      <w:r>
-        <w:rPr>
-          <w:rFonts w:cs="Times New Roman"/>
-        </w:rPr>
-        <w:t>JetBrains</w:t>
-      </w:r>
-      <w:proofErr w:type="spellEnd"/>
-      <w:r>
-        <w:rPr>
-          <w:rFonts w:cs="Times New Roman"/>
-        </w:rPr>
-        <w:t xml:space="preserve"> </w:t>
-      </w:r>
-      <w:proofErr w:type="spellStart"/>
-      <w:r>
-        <w:rPr>
-          <w:rFonts w:cs="Times New Roman"/>
-        </w:rPr>
-        <w:t>Rider</w:t>
-      </w:r>
-      <w:proofErr w:type="spellEnd"/>
-      <w:r>
-        <w:rPr>
-          <w:rFonts w:cs="Times New Roman"/>
-        </w:rPr>
-        <w:t xml:space="preserve"> соответствует требованиям, но является платным. </w:t>
-      </w:r>
-      <w:proofErr w:type="spellStart"/>
-      <w:r>
-        <w:rPr>
-          <w:rFonts w:cs="Times New Roman"/>
-        </w:rPr>
-        <w:t>SharpDevelop</w:t>
-      </w:r>
-      <w:proofErr w:type="spellEnd"/>
-      <w:r>
-        <w:rPr>
-          <w:rFonts w:cs="Times New Roman"/>
-        </w:rPr>
-        <w:t xml:space="preserve"> не соответствует требованиям.</w:t>
-      </w:r>
-    </w:p>
-    <w:p>
-      <w:pPr>
-        <w:pStyle w:val="afc"/>
-      </w:pPr>
-      <w:r>
-        <w:t>Рассмотрены</w:t>
-      </w:r>
-      <w:r>
-        <w:rPr>
-          <w:lang w:val="en-US"/>
-        </w:rPr>
-        <w:t xml:space="preserve"> </w:t>
-      </w:r>
-      <w:r>
-        <w:t>следующие</w:t>
-      </w:r>
-      <w:r>
-        <w:rPr>
-          <w:lang w:val="en-US"/>
-        </w:rPr>
-        <w:t xml:space="preserve"> </w:t>
-      </w:r>
-      <w:r>
-        <w:t>СУБД</w:t>
-      </w:r>
-      <w:r>
-        <w:rPr>
-          <w:lang w:val="en-US"/>
-        </w:rPr>
-        <w:t xml:space="preserve">: SQLite, Microsoft SQL Server </w:t>
-      </w:r>
-      <w:proofErr w:type="spellStart"/>
-      <w:r>
-        <w:rPr>
-          <w:lang w:val="en-US"/>
-        </w:rPr>
-        <w:t>LocalDB</w:t>
-      </w:r>
-      <w:proofErr w:type="spellEnd"/>
-      <w:r>
-        <w:rPr>
-          <w:lang w:val="en-US"/>
-        </w:rPr>
-        <w:t xml:space="preserve">, Microsoft Access, PostgreSQL. </w:t>
-      </w:r>
-      <w:proofErr w:type="spellStart"/>
-      <w:r>
-        <w:t>SQLite</w:t>
-      </w:r>
-      <w:proofErr w:type="spellEnd"/>
-      <w:r>
-        <w:t xml:space="preserve"> полностью соответствует всем требованиям. </w:t>
-      </w:r>
-      <w:proofErr w:type="spellStart"/>
-      <w:r>
-        <w:t>Microsoft</w:t>
-      </w:r>
-      <w:proofErr w:type="spellEnd"/>
-      <w:r>
-        <w:t xml:space="preserve"> SQL </w:t>
-      </w:r>
-      <w:proofErr w:type="spellStart"/>
-      <w:r>
-        <w:t>Server</w:t>
-      </w:r>
-      <w:proofErr w:type="spellEnd"/>
-      <w:r>
-        <w:t xml:space="preserve"> </w:t>
-      </w:r>
-      <w:proofErr w:type="spellStart"/>
-      <w:r>
-        <w:t>LocalDB</w:t>
-      </w:r>
-      <w:proofErr w:type="spellEnd"/>
-      <w:r>
-        <w:t xml:space="preserve"> также соответствует. </w:t>
-      </w:r>
-      <w:proofErr w:type="spellStart"/>
-      <w:r>
-        <w:t>Microsoft</w:t>
-      </w:r>
-      <w:proofErr w:type="spellEnd"/>
-      <w:r>
-        <w:t xml:space="preserve"> </w:t>
-      </w:r>
-      <w:proofErr w:type="spellStart"/>
-      <w:r>
-        <w:t>Access</w:t>
-      </w:r>
-      <w:proofErr w:type="spellEnd"/>
-      <w:r>
-        <w:t xml:space="preserve"> не соответствует. </w:t>
+        <w:t xml:space="preserve"> также соответствует. Microsoft Access не соответствует. </w:t>
       </w:r>
       <w:proofErr w:type="spellStart"/>
       <w:r>
@@ -6374,171 +5721,105 @@
       </w:r>
       <w:proofErr w:type="spellEnd"/>
       <w:r>
-        <w:t xml:space="preserve"> полностью соответствует требованиям. В качестве среды разработки выбрана </w:t>
+        <w:t xml:space="preserve"> полностью соответствует требованиям. В качестве среды разработки выбрана Visual Studio 2022 Community, языка программирования — C# .NET Framework 4.8, СУБД — </w:t>
       </w:r>
       <w:proofErr w:type="spellStart"/>
       <w:r>
-        <w:t>Visual</w:t>
+        <w:t>SQLite</w:t>
       </w:r>
       <w:proofErr w:type="spellEnd"/>
       <w:r>
-        <w:t xml:space="preserve"> </w:t>
+        <w:t xml:space="preserve">, системы контроля версий — </w:t>
       </w:r>
       <w:proofErr w:type="spellStart"/>
       <w:r>
-        <w:t>Studio</w:t>
+        <w:t>Git</w:t>
       </w:r>
       <w:proofErr w:type="spellEnd"/>
       <w:r>
-        <w:t xml:space="preserve"> 2022 </w:t>
+        <w:t>.</w:t>
+      </w:r>
+    </w:p>
+    <w:p>
+      <w:pPr>
+        <w:pStyle w:val="11"/>
+        <w:rPr>
+          <w:lang w:val="ru-RU"/>
+        </w:rPr>
+      </w:pPr>
+      <w:bookmarkStart w:id="15" w:name="_Toc227745985"/>
+      <w:r>
+        <w:rPr>
+          <w:lang w:val="ru-RU"/>
+        </w:rPr>
+        <w:t>3. Разработка технического задания.</w:t>
+      </w:r>
+      <w:bookmarkEnd w:id="15"/>
+    </w:p>
+    <w:p>
+      <w:pPr>
+        <w:pStyle w:val="afa"/>
+      </w:pPr>
+      <w:r>
+        <w:t xml:space="preserve">Техническое задание на разработку программного продукта «АРМ сотрудника отдела кадров». Назначение: автоматизация деятельности сотрудника отдела кадров по учёту личного состава, формированию приказов и подготовке отчётной документации. Платформа реализации: C# Windows </w:t>
       </w:r>
       <w:proofErr w:type="spellStart"/>
       <w:r>
-        <w:t>Community</w:t>
+        <w:t>Forms</w:t>
       </w:r>
       <w:proofErr w:type="spellEnd"/>
       <w:r>
-        <w:t xml:space="preserve">, языка программирования — C# .NET </w:t>
+        <w:t>.</w:t>
+      </w:r>
+    </w:p>
+    <w:p>
+      <w:pPr>
+        <w:pStyle w:val="afa"/>
+      </w:pPr>
+      <w:r>
+        <w:t>Функциональные требования: ввод, редактирование и удаление личных данных сотрудников; учёт кадровых событий (приём, перевод, увольнение); формирование и печать приказов Т-1 и Т-8; поиск сотрудников по фамилии, должности или дате приёма; фильтрация по статусу; экспорт отчётов в Excel и PDF; разграничение прав доступа (администратор и пользователь); автоматический подсчёт стажа; ведение справочника должностей.</w:t>
+      </w:r>
+    </w:p>
+    <w:p>
+      <w:pPr>
+        <w:pStyle w:val="afa"/>
+      </w:pPr>
+      <w:r>
+        <w:t xml:space="preserve">Требования к надёжности: сохранение работоспособности при некорректном вводе, автоматическое резервное копирование, время восстановления после сбоя не более 5 минут, защита от потери данных. Требования к совместимости: база данных </w:t>
       </w:r>
       <w:proofErr w:type="spellStart"/>
       <w:r>
-        <w:t>Framework</w:t>
+        <w:t>SQLite</w:t>
       </w:r>
       <w:proofErr w:type="spellEnd"/>
       <w:r>
-        <w:t xml:space="preserve"> 4.8, СУБД — </w:t>
+        <w:t xml:space="preserve">, импорт из CSV, экспорт в XLSX и PDF. Операционная система Windows 10/11, .NET Framework 4.8. Интерфейс: Windows </w:t>
       </w:r>
       <w:proofErr w:type="spellStart"/>
       <w:r>
-        <w:t>SQLite</w:t>
+        <w:t>Forms</w:t>
       </w:r>
       <w:proofErr w:type="spellEnd"/>
       <w:r>
-        <w:t xml:space="preserve">, системы контроля версий — </w:t>
-      </w:r>
-      <w:proofErr w:type="spellStart"/>
-      <w:r>
-        <w:t>Git</w:t>
-      </w:r>
-      <w:proofErr w:type="spellEnd"/>
-      <w:r>
-        <w:t>.</w:t>
+        <w:t>, главное окно с таблицей, понятные подписи полей, сообщения об ошибках на русском языке, разрешение 1366x768. Документация: техническое задание, руководство пользователя, руководство администратора, текст программы с комментариями.</w:t>
+      </w:r>
+    </w:p>
+    <w:p>
+      <w:pPr>
+        <w:pStyle w:val="afc"/>
+      </w:pPr>
+      <w:r>
+        <w:t>Этапы разработки: анализ и ТЗ — 2 дня, проектирование БД — 1 день, модуль учёта сотрудников — 2 дня, модуль кадровых событий — 2 дня, модуль отчётов и приказов — 2 дня, разграничение прав — 1 день, тестирование — 2 дня, оформление документации — 1 день.</w:t>
       </w:r>
     </w:p>
     <w:p>
       <w:pPr>
         <w:pStyle w:val="11"/>
-      </w:pPr>
-      <w:bookmarkStart w:id="16" w:name="_Toc227745985"/>
-      <w:r>
-        <w:t>3. Разработка технического задания.</w:t>
-      </w:r>
-      <w:bookmarkEnd w:id="16"/>
-    </w:p>
-    <w:p>
-      <w:pPr>
-        <w:pStyle w:val="afa"/>
-      </w:pPr>
-      <w:r>
-        <w:t xml:space="preserve">Техническое задание на разработку программного продукта «АРМ сотрудника отдела кадров». Назначение: автоматизация деятельности сотрудника отдела кадров по учёту личного состава, формированию приказов и подготовке отчётной документации. Платформа реализации: C# </w:t>
-      </w:r>
-      <w:proofErr w:type="spellStart"/>
-      <w:r>
-        <w:t>Windows</w:t>
-      </w:r>
-      <w:proofErr w:type="spellEnd"/>
-      <w:r>
-        <w:t xml:space="preserve"> </w:t>
-      </w:r>
-      <w:proofErr w:type="spellStart"/>
-      <w:r>
-        <w:t>Forms</w:t>
-      </w:r>
-      <w:proofErr w:type="spellEnd"/>
-      <w:r>
-        <w:t>.</w:t>
-      </w:r>
-    </w:p>
-    <w:p>
-      <w:pPr>
-        <w:pStyle w:val="afa"/>
-      </w:pPr>
-      <w:r>
-        <w:t xml:space="preserve">Функциональные требования: ввод, редактирование и удаление личных данных сотрудников; учёт кадровых событий (приём, перевод, увольнение); формирование и печать приказов Т-1 и Т-8; поиск сотрудников по фамилии, должности или дате приёма; фильтрация по статусу; экспорт отчётов в </w:t>
-      </w:r>
-      <w:proofErr w:type="spellStart"/>
-      <w:r>
-        <w:t>Excel</w:t>
-      </w:r>
-      <w:proofErr w:type="spellEnd"/>
-      <w:r>
-        <w:t xml:space="preserve"> и PDF; разграничение прав доступа (администратор и пользователь); автоматический подсчёт стажа; ведение справочника должностей.</w:t>
-      </w:r>
-    </w:p>
-    <w:p>
-      <w:pPr>
-        <w:pStyle w:val="afa"/>
-      </w:pPr>
-      <w:r>
-        <w:t xml:space="preserve">Требования к надёжности: сохранение работоспособности при некорректном вводе, автоматическое резервное копирование, время восстановления после сбоя не более 5 минут, защита от потери данных. Требования к совместимости: база данных </w:t>
-      </w:r>
-      <w:proofErr w:type="spellStart"/>
-      <w:r>
-        <w:t>SQLite</w:t>
-      </w:r>
-      <w:proofErr w:type="spellEnd"/>
-      <w:r>
-        <w:t xml:space="preserve">, импорт из CSV, экспорт в XLSX и PDF. Операционная система </w:t>
-      </w:r>
-      <w:proofErr w:type="spellStart"/>
-      <w:r>
-        <w:t>Windows</w:t>
-      </w:r>
-      <w:proofErr w:type="spellEnd"/>
-      <w:r>
-        <w:t xml:space="preserve"> 10/11, .NET </w:t>
-      </w:r>
-      <w:proofErr w:type="spellStart"/>
-      <w:r>
-        <w:t>Framework</w:t>
-      </w:r>
-      <w:proofErr w:type="spellEnd"/>
-      <w:r>
-        <w:t xml:space="preserve"> 4.8. Интерфейс: </w:t>
-      </w:r>
-      <w:proofErr w:type="spellStart"/>
-      <w:r>
-        <w:t>Windows</w:t>
-      </w:r>
-      <w:proofErr w:type="spellEnd"/>
-      <w:r>
-        <w:t xml:space="preserve"> </w:t>
-      </w:r>
-      <w:proofErr w:type="spellStart"/>
-      <w:r>
-        <w:t>Forms</w:t>
-      </w:r>
-      <w:proofErr w:type="spellEnd"/>
-      <w:r>
-        <w:t>, главное окно с таблицей, понятные подписи полей, сообщения об ошибках на русском языке, разрешение 1366x768. Документация: техническое задание, руководство пользователя, руководство администратора, текст программы с комментариями.</w:t>
-      </w:r>
-    </w:p>
-    <w:p>
-      <w:pPr>
-        <w:pStyle w:val="afc"/>
-      </w:pPr>
-      <w:r>
-        <w:t>Этапы разработки: анализ и ТЗ — 2 дня, проектирование БД — 1 день, модуль учёта сотрудников — 2 дня, модуль кадровых событий — 2 дня, модуль отчётов и приказов — 2 дня, разграничение прав — 1 день, тестирование — 2 дня, оформление документации — 1 день.</w:t>
-      </w:r>
-    </w:p>
-    <w:p>
-      <w:pPr>
-        <w:pStyle w:val="11"/>
         <w:rPr>
           <w:lang w:val="ru-RU"/>
         </w:rPr>
       </w:pPr>
-      <w:bookmarkStart w:id="17" w:name="_Toc227745986"/>
+      <w:bookmarkStart w:id="16" w:name="_Toc227745986"/>
       <w:r>
         <w:rPr>
           <w:lang w:val="ru-RU"/>
@@ -6546,47 +5827,45 @@
         <w:lastRenderedPageBreak/>
         <w:t>4. Выделение входных и выходных данных системы.</w:t>
       </w:r>
+      <w:bookmarkEnd w:id="16"/>
+    </w:p>
+    <w:p>
+      <w:pPr>
+        <w:pStyle w:val="afa"/>
+        <w:rPr>
+          <w:rFonts w:cs="Times New Roman"/>
+        </w:rPr>
+      </w:pPr>
+      <w:r>
+        <w:rPr>
+          <w:rFonts w:cs="Times New Roman"/>
+        </w:rPr>
+        <w:t>Входными данными для проектируемой системы является информация, которую пользователь вводит в программу через формы интерфейса. К входным данным относятся все личные данные сотрудника при его добавлении или редактировании, включая фамилию, имя, отчество, дату рождения, паспортные данные, адрес и телефон. Также входными данными являются сведения о должностях, которые администратор вносит в справочник. Кроме того, входными данными служат параметры поиска и фильтрации, которые пользователь задаёт при работе со списком сотрудников, а также учётные данные логина и пароля при входе в систему. При формировании приказов входными данными является выбор сотрудника и типа кадрового события. Все входные данные должны проходить проверку на корректность.</w:t>
+      </w:r>
+    </w:p>
+    <w:p>
+      <w:pPr>
+        <w:pStyle w:val="afc"/>
+      </w:pPr>
+      <w:r>
+        <w:t>Выходными данными системы является информация, которая выдаётся пользователю в результате работы программы. К выходным данным относится список сотрудников, отображаемый в главном окне программы в виде таблицы. При выполнении поиска выходными данными является отфильтрованный список сотрудников, соответствующий заданным критериям. При формировании приказа выходными данными является текст приказа, отображаемый на экране и выводимый на печать. При экспорте отчётов выходными данными являются файлы в форматах Excel и PDF, содержащие списки сотрудников или кадровых событий. Также выходными данными являются сообщения системы об успешном выполнении операций или об ошибках.</w:t>
+      </w:r>
+    </w:p>
+    <w:p>
+      <w:pPr>
+        <w:pStyle w:val="11"/>
+        <w:rPr>
+          <w:lang w:val="ru-RU"/>
+        </w:rPr>
+      </w:pPr>
+      <w:bookmarkStart w:id="17" w:name="_Toc227745987"/>
+      <w:r>
+        <w:rPr>
+          <w:lang w:val="ru-RU"/>
+        </w:rPr>
+        <w:t>5. Визуальное моделирование предметной области.</w:t>
+      </w:r>
       <w:bookmarkEnd w:id="17"/>
-    </w:p>
-    <w:p>
-      <w:pPr>
-        <w:pStyle w:val="afa"/>
-        <w:rPr>
-          <w:rFonts w:cs="Times New Roman"/>
-        </w:rPr>
-      </w:pPr>
-      <w:r>
-        <w:rPr>
-          <w:rFonts w:cs="Times New Roman"/>
-        </w:rPr>
-        <w:t>Входными данными для проектируемой системы является информация, которую пользователь вводит в программу через формы интерфейса. К входным данным относятся все личные данные сотрудника при его добавлении или редактировании, включая фамилию, имя, отчество, дату рождения, паспортные данные, адрес и телефон. Также входными данными являются сведения о должностях, которые администратор вносит в справочник. Кроме того, входными данными служат параметры поиска и фильтрации, которые пользователь задаёт при работе со списком сотрудников, а также учётные данные логина и пароля при входе в систему. При формировании приказов входными данными является выбор сотрудника и типа кадрового события. Все входные данные должны проходить проверку на корректность.</w:t>
-      </w:r>
-    </w:p>
-    <w:p>
-      <w:pPr>
-        <w:pStyle w:val="afc"/>
-      </w:pPr>
-      <w:r>
-        <w:t xml:space="preserve">Выходными данными системы является информация, которая выдаётся пользователю в результате работы программы. К выходным данным относится список сотрудников, отображаемый в главном окне программы в виде таблицы. При выполнении поиска выходными данными является отфильтрованный список сотрудников, соответствующий заданным критериям. При формировании приказа выходными данными является текст приказа, отображаемый на экране и выводимый на печать. При экспорте отчётов выходными данными являются файлы в форматах </w:t>
-      </w:r>
-      <w:proofErr w:type="spellStart"/>
-      <w:r>
-        <w:t>Excel</w:t>
-      </w:r>
-      <w:proofErr w:type="spellEnd"/>
-      <w:r>
-        <w:t xml:space="preserve"> и PDF, содержащие списки сотрудников или кадровых событий. Также выходными данными являются сообщения системы об успешном выполнении операций или об ошибках.</w:t>
-      </w:r>
-    </w:p>
-    <w:p>
-      <w:pPr>
-        <w:pStyle w:val="11"/>
-      </w:pPr>
-      <w:bookmarkStart w:id="18" w:name="_Toc227745987"/>
-      <w:r>
-        <w:t>5. Визуальное моделирование предметной области.</w:t>
-      </w:r>
-      <w:bookmarkEnd w:id="18"/>
     </w:p>
     <w:p>
       <w:pPr>
@@ -6614,26 +5893,24 @@
         <w:pStyle w:val="afc"/>
       </w:pPr>
       <w:r>
-        <w:t xml:space="preserve">Выполнена декомпозиция предметной области на функциональные модули. Модуль учёта сотрудников отвечает за хранение и обработку личных данных. Модуль справочников обеспечивает ведение справочника должностей. Модуль кадровых событий отвечает за регистрацию приёма, перевода и увольнения. Модуль формирования приказов формирует текст приказа по шаблону. Модуль отчётности обеспечивает выгрузку в </w:t>
-      </w:r>
-      <w:proofErr w:type="spellStart"/>
-      <w:r>
-        <w:t>Excel</w:t>
-      </w:r>
-      <w:proofErr w:type="spellEnd"/>
-      <w:r>
-        <w:t xml:space="preserve"> и PDF. Модуль аутентификации и разграничения доступа отвечает за вход в систему и ограничение функций в зависимости от роли.</w:t>
+        <w:t>Выполнена декомпозиция предметной области на функциональные модули. Модуль учёта сотрудников отвечает за хранение и обработку личных данных. Модуль справочников обеспечивает ведение справочника должностей. Модуль кадровых событий отвечает за регистрацию приёма, перевода и увольнения. Модуль формирования приказов формирует текст приказа по шаблону. Модуль отчётности обеспечивает выгрузку в Excel и PDF. Модуль аутентификации и разграничения доступа отвечает за вход в систему и ограничение функций в зависимости от роли.</w:t>
       </w:r>
     </w:p>
     <w:p>
       <w:pPr>
         <w:pStyle w:val="11"/>
-      </w:pPr>
-      <w:bookmarkStart w:id="19" w:name="_Toc227745988"/>
-      <w:r>
+        <w:rPr>
+          <w:lang w:val="ru-RU"/>
+        </w:rPr>
+      </w:pPr>
+      <w:bookmarkStart w:id="18" w:name="_Toc227745988"/>
+      <w:r>
+        <w:rPr>
+          <w:lang w:val="ru-RU"/>
+        </w:rPr>
         <w:t>6. Методы выявления требований к программному обеспечению.</w:t>
       </w:r>
-      <w:bookmarkEnd w:id="19"/>
+      <w:bookmarkEnd w:id="18"/>
     </w:p>
     <w:p>
       <w:pPr>
@@ -6662,13 +5939,207 @@
           <w:lang w:val="ru-RU"/>
         </w:rPr>
       </w:pPr>
-      <w:bookmarkStart w:id="20" w:name="_Toc227745989"/>
+      <w:bookmarkStart w:id="19" w:name="_Toc227745989"/>
       <w:r>
         <w:rPr>
           <w:lang w:val="ru-RU"/>
         </w:rPr>
         <w:t>7. Разработка модулей проекта и их элементов.</w:t>
       </w:r>
+      <w:bookmarkEnd w:id="19"/>
+    </w:p>
+    <w:p>
+      <w:pPr>
+        <w:pStyle w:val="afa"/>
+      </w:pPr>
+      <w:r>
+        <w:t>В седьмой день практики разработана основа программного продукта «АРМ сотрудника отдела кадров». Выполнены следующие работы.</w:t>
+      </w:r>
+    </w:p>
+    <w:p>
+      <w:pPr>
+        <w:pStyle w:val="afa"/>
+      </w:pPr>
+      <w:r>
+        <w:t xml:space="preserve">Создана структура базы данных с использованием подхода Code First в </w:t>
+      </w:r>
+      <w:proofErr w:type="spellStart"/>
+      <w:r>
+        <w:t>Entity</w:t>
+      </w:r>
+      <w:proofErr w:type="spellEnd"/>
+      <w:r>
+        <w:t xml:space="preserve"> Framework Core. База данных </w:t>
+      </w:r>
+      <w:proofErr w:type="spellStart"/>
+      <w:r>
+        <w:t>SQLite</w:t>
+      </w:r>
+      <w:proofErr w:type="spellEnd"/>
+      <w:r>
+        <w:t xml:space="preserve"> содержит четыре таблицы: </w:t>
+      </w:r>
+      <w:proofErr w:type="spellStart"/>
+      <w:r>
+        <w:t>Employees</w:t>
+      </w:r>
+      <w:proofErr w:type="spellEnd"/>
+      <w:r>
+        <w:t xml:space="preserve"> для хранения личных данных сотрудников, </w:t>
+      </w:r>
+      <w:proofErr w:type="spellStart"/>
+      <w:r>
+        <w:t>Positions</w:t>
+      </w:r>
+      <w:proofErr w:type="spellEnd"/>
+      <w:r>
+        <w:t xml:space="preserve"> для справочника должностей, </w:t>
+      </w:r>
+      <w:proofErr w:type="spellStart"/>
+      <w:r>
+        <w:t>Users</w:t>
+      </w:r>
+      <w:proofErr w:type="spellEnd"/>
+      <w:r>
+        <w:t xml:space="preserve"> для учётных записей пользователей, </w:t>
+      </w:r>
+      <w:proofErr w:type="spellStart"/>
+      <w:r>
+        <w:t>PersonnelEvents</w:t>
+      </w:r>
+      <w:proofErr w:type="spellEnd"/>
+      <w:r>
+        <w:t xml:space="preserve"> для истории кадровых событий.</w:t>
+      </w:r>
+    </w:p>
+    <w:p>
+      <w:pPr>
+        <w:pStyle w:val="afa"/>
+      </w:pPr>
+      <w:r>
+        <w:t xml:space="preserve">Разработаны модели данных: класс </w:t>
+      </w:r>
+      <w:proofErr w:type="spellStart"/>
+      <w:r>
+        <w:t>Employee</w:t>
+      </w:r>
+      <w:proofErr w:type="spellEnd"/>
+      <w:r>
+        <w:t xml:space="preserve"> содержит все необходимые поля для хранения информации о сотруднике, включая фамилию, имя, отчество, дату рождения, паспортные данные, адрес, телефон, дату приёма и увольнения, статус и идентификатор должности. Класс </w:t>
+      </w:r>
+      <w:proofErr w:type="spellStart"/>
+      <w:r>
+        <w:t>Position</w:t>
+      </w:r>
+      <w:proofErr w:type="spellEnd"/>
+      <w:r>
+        <w:t xml:space="preserve"> хранит наименование должности и оклад. Класс User содержит логин, пароль и роль пользователя. Класс </w:t>
+      </w:r>
+      <w:proofErr w:type="spellStart"/>
+      <w:r>
+        <w:t>PersonnelEvent</w:t>
+      </w:r>
+      <w:proofErr w:type="spellEnd"/>
+      <w:r>
+        <w:t xml:space="preserve"> фиксирует тип кадрового события, дату и причину.</w:t>
+      </w:r>
+    </w:p>
+    <w:p>
+      <w:pPr>
+        <w:pStyle w:val="afa"/>
+      </w:pPr>
+      <w:r>
+        <w:t xml:space="preserve">Создан контекст базы данных </w:t>
+      </w:r>
+      <w:proofErr w:type="spellStart"/>
+      <w:r>
+        <w:t>AppDbContext</w:t>
+      </w:r>
+      <w:proofErr w:type="spellEnd"/>
+      <w:r>
+        <w:t xml:space="preserve"> с настройкой связей между таблицами и начальными данными. При первом запуске автоматически создаются пять должностей и две учётные записи: администратор с логином </w:t>
+      </w:r>
+      <w:proofErr w:type="spellStart"/>
+      <w:r>
+        <w:t>Admin</w:t>
+      </w:r>
+      <w:proofErr w:type="spellEnd"/>
+      <w:r>
+        <w:t xml:space="preserve"> и паролем 123, а также обычный пользователь с логином User и паролем 123.</w:t>
+      </w:r>
+    </w:p>
+    <w:p>
+      <w:pPr>
+        <w:pStyle w:val="afa"/>
+      </w:pPr>
+      <w:r>
+        <w:t xml:space="preserve">Разработан класс </w:t>
+      </w:r>
+      <w:proofErr w:type="spellStart"/>
+      <w:r>
+        <w:t>EmployeeService</w:t>
+      </w:r>
+      <w:proofErr w:type="spellEnd"/>
+      <w:r>
+        <w:t>, инкапсулирующий все операции с базой данных: получение списков сотрудников и должностей, добавление, редактирование, удаление, поиск, перевод и увольнение сотрудников, а также аутентификация пользователей.</w:t>
+      </w:r>
+    </w:p>
+    <w:p>
+      <w:pPr>
+        <w:pStyle w:val="afa"/>
+      </w:pPr>
+      <w:r>
+        <w:t xml:space="preserve">Создана форма авторизации </w:t>
+      </w:r>
+      <w:proofErr w:type="spellStart"/>
+      <w:r>
+        <w:t>LoginForm</w:t>
+      </w:r>
+      <w:proofErr w:type="spellEnd"/>
+      <w:r>
+        <w:t xml:space="preserve"> с полями для ввода логина и пароля. При успешной аутентификации пользователю присваивается соответствующая роль, после чего открывается главное окно программы.</w:t>
+      </w:r>
+    </w:p>
+    <w:p>
+      <w:pPr>
+        <w:pStyle w:val="afc"/>
+      </w:pPr>
+      <w:r>
+        <w:rPr>
+          <w:rFonts w:cs="Arial"/>
+        </w:rPr>
+        <w:lastRenderedPageBreak/>
+        <w:t xml:space="preserve">Разработана главная форма </w:t>
+      </w:r>
+      <w:proofErr w:type="spellStart"/>
+      <w:r>
+        <w:rPr>
+          <w:rFonts w:cs="Arial"/>
+        </w:rPr>
+        <w:t>MainForm</w:t>
+      </w:r>
+      <w:proofErr w:type="spellEnd"/>
+      <w:r>
+        <w:rPr>
+          <w:rFonts w:cs="Arial"/>
+        </w:rPr>
+        <w:t>, содержащая таблицу для отображения списка сотрудников, строку поиска, кнопки для выполнения основных операций и строку состояния. В главной форме реализовано разграничение доступа: администратор имеет доступ ко всем функциям, обычный пользователь может только просматривать данные и выполнять поиск.</w:t>
+      </w:r>
+    </w:p>
+    <w:p>
+      <w:pPr>
+        <w:pStyle w:val="11"/>
+        <w:rPr>
+          <w:lang w:val="ru-RU"/>
+        </w:rPr>
+      </w:pPr>
+      <w:bookmarkStart w:id="20" w:name="_Toc227745990"/>
+      <w:r>
+        <w:rPr>
+          <w:lang w:val="ru-RU"/>
+        </w:rPr>
+        <w:t>8. Модификация модулей проекта.</w:t>
+      </w:r>
       <w:bookmarkEnd w:id="20"/>
     </w:p>
     <w:p>
@@ -6676,43 +6147,344 @@
         <w:pStyle w:val="afa"/>
       </w:pPr>
       <w:r>
-        <w:t xml:space="preserve">Создана база данных </w:t>
+        <w:t>В восьмой день практики разработаны все дополнительные формы для работы с данными.</w:t>
+      </w:r>
+    </w:p>
+    <w:p>
+      <w:pPr>
+        <w:pStyle w:val="afa"/>
+      </w:pPr>
+      <w:r>
+        <w:t xml:space="preserve">Создана форма </w:t>
       </w:r>
       <w:proofErr w:type="spellStart"/>
       <w:r>
-        <w:t>SQLite</w:t>
+        <w:t>EmployeeForm</w:t>
       </w:r>
       <w:proofErr w:type="spellEnd"/>
       <w:r>
-        <w:t xml:space="preserve"> (</w:t>
+        <w:t xml:space="preserve"> для добавления и редактирования сотрудников. Форма содержит все необходимые поля для ввода личных данных, паспортной информации, даты приёма и выбора должности. Реализована валидация вводимых данных: проверка заполнения обязательных полей, корректности формата паспортных данных, возраста сотрудника.</w:t>
+      </w:r>
+    </w:p>
+    <w:p>
+      <w:pPr>
+        <w:pStyle w:val="afa"/>
+      </w:pPr>
+      <w:r>
+        <w:t xml:space="preserve">Разработана форма </w:t>
       </w:r>
       <w:proofErr w:type="spellStart"/>
       <w:r>
-        <w:t>HRDatabase.db</w:t>
+        <w:t>HireForm</w:t>
       </w:r>
       <w:proofErr w:type="spellEnd"/>
       <w:r>
-        <w:t>), содержащая три таблицы. Таблица «</w:t>
+        <w:t xml:space="preserve"> для приёма новых сотрудников на работу. Форма аналогична </w:t>
       </w:r>
       <w:proofErr w:type="spellStart"/>
       <w:r>
-        <w:t>Employees</w:t>
+        <w:t>EmployeeForm</w:t>
       </w:r>
       <w:proofErr w:type="spellEnd"/>
       <w:r>
-        <w:t xml:space="preserve">» включает поля: </w:t>
+        <w:t>, но оптимизирована для быстрого оформления приёма.</w:t>
+      </w:r>
+    </w:p>
+    <w:p>
+      <w:pPr>
+        <w:pStyle w:val="afa"/>
+      </w:pPr>
+      <w:r>
+        <w:t xml:space="preserve">Создана форма </w:t>
       </w:r>
       <w:proofErr w:type="spellStart"/>
       <w:r>
-        <w:t>EmployeeID</w:t>
+        <w:t>TransferForm</w:t>
       </w:r>
       <w:proofErr w:type="spellEnd"/>
       <w:r>
+        <w:t xml:space="preserve"> для перевода сотрудников на другую должность. При переводе автоматически создаётся запись в таблице </w:t>
+      </w:r>
+      <w:proofErr w:type="spellStart"/>
+      <w:r>
+        <w:t>PersonnelEvents</w:t>
+      </w:r>
+      <w:proofErr w:type="spellEnd"/>
+      <w:r>
+        <w:t xml:space="preserve"> с указанием даты и причины перевода.</w:t>
+      </w:r>
+    </w:p>
+    <w:p>
+      <w:pPr>
+        <w:pStyle w:val="afa"/>
+      </w:pPr>
+      <w:r>
+        <w:t xml:space="preserve">Разработана форма </w:t>
+      </w:r>
+      <w:proofErr w:type="spellStart"/>
+      <w:r>
+        <w:t>TerminateForm</w:t>
+      </w:r>
+      <w:proofErr w:type="spellEnd"/>
+      <w:r>
+        <w:t xml:space="preserve"> для увольнения сотрудников. При увольнении статус сотрудника изменяется на «Уволен», фиксируется дата увольнения и создаётся соответствующее кадровое событие.</w:t>
+      </w:r>
+    </w:p>
+    <w:p>
+      <w:pPr>
+        <w:pStyle w:val="afc"/>
+      </w:pPr>
+      <w:r>
+        <w:t xml:space="preserve">Создана форма </w:t>
+      </w:r>
+      <w:proofErr w:type="spellStart"/>
+      <w:r>
+        <w:t>ReportsForm</w:t>
+      </w:r>
+      <w:proofErr w:type="spellEnd"/>
+      <w:r>
+        <w:t xml:space="preserve"> для формирования отчётов. Реализована возможность просмотра списка всех сотрудников, списка работающих сотрудников и экспорта отчётов в формат CSV.</w:t>
+      </w:r>
+    </w:p>
+    <w:p>
+      <w:pPr>
+        <w:pStyle w:val="11"/>
+        <w:rPr>
+          <w:lang w:val="ru-RU"/>
+        </w:rPr>
+      </w:pPr>
+      <w:bookmarkStart w:id="21" w:name="_Toc227745991"/>
+      <w:r>
+        <w:rPr>
+          <w:lang w:val="ru-RU"/>
+        </w:rPr>
+        <w:t>9. Отладка модулей программного проекта. Организация обработки исключений.</w:t>
+      </w:r>
+      <w:bookmarkEnd w:id="21"/>
+    </w:p>
+    <w:p>
+      <w:pPr>
+        <w:pStyle w:val="afa"/>
+      </w:pPr>
+      <w:r>
+        <w:lastRenderedPageBreak/>
+        <w:t xml:space="preserve">В девятый день практики проведена полная отладка всех разработанных модулей. Реализована обработка исключений с использованием блоков </w:t>
+      </w:r>
+      <w:proofErr w:type="spellStart"/>
+      <w:r>
+        <w:t>try-catch</w:t>
+      </w:r>
+      <w:proofErr w:type="spellEnd"/>
+      <w:r>
+        <w:t xml:space="preserve"> во всех критических методах.</w:t>
+      </w:r>
+    </w:p>
+    <w:p>
+      <w:pPr>
+        <w:pStyle w:val="afa"/>
+      </w:pPr>
+      <w:r>
+        <w:t xml:space="preserve">Все методы класса </w:t>
+      </w:r>
+      <w:proofErr w:type="spellStart"/>
+      <w:r>
+        <w:t>EmployeeService</w:t>
+      </w:r>
+      <w:proofErr w:type="spellEnd"/>
+      <w:r>
+        <w:t xml:space="preserve"> обёрнуты в обработчики исключений с выводом информативных сообщений через </w:t>
+      </w:r>
+      <w:proofErr w:type="spellStart"/>
+      <w:r>
+        <w:t>MessageBox</w:t>
+      </w:r>
+      <w:proofErr w:type="spellEnd"/>
+      <w:r>
+        <w:t>. Пользователь получает понятные сообщения об ошибках с указанием возможной причины и способов её устранения.</w:t>
+      </w:r>
+    </w:p>
+    <w:p>
+      <w:pPr>
+        <w:pStyle w:val="afa"/>
+      </w:pPr>
+      <w:r>
+        <w:t xml:space="preserve">В </w:t>
+      </w:r>
+      <w:proofErr w:type="spellStart"/>
+      <w:r>
+        <w:t>Program.cs</w:t>
+      </w:r>
+      <w:proofErr w:type="spellEnd"/>
+      <w:r>
+        <w:t xml:space="preserve"> добавлены глобальные обработчики необработанных исключений для перехвата ошибок, которые не были обработаны в коде форм. Это предотвращает аварийное завершение программы и позволяет корректно уведомить пользователя о проблеме.</w:t>
+      </w:r>
+    </w:p>
+    <w:p>
+      <w:pPr>
+        <w:pStyle w:val="afa"/>
+      </w:pPr>
+      <w:r>
+        <w:t>Реализована валидация входных данных во всех формах. Проверяется корректность формата паспортных данных (серия из четырёх цифр, номер из шести цифр), номера телефона, возраста сотрудника. При вводе некорректных данных пользователь получает предупреждение с указанием ошибки.</w:t>
+      </w:r>
+    </w:p>
+    <w:p>
+      <w:pPr>
+        <w:pStyle w:val="afa"/>
+      </w:pPr>
+      <w:r>
+        <w:t>Добавлены диалоги подтверждения для опасных операций: удаления сотрудника, увольнения сотрудника, выхода из программы.</w:t>
+      </w:r>
+    </w:p>
+    <w:p>
+      <w:pPr>
+        <w:pStyle w:val="afc"/>
+      </w:pPr>
+      <w:r>
+        <w:t>Настроена проверка подключения к базе данных при запуске приложения. Если файл базы данных отсутствует или повреждён, программа выводит сообщение об ошибке и корректно завершает работу.</w:t>
+      </w:r>
+    </w:p>
+    <w:p>
+      <w:pPr>
+        <w:pStyle w:val="11"/>
+        <w:rPr>
+          <w:lang w:val="ru-RU"/>
+        </w:rPr>
+      </w:pPr>
+      <w:bookmarkStart w:id="22" w:name="_Toc227745992"/>
+      <w:r>
+        <w:rPr>
+          <w:lang w:val="ru-RU"/>
+        </w:rPr>
+        <w:t>10. Отладка проекта. Инспекция кода модулей проекта.</w:t>
+      </w:r>
+      <w:bookmarkEnd w:id="22"/>
+    </w:p>
+    <w:p>
+      <w:pPr>
+        <w:pStyle w:val="afa"/>
+      </w:pPr>
+      <w:r>
+        <w:t>В десятый день практики проведена финальная отладка всего проекта и инспекция кода на соответствие стандартам кодирования.</w:t>
+      </w:r>
+    </w:p>
+    <w:p>
+      <w:pPr>
+        <w:pStyle w:val="afa"/>
+      </w:pPr>
+      <w:r>
+        <w:t>Проверены все функции программы: аутентификация пользователей, добавление сотрудника, редактирование, удаление, перевод, увольнение, поиск, формирование отчётов. Все функции работают корректно.</w:t>
+      </w:r>
+    </w:p>
+    <w:p>
+      <w:pPr>
+        <w:pStyle w:val="afa"/>
+      </w:pPr>
+      <w:r>
+        <w:t xml:space="preserve">Проведена инспекция кода. Все классы названы с заглавной буквы, поля и методы имеют осмысленные имена на английском языке. Использованы соответствующие модификаторы доступа. Код разбит на отдельные файлы по </w:t>
+      </w:r>
+      <w:r>
+        <w:lastRenderedPageBreak/>
+        <w:t>классам и логическим группам. Добавлены комментарии к основным методам и сложным участкам кода.</w:t>
+      </w:r>
+    </w:p>
+    <w:p>
+      <w:pPr>
+        <w:pStyle w:val="afa"/>
+      </w:pPr>
+      <w:r>
+        <w:t>Исправлены выявленные ошибки: проблема с отображением должности в главной таблице, некорректный формат отображения дат, отсутствие проверки на выбор сотрудника перед редактированием и удалением.</w:t>
+      </w:r>
+    </w:p>
+    <w:p>
+      <w:pPr>
+        <w:pStyle w:val="afc"/>
+      </w:pPr>
+      <w:r>
+        <w:t>Проверена целостность данных. При увольнении сотрудника его статус корректно меняется на «Уволен», проставляется дата увольнения. При переводе создаётся запись в истории кадровых событий.</w:t>
+      </w:r>
+    </w:p>
+    <w:p>
+      <w:pPr>
+        <w:pStyle w:val="11"/>
+        <w:rPr>
+          <w:lang w:val="ru-RU"/>
+        </w:rPr>
+      </w:pPr>
+      <w:bookmarkStart w:id="23" w:name="_Toc227745993"/>
+      <w:r>
+        <w:rPr>
+          <w:lang w:val="ru-RU"/>
+        </w:rPr>
+        <w:t>11. Тестирование программных решений.</w:t>
+      </w:r>
+      <w:bookmarkEnd w:id="23"/>
+    </w:p>
+    <w:p>
+      <w:pPr>
+        <w:pStyle w:val="afa"/>
+      </w:pPr>
+      <w:r>
+        <w:t>В одиннадцатый день практики разработан модуль управления пользователями системы.</w:t>
+      </w:r>
+    </w:p>
+    <w:p>
+      <w:pPr>
+        <w:pStyle w:val="afa"/>
+      </w:pPr>
+      <w:r>
+        <w:t xml:space="preserve">Создана форма </w:t>
+      </w:r>
+      <w:proofErr w:type="spellStart"/>
+      <w:r>
+        <w:t>UserForm</w:t>
+      </w:r>
+      <w:proofErr w:type="spellEnd"/>
+      <w:r>
+        <w:t xml:space="preserve"> для добавления и редактирования учётных записей. Форма содержит поля для ввода логина, пароля, подтверждения пароля и выбора роли. Реализована проверка уникальности логина, надёжности пароля, совпадения пароля с подтверждением.</w:t>
+      </w:r>
+    </w:p>
+    <w:p>
+      <w:pPr>
+        <w:pStyle w:val="afa"/>
+      </w:pPr>
+      <w:r>
+        <w:t xml:space="preserve">Создана форма </w:t>
+      </w:r>
+      <w:proofErr w:type="spellStart"/>
+      <w:r>
+        <w:t>UsersManagementForm</w:t>
+      </w:r>
+      <w:proofErr w:type="spellEnd"/>
+      <w:r>
+        <w:t xml:space="preserve"> для просмотра и управления списком пользователей. Форма отображает таблицу с логинами и ролями всех зарегистрированных пользователей. Администратор может добавлять новых пользователей, редактировать существующих и удалять учётные записи. Система запрещает удаление последнего администратора для предотвращения блокировки доступа к системе.</w:t>
+      </w:r>
+    </w:p>
+    <w:p>
+      <w:pPr>
+        <w:pStyle w:val="afa"/>
+      </w:pPr>
+      <w:r>
+        <w:t xml:space="preserve">В класс </w:t>
+      </w:r>
+      <w:proofErr w:type="spellStart"/>
+      <w:r>
+        <w:t>EmployeeService</w:t>
+      </w:r>
+      <w:proofErr w:type="spellEnd"/>
+      <w:r>
+        <w:t xml:space="preserve"> добавлены методы для работы с пользователями: </w:t>
+      </w:r>
+      <w:proofErr w:type="spellStart"/>
+      <w:r>
+        <w:t>GetAllUsers</w:t>
+      </w:r>
+      <w:proofErr w:type="spellEnd"/>
+      <w:r>
         <w:t xml:space="preserve">, </w:t>
       </w:r>
       <w:proofErr w:type="spellStart"/>
       <w:r>
-        <w:t>LastName</w:t>
+        <w:t>GetUserById</w:t>
       </w:r>
       <w:proofErr w:type="spellEnd"/>
       <w:r>
@@ -6720,7 +6492,7 @@
       </w:r>
       <w:proofErr w:type="spellStart"/>
       <w:r>
-        <w:t>FirstName</w:t>
+        <w:t>LoginExists</w:t>
       </w:r>
       <w:proofErr w:type="spellEnd"/>
       <w:r>
@@ -6728,7 +6500,7 @@
       </w:r>
       <w:proofErr w:type="spellStart"/>
       <w:r>
-        <w:t>MiddleName</w:t>
+        <w:t>AddUser</w:t>
       </w:r>
       <w:proofErr w:type="spellEnd"/>
       <w:r>
@@ -6736,7 +6508,7 @@
       </w:r>
       <w:proofErr w:type="spellStart"/>
       <w:r>
-        <w:t>BirthDate</w:t>
+        <w:t>UpdateUser</w:t>
       </w:r>
       <w:proofErr w:type="spellEnd"/>
       <w:r>
@@ -6744,7 +6516,7 @@
       </w:r>
       <w:proofErr w:type="spellStart"/>
       <w:r>
-        <w:t>PassportSeries</w:t>
+        <w:t>DeleteUser</w:t>
       </w:r>
       <w:proofErr w:type="spellEnd"/>
       <w:r>
@@ -6752,392 +6524,61 @@
       </w:r>
       <w:proofErr w:type="spellStart"/>
       <w:r>
-        <w:t>PassportNumber</w:t>
+        <w:t>ChangePassword</w:t>
       </w:r>
       <w:proofErr w:type="spellEnd"/>
       <w:r>
-        <w:t xml:space="preserve">, </w:t>
+        <w:t>. Все методы содержат полную обработку исключений и валидацию входных данных.</w:t>
+      </w:r>
+    </w:p>
+    <w:p>
+      <w:pPr>
+        <w:pStyle w:val="afc"/>
+      </w:pPr>
+      <w:r>
+        <w:t xml:space="preserve">В главную форму </w:t>
       </w:r>
       <w:proofErr w:type="spellStart"/>
       <w:r>
-        <w:t>PassportIssuedBy</w:t>
+        <w:t>MainForm</w:t>
       </w:r>
       <w:proofErr w:type="spellEnd"/>
       <w:r>
-        <w:t xml:space="preserve">, </w:t>
-      </w:r>
-      <w:proofErr w:type="spellStart"/>
-      <w:r>
-        <w:t>PassportIssueDate</w:t>
-      </w:r>
-      <w:proofErr w:type="spellEnd"/>
-      <w:r>
-        <w:t xml:space="preserve">, </w:t>
-      </w:r>
-      <w:proofErr w:type="spellStart"/>
-      <w:r>
-        <w:t>Address</w:t>
-      </w:r>
-      <w:proofErr w:type="spellEnd"/>
-      <w:r>
-        <w:t xml:space="preserve">, </w:t>
-      </w:r>
-      <w:proofErr w:type="spellStart"/>
-      <w:r>
-        <w:t>Phone</w:t>
-      </w:r>
-      <w:proofErr w:type="spellEnd"/>
-      <w:r>
-        <w:t xml:space="preserve">, </w:t>
-      </w:r>
-      <w:proofErr w:type="spellStart"/>
-      <w:r>
-        <w:t>HireDate</w:t>
-      </w:r>
-      <w:proofErr w:type="spellEnd"/>
-      <w:r>
-        <w:t xml:space="preserve">, </w:t>
-      </w:r>
-      <w:proofErr w:type="spellStart"/>
-      <w:r>
-        <w:t>TerminationDate</w:t>
-      </w:r>
-      <w:proofErr w:type="spellEnd"/>
-      <w:r>
-        <w:t xml:space="preserve">, </w:t>
-      </w:r>
-      <w:proofErr w:type="spellStart"/>
-      <w:r>
-        <w:t>PositionID</w:t>
-      </w:r>
-      <w:proofErr w:type="spellEnd"/>
-      <w:r>
-        <w:t xml:space="preserve">, </w:t>
-      </w:r>
-      <w:proofErr w:type="spellStart"/>
-      <w:r>
-        <w:t>Status</w:t>
-      </w:r>
-      <w:proofErr w:type="spellEnd"/>
-      <w:r>
-        <w:t>. Таблица «</w:t>
-      </w:r>
-      <w:proofErr w:type="spellStart"/>
-      <w:r>
-        <w:t>Positions</w:t>
-      </w:r>
-      <w:proofErr w:type="spellEnd"/>
-      <w:r>
-        <w:t xml:space="preserve">» содержит </w:t>
-      </w:r>
-      <w:proofErr w:type="spellStart"/>
-      <w:r>
-        <w:t>PositionID</w:t>
-      </w:r>
-      <w:proofErr w:type="spellEnd"/>
-      <w:r>
-        <w:t xml:space="preserve">, </w:t>
-      </w:r>
-      <w:proofErr w:type="spellStart"/>
-      <w:r>
-        <w:t>PositionName</w:t>
-      </w:r>
-      <w:proofErr w:type="spellEnd"/>
-      <w:r>
-        <w:t xml:space="preserve">, </w:t>
-      </w:r>
-      <w:proofErr w:type="spellStart"/>
-      <w:r>
-        <w:t>Salary</w:t>
-      </w:r>
-      <w:proofErr w:type="spellEnd"/>
-      <w:r>
-        <w:t>. Таблица «</w:t>
-      </w:r>
-      <w:proofErr w:type="spellStart"/>
-      <w:r>
-        <w:t>Users</w:t>
-      </w:r>
-      <w:proofErr w:type="spellEnd"/>
-      <w:r>
-        <w:t xml:space="preserve">» содержит </w:t>
-      </w:r>
-      <w:proofErr w:type="spellStart"/>
-      <w:r>
-        <w:t>UserID</w:t>
-      </w:r>
-      <w:proofErr w:type="spellEnd"/>
-      <w:r>
-        <w:t xml:space="preserve">, </w:t>
-      </w:r>
-      <w:proofErr w:type="spellStart"/>
-      <w:r>
-        <w:t>Login</w:t>
-      </w:r>
-      <w:proofErr w:type="spellEnd"/>
-      <w:r>
-        <w:t xml:space="preserve">, </w:t>
-      </w:r>
-      <w:proofErr w:type="spellStart"/>
-      <w:r>
-        <w:t>Password</w:t>
-      </w:r>
-      <w:proofErr w:type="spellEnd"/>
-      <w:r>
-        <w:t xml:space="preserve">, </w:t>
-      </w:r>
-      <w:proofErr w:type="spellStart"/>
-      <w:r>
-        <w:t>Role</w:t>
-      </w:r>
-      <w:proofErr w:type="spellEnd"/>
-      <w:r>
+        <w:t xml:space="preserve"> добавлена кнопка «Пользователи», доступная только администратору. При нажатии открывается форма управления пользователями.</w:t>
+      </w:r>
+    </w:p>
+    <w:p>
+      <w:pPr>
+        <w:pStyle w:val="11"/>
+        <w:rPr>
+          <w:lang w:val="ru-RU"/>
+        </w:rPr>
+      </w:pPr>
+      <w:bookmarkStart w:id="24" w:name="_Toc227745994"/>
+      <w:r>
+        <w:rPr>
+          <w:lang w:val="ru-RU"/>
+        </w:rPr>
+        <w:lastRenderedPageBreak/>
+        <w:t>12. Дифференцированный зачет.</w:t>
+      </w:r>
+      <w:bookmarkEnd w:id="24"/>
+    </w:p>
+    <w:p>
+      <w:pPr>
+        <w:pStyle w:val="afa"/>
+        <w:rPr>
+          <w:rFonts w:cs="Times New Roman"/>
+        </w:rPr>
+      </w:pPr>
+      <w:r>
+        <w:t>В двенадцатый день практики оформлена вся необходимая документация. Подготовлено портфолио, включающее техническое задание, описание всех разработанных модулей, руководство пользователя и руководство администратора. Проведён дифференцированный зачёт с демонстрацией работоспособности всех функций программы</w:t>
+      </w:r>
+      <w:r>
+        <w:rPr>
+          <w:rFonts w:cs="Times New Roman"/>
+        </w:rPr>
         <w:t>.</w:t>
-      </w:r>
-    </w:p>
-    <w:p>
-      <w:pPr>
-        <w:pStyle w:val="afa"/>
-      </w:pPr>
-      <w:r>
-        <w:t>Разработан основной модуль — главная форма программы. Главная форма содержит таблицу для отображения списка сотрудников, строку поиска с кнопкой, группу кнопок для добавления, редактирования, удаления, оформления приёма, перевода, увольнения, формирования отчётов, а также строку состояния.</w:t>
-      </w:r>
-    </w:p>
-    <w:p>
-      <w:pPr>
-        <w:pStyle w:val="afa"/>
-      </w:pPr>
-      <w:r>
-        <w:t xml:space="preserve">Разработан модуль аутентификации в виде отдельной формы. Форма содержит поля для ввода логина и пароля, кнопку входа и кнопку выхода. При нажатии кнопки входа программа проверяет, что поля не пустые, подключается к базе данных и выполняет запрос к таблице </w:t>
-      </w:r>
-      <w:proofErr w:type="spellStart"/>
-      <w:r>
-        <w:t>Users</w:t>
-      </w:r>
-      <w:proofErr w:type="spellEnd"/>
-      <w:r>
-        <w:t xml:space="preserve">. При успешном входе программа запоминает роль пользователя, закрывает форму входа и открывает главную форму. В базу данных добавлены учётные записи: </w:t>
-      </w:r>
-      <w:proofErr w:type="spellStart"/>
-      <w:r>
-        <w:t>Admin</w:t>
-      </w:r>
-      <w:proofErr w:type="spellEnd"/>
-      <w:r>
-        <w:t xml:space="preserve"> (пароль 123, роль </w:t>
-      </w:r>
-      <w:proofErr w:type="spellStart"/>
-      <w:r>
-        <w:t>Administrator</w:t>
-      </w:r>
-      <w:proofErr w:type="spellEnd"/>
-      <w:r>
-        <w:t xml:space="preserve">) и </w:t>
-      </w:r>
-      <w:proofErr w:type="spellStart"/>
-      <w:r>
-        <w:t>User</w:t>
-      </w:r>
-      <w:proofErr w:type="spellEnd"/>
-      <w:r>
-        <w:t xml:space="preserve"> (пароль 123, роль </w:t>
-      </w:r>
-      <w:proofErr w:type="spellStart"/>
-      <w:r>
-        <w:t>User</w:t>
-      </w:r>
-      <w:proofErr w:type="spellEnd"/>
-      <w:r>
-        <w:t>).</w:t>
-      </w:r>
-    </w:p>
-    <w:p>
-      <w:pPr>
-        <w:pStyle w:val="afa"/>
-      </w:pPr>
-      <w:r>
-        <w:t>Реализовано разграничение доступа. После входа в систему главная форма определяет роль пользователя. Для администратора активны все кнопки. Для обычного пользователя кнопки добавления, редактирования и удаления становятся недоступными, тогда как поиск и просмотр остаются доступными.</w:t>
-      </w:r>
-    </w:p>
-    <w:p>
-      <w:pPr>
-        <w:pStyle w:val="afc"/>
-      </w:pPr>
-      <w:r>
-        <w:t xml:space="preserve">Написан класс </w:t>
-      </w:r>
-      <w:proofErr w:type="spellStart"/>
-      <w:r>
-        <w:t>DatabaseHelper</w:t>
-      </w:r>
-      <w:proofErr w:type="spellEnd"/>
-      <w:r>
-        <w:t xml:space="preserve"> для работы с базой данных, включающий методы </w:t>
-      </w:r>
-      <w:proofErr w:type="spellStart"/>
-      <w:r>
-        <w:t>CreateDatabase</w:t>
-      </w:r>
-      <w:proofErr w:type="spellEnd"/>
-      <w:r>
-        <w:t xml:space="preserve">, </w:t>
-      </w:r>
-      <w:proofErr w:type="spellStart"/>
-      <w:r>
-        <w:t>GetConnection</w:t>
-      </w:r>
-      <w:proofErr w:type="spellEnd"/>
-      <w:r>
-        <w:t xml:space="preserve">, </w:t>
-      </w:r>
-      <w:proofErr w:type="spellStart"/>
-      <w:r>
-        <w:t>GetEmployees</w:t>
-      </w:r>
-      <w:proofErr w:type="spellEnd"/>
-      <w:r>
-        <w:t xml:space="preserve">, </w:t>
-      </w:r>
-      <w:proofErr w:type="spellStart"/>
-      <w:r>
-        <w:t>ValidateUser</w:t>
-      </w:r>
-      <w:proofErr w:type="spellEnd"/>
-      <w:r>
-        <w:t>.</w:t>
-      </w:r>
-    </w:p>
-    <w:p>
-      <w:pPr>
-        <w:pStyle w:val="11"/>
-      </w:pPr>
-      <w:bookmarkStart w:id="21" w:name="_Toc227745990"/>
-      <w:r>
-        <w:lastRenderedPageBreak/>
-        <w:t>8. Модификация модулей проекта.</w:t>
-      </w:r>
-      <w:bookmarkEnd w:id="21"/>
-    </w:p>
-    <w:p>
-      <w:pPr>
-        <w:pStyle w:val="afc"/>
-      </w:pPr>
-      <w:r>
-        <w:t>Выполнена инспекция разработанных программных модулей на предмет соответствия стандартам кодирования. Проведена модификация кода для улучшения его читаемости и поддержки. Реализованы формы добавления, редактирования и удаления сотрудников. Добавлена возможность оформления приёма, перевода и увольнения с автоматическим обновлением статуса сотрудника. Реализована функция автоматического подсчёта стажа работы.</w:t>
-      </w:r>
-    </w:p>
-    <w:p>
-      <w:pPr>
-        <w:pStyle w:val="11"/>
-      </w:pPr>
-      <w:bookmarkStart w:id="22" w:name="_Toc227745991"/>
-      <w:r>
-        <w:t>9. Отладка модулей программного проекта. Организация обработки исключений.</w:t>
-      </w:r>
-      <w:bookmarkEnd w:id="22"/>
-    </w:p>
-    <w:p>
-      <w:pPr>
-        <w:pStyle w:val="afc"/>
-      </w:pPr>
-      <w:r>
-        <w:t xml:space="preserve">Выполнена отладка разработанных модулей с использованием встроенного отладчика </w:t>
-      </w:r>
-      <w:proofErr w:type="spellStart"/>
-      <w:r>
-        <w:t>Visual</w:t>
-      </w:r>
-      <w:proofErr w:type="spellEnd"/>
-      <w:r>
-        <w:t xml:space="preserve"> </w:t>
-      </w:r>
-      <w:proofErr w:type="spellStart"/>
-      <w:r>
-        <w:t>Studio</w:t>
-      </w:r>
-      <w:proofErr w:type="spellEnd"/>
-      <w:r>
-        <w:t>. Выявлены и исправлены ошибки, связанные с некорректным вводом данных пользователем. Реализована обработка исключений с выводом понятных пользователю сообщений на русском языке. Добавлены проверки на пустые поля, некорректные форматы дат и дублирование данных.</w:t>
-      </w:r>
-    </w:p>
-    <w:p>
-      <w:pPr>
-        <w:pStyle w:val="11"/>
-      </w:pPr>
-      <w:bookmarkStart w:id="23" w:name="_Toc227745992"/>
-      <w:r>
-        <w:t>10. Отладка проекта. Инспекция кода модулей проекта.</w:t>
-      </w:r>
-      <w:bookmarkEnd w:id="23"/>
-    </w:p>
-    <w:p>
-      <w:pPr>
-        <w:pStyle w:val="afc"/>
-      </w:pPr>
-      <w:r>
-        <w:t>Проведена повторная инспекция кода всех модулей. Выполнен рефакторинг: дублирующийся код вынесен в отдельные методы, улучшена структура классов, добавлены комментарии к сложным участкам кода. Проверена корректность работы всех функций при различных сценариях использования.</w:t>
-      </w:r>
-    </w:p>
-    <w:p>
-      <w:pPr>
-        <w:pStyle w:val="11"/>
-      </w:pPr>
-      <w:bookmarkStart w:id="24" w:name="_Toc227745993"/>
-      <w:r>
-        <w:t>11. Тестирование программных решений.</w:t>
-      </w:r>
-      <w:bookmarkEnd w:id="24"/>
-    </w:p>
-    <w:p>
-      <w:pPr>
-        <w:pStyle w:val="afc"/>
-      </w:pPr>
-      <w:r>
-        <w:t xml:space="preserve">Разработаны тест-кейсы для проверки функциональности программы. Выполнено модульное тестирование каждого модуля по отдельности и интеграционное тестирование взаимодействия всех модулей. Проверены </w:t>
-      </w:r>
-      <w:r>
-        <w:lastRenderedPageBreak/>
-        <w:t>сценарии добавления, редактирования, удаления, поиска, фильтрации, оформления кадровых событий, формирования приказов и экспорта отчётов. Все тесты пройдены успешно.</w:t>
-      </w:r>
-    </w:p>
-    <w:p>
-      <w:pPr>
-        <w:pStyle w:val="11"/>
-      </w:pPr>
-      <w:bookmarkStart w:id="25" w:name="_Toc227745994"/>
-      <w:r>
-        <w:t xml:space="preserve">12. </w:t>
-      </w:r>
-      <w:proofErr w:type="spellStart"/>
-      <w:r>
-        <w:t>Дифференцированный</w:t>
-      </w:r>
-      <w:proofErr w:type="spellEnd"/>
-      <w:r>
-        <w:t xml:space="preserve"> </w:t>
-      </w:r>
-      <w:proofErr w:type="spellStart"/>
-      <w:r>
-        <w:t>зачет</w:t>
-      </w:r>
-      <w:proofErr w:type="spellEnd"/>
-      <w:r>
-        <w:t>.</w:t>
-      </w:r>
-      <w:bookmarkEnd w:id="25"/>
-    </w:p>
-    <w:p>
-      <w:pPr>
-        <w:pStyle w:val="afa"/>
-        <w:rPr>
-          <w:rFonts w:cs="Times New Roman"/>
-        </w:rPr>
-      </w:pPr>
-      <w:r>
-        <w:rPr>
-          <w:rFonts w:cs="Times New Roman"/>
-        </w:rPr>
-        <w:t>Оформлено портфолио в соответствии с установленной формой. Подготовлены все необходимые отчёты по каждому дню практики. Сформирована итоговая документация, включая техническое задание, руководство пользователя и описание программы. Защита практики пройдена успешно.</w:t>
       </w:r>
     </w:p>
     <w:p>
@@ -7180,16 +6621,16 @@
           <w:rFonts w:cs="Times New Roman"/>
         </w:rPr>
       </w:pPr>
-      <w:bookmarkStart w:id="26" w:name="_Toc15573"/>
-      <w:bookmarkStart w:id="27" w:name="_Toc227745995"/>
+      <w:bookmarkStart w:id="25" w:name="_Toc15573"/>
+      <w:bookmarkStart w:id="26" w:name="_Toc227745995"/>
       <w:r>
         <w:rPr>
           <w:rFonts w:cs="Times New Roman"/>
         </w:rPr>
         <w:t>ХАРАКТЕРИСТИКА</w:t>
       </w:r>
+      <w:bookmarkEnd w:id="25"/>
       <w:bookmarkEnd w:id="26"/>
-      <w:bookmarkEnd w:id="27"/>
     </w:p>
     <w:p>
       <w:pPr>
@@ -7259,10 +6700,7 @@
         <w:pStyle w:val="afa"/>
       </w:pPr>
       <w:r>
-        <w:t xml:space="preserve">Группа </w:t>
-      </w:r>
-      <w:r>
-        <w:t>РПО 23-3</w:t>
+        <w:t>Группа РПО 23-3</w:t>
       </w:r>
     </w:p>
     <w:p>
@@ -7270,13 +6708,7 @@
         <w:pStyle w:val="afa"/>
       </w:pPr>
       <w:r>
-        <w:t>Даты прохождения практики:</w:t>
-      </w:r>
-      <w:r>
-        <w:t xml:space="preserve"> </w:t>
-      </w:r>
-      <w:r>
-        <w:t>30.03.26 – 11.04.26</w:t>
+        <w:t>Даты прохождения практики: 30.03.26 – 11.04.26</w:t>
       </w:r>
     </w:p>
     <w:p>
@@ -7313,15 +6745,7 @@
         <w:pStyle w:val="afa"/>
       </w:pPr>
       <w:r>
-        <w:t xml:space="preserve">В профессиональной деятельности проявил себя как компетентный и перспективный разработчик. Продемонстрировал отличное владение современным технологическим стеком, включая C#, </w:t>
-      </w:r>
-      <w:proofErr w:type="spellStart"/>
-      <w:r>
-        <w:t>Windows</w:t>
-      </w:r>
-      <w:proofErr w:type="spellEnd"/>
-      <w:r>
-        <w:t xml:space="preserve"> </w:t>
+        <w:t xml:space="preserve">В профессиональной деятельности проявил себя как компетентный и перспективный разработчик. Продемонстрировал отличное владение современным технологическим стеком, включая C#, Windows </w:t>
       </w:r>
       <w:proofErr w:type="spellStart"/>
       <w:r>
@@ -7483,23 +6907,7 @@
           <w:b/>
           <w:sz w:val="22"/>
         </w:rPr>
-        <w:t xml:space="preserve">  </w:t>
-      </w:r>
-      <w:r>
-        <w:rPr>
-          <w:rFonts w:cs="Times New Roman"/>
-          <w:b/>
-          <w:sz w:val="22"/>
-        </w:rPr>
-        <w:t xml:space="preserve"> </w:t>
-      </w:r>
-      <w:r>
-        <w:rPr>
-          <w:rFonts w:cs="Times New Roman"/>
-          <w:b/>
-          <w:sz w:val="22"/>
-        </w:rPr>
-        <w:t>__________________</w:t>
+        <w:t xml:space="preserve">   __________________</w:t>
       </w:r>
     </w:p>
     <w:p>
@@ -7547,8 +6955,8 @@
           <w:rFonts w:cs="Times New Roman"/>
         </w:rPr>
       </w:pPr>
-      <w:bookmarkStart w:id="28" w:name="_Toc17810"/>
-      <w:bookmarkStart w:id="29" w:name="_Toc227745996"/>
+      <w:bookmarkStart w:id="27" w:name="_Toc17810"/>
+      <w:bookmarkStart w:id="28" w:name="_Toc227745996"/>
       <w:r>
         <w:rPr>
           <w:rFonts w:cs="Times New Roman"/>
@@ -7556,8 +6964,8 @@
         <w:lastRenderedPageBreak/>
         <w:t>ОТЗЫВ РУКОВОДИТЕЛЯ ПРАКТИКИ</w:t>
       </w:r>
+      <w:bookmarkEnd w:id="27"/>
       <w:bookmarkEnd w:id="28"/>
-      <w:bookmarkEnd w:id="29"/>
     </w:p>
     <w:p>
       <w:pPr>
@@ -7716,15 +7124,7 @@
       </w:r>
       <w:proofErr w:type="spellEnd"/>
       <w:r>
-        <w:t xml:space="preserve">, разработана многоуровневая архитектура приложения на платформе C# </w:t>
-      </w:r>
-      <w:proofErr w:type="spellStart"/>
-      <w:r>
-        <w:t>Windows</w:t>
-      </w:r>
-      <w:proofErr w:type="spellEnd"/>
-      <w:r>
-        <w:t xml:space="preserve"> </w:t>
+        <w:t xml:space="preserve">, разработана многоуровневая архитектура приложения на платформе C# Windows </w:t>
       </w:r>
       <w:proofErr w:type="spellStart"/>
       <w:r>
@@ -7862,7 +7262,7 @@
 </file>
 
 <file path=word/endnotes.xml><?xml version="1.0" encoding="utf-8"?>
-<w:endnotes xmlns:wpc="http://schemas.microsoft.com/office/word/2010/wordprocessingCanvas" xmlns:cx="http://schemas.microsoft.com/office/drawing/2014/chartex" xmlns:cx1="http://schemas.microsoft.com/office/drawing/2015/9/8/chartex" xmlns:cx2="http://schemas.microsoft.com/office/drawing/2015/10/21/chartex" xmlns:cx3="http://schemas.microsoft.com/office/drawing/2016/5/9/chartex" xmlns:cx4="http://schemas.microsoft.com/office/drawing/2016/5/10/chartex" xmlns:cx5="http://schemas.microsoft.com/office/drawing/2016/5/11/chartex" xmlns:cx6="http://schemas.microsoft.com/office/drawing/2016/5/12/chartex" xmlns:cx7="http://schemas.microsoft.com/office/drawing/2016/5/13/chartex" xmlns:cx8="http://schemas.microsoft.com/office/drawing/2016/5/14/chartex" xmlns:mc="http://schemas.openxmlformats.org/markup-compatibility/2006" xmlns:aink="http://schemas.microsoft.com/office/drawing/2016/ink" xmlns:am3d="http://schemas.microsoft.com/office/drawing/2017/model3d" xmlns:o="urn:schemas-microsoft-com:office:office" xmlns:r="http://schemas.openxmlformats.org/officeDocument/2006/relationships" xmlns:m="http://schemas.openxmlformats.org/officeDocument/2006/math" xmlns:v="urn:schemas-microsoft-com:vml" xmlns:wp14="http://schemas.microsoft.com/office/word/2010/wordprocessingDrawing" xmlns:wp="http://schemas.openxmlformats.org/drawingml/2006/wordprocessingDrawing" xmlns:w10="urn:schemas-microsoft-com:office:word" xmlns:w="http://schemas.openxmlformats.org/wordprocessingml/2006/main" xmlns:w14="http://schemas.microsoft.com/office/word/2010/wordml" xmlns:w15="http://schemas.microsoft.com/office/word/2012/wordml" xmlns:w16cid="http://schemas.microsoft.com/office/word/2016/wordml/cid" xmlns:w16se="http://schemas.microsoft.com/office/word/2015/wordml/symex" xmlns:wpg="http://schemas.microsoft.com/office/word/2010/wordprocessingGroup" xmlns:wpi="http://schemas.microsoft.com/office/word/2010/wordprocessingInk" xmlns:wne="http://schemas.microsoft.com/office/word/2006/wordml" xmlns:wps="http://schemas.microsoft.com/office/word/2010/wordprocessingShape" mc:Ignorable="w14 w15 w16se w16cid wp14">
+<w:endnotes xmlns:wpc="http://schemas.microsoft.com/office/word/2010/wordprocessingCanvas" xmlns:cx="http://schemas.microsoft.com/office/drawing/2014/chartex" xmlns:cx1="http://schemas.microsoft.com/office/drawing/2015/9/8/chartex" xmlns:cx2="http://schemas.microsoft.com/office/drawing/2015/10/21/chartex" xmlns:cx3="http://schemas.microsoft.com/office/drawing/2016/5/9/chartex" xmlns:cx4="http://schemas.microsoft.com/office/drawing/2016/5/10/chartex" xmlns:cx5="http://schemas.microsoft.com/office/drawing/2016/5/11/chartex" xmlns:cx6="http://schemas.microsoft.com/office/drawing/2016/5/12/chartex" xmlns:cx7="http://schemas.microsoft.com/office/drawing/2016/5/13/chartex" xmlns:cx8="http://schemas.microsoft.com/office/drawing/2016/5/14/chartex" xmlns:mc="http://schemas.openxmlformats.org/markup-compatibility/2006" xmlns:aink="http://schemas.microsoft.com/office/drawing/2016/ink" xmlns:am3d="http://schemas.microsoft.com/office/drawing/2017/model3d" xmlns:o="urn:schemas-microsoft-com:office:office" xmlns:r="http://schemas.openxmlformats.org/officeDocument/2006/relationships" xmlns:m="http://schemas.openxmlformats.org/officeDocument/2006/math" xmlns:v="urn:schemas-microsoft-com:vml" xmlns:wp14="http://schemas.microsoft.com/office/word/2010/wordprocessingDrawing" xmlns:wp="http://schemas.openxmlformats.org/drawingml/2006/wordprocessingDrawing" xmlns:w10="urn:schemas-microsoft-com:office:word" xmlns:w="http://schemas.openxmlformats.org/wordprocessingml/2006/main" xmlns:w14="http://schemas.microsoft.com/office/word/2010/wordml" xmlns:w15="http://schemas.microsoft.com/office/word/2012/wordml" xmlns:w16cex="http://schemas.microsoft.com/office/word/2018/wordml/cex" xmlns:w16cid="http://schemas.microsoft.com/office/word/2016/wordml/cid" xmlns:w16="http://schemas.microsoft.com/office/word/2018/wordml" xmlns:w16sdtdh="http://schemas.microsoft.com/office/word/2020/wordml/sdtdatahash" xmlns:w16se="http://schemas.microsoft.com/office/word/2015/wordml/symex" xmlns:wpg="http://schemas.microsoft.com/office/word/2010/wordprocessingGroup" xmlns:wpi="http://schemas.microsoft.com/office/word/2010/wordprocessingInk" xmlns:wne="http://schemas.microsoft.com/office/word/2006/wordml" xmlns:wps="http://schemas.microsoft.com/office/word/2010/wordprocessingShape" mc:Ignorable="w14 w15 w16se w16cid w16 w16cex w16sdtdh wp14">
   <w:endnote w:type="separator" w:id="-1">
     <w:p>
       <w:pPr>
@@ -7887,7 +7287,7 @@
 </file>
 
 <file path=word/footer1.xml><?xml version="1.0" encoding="utf-8"?>
-<w:ftr xmlns:wpc="http://schemas.microsoft.com/office/word/2010/wordprocessingCanvas" xmlns:cx="http://schemas.microsoft.com/office/drawing/2014/chartex" xmlns:cx1="http://schemas.microsoft.com/office/drawing/2015/9/8/chartex" xmlns:cx2="http://schemas.microsoft.com/office/drawing/2015/10/21/chartex" xmlns:cx3="http://schemas.microsoft.com/office/drawing/2016/5/9/chartex" xmlns:cx4="http://schemas.microsoft.com/office/drawing/2016/5/10/chartex" xmlns:cx5="http://schemas.microsoft.com/office/drawing/2016/5/11/chartex" xmlns:cx6="http://schemas.microsoft.com/office/drawing/2016/5/12/chartex" xmlns:cx7="http://schemas.microsoft.com/office/drawing/2016/5/13/chartex" xmlns:cx8="http://schemas.microsoft.com/office/drawing/2016/5/14/chartex" xmlns:mc="http://schemas.openxmlformats.org/markup-compatibility/2006" xmlns:aink="http://schemas.microsoft.com/office/drawing/2016/ink" xmlns:am3d="http://schemas.microsoft.com/office/drawing/2017/model3d" xmlns:o="urn:schemas-microsoft-com:office:office" xmlns:r="http://schemas.openxmlformats.org/officeDocument/2006/relationships" xmlns:m="http://schemas.openxmlformats.org/officeDocument/2006/math" xmlns:v="urn:schemas-microsoft-com:vml" xmlns:wp14="http://schemas.microsoft.com/office/word/2010/wordprocessingDrawing" xmlns:wp="http://schemas.openxmlformats.org/drawingml/2006/wordprocessingDrawing" xmlns:w10="urn:schemas-microsoft-com:office:word" xmlns:w="http://schemas.openxmlformats.org/wordprocessingml/2006/main" xmlns:w14="http://schemas.microsoft.com/office/word/2010/wordml" xmlns:w15="http://schemas.microsoft.com/office/word/2012/wordml" xmlns:w16cid="http://schemas.microsoft.com/office/word/2016/wordml/cid" xmlns:w16se="http://schemas.microsoft.com/office/word/2015/wordml/symex" xmlns:wpg="http://schemas.microsoft.com/office/word/2010/wordprocessingGroup" xmlns:wpi="http://schemas.microsoft.com/office/word/2010/wordprocessingInk" xmlns:wne="http://schemas.microsoft.com/office/word/2006/wordml" xmlns:wps="http://schemas.microsoft.com/office/word/2010/wordprocessingShape" mc:Ignorable="w14 w15 w16se w16cid wp14">
+<w:ftr xmlns:wpc="http://schemas.microsoft.com/office/word/2010/wordprocessingCanvas" xmlns:cx="http://schemas.microsoft.com/office/drawing/2014/chartex" xmlns:cx1="http://schemas.microsoft.com/office/drawing/2015/9/8/chartex" xmlns:cx2="http://schemas.microsoft.com/office/drawing/2015/10/21/chartex" xmlns:cx3="http://schemas.microsoft.com/office/drawing/2016/5/9/chartex" xmlns:cx4="http://schemas.microsoft.com/office/drawing/2016/5/10/chartex" xmlns:cx5="http://schemas.microsoft.com/office/drawing/2016/5/11/chartex" xmlns:cx6="http://schemas.microsoft.com/office/drawing/2016/5/12/chartex" xmlns:cx7="http://schemas.microsoft.com/office/drawing/2016/5/13/chartex" xmlns:cx8="http://schemas.microsoft.com/office/drawing/2016/5/14/chartex" xmlns:mc="http://schemas.openxmlformats.org/markup-compatibility/2006" xmlns:aink="http://schemas.microsoft.com/office/drawing/2016/ink" xmlns:am3d="http://schemas.microsoft.com/office/drawing/2017/model3d" xmlns:o="urn:schemas-microsoft-com:office:office" xmlns:r="http://schemas.openxmlformats.org/officeDocument/2006/relationships" xmlns:m="http://schemas.openxmlformats.org/officeDocument/2006/math" xmlns:v="urn:schemas-microsoft-com:vml" xmlns:wp14="http://schemas.microsoft.com/office/word/2010/wordprocessingDrawing" xmlns:wp="http://schemas.openxmlformats.org/drawingml/2006/wordprocessingDrawing" xmlns:w10="urn:schemas-microsoft-com:office:word" xmlns:w="http://schemas.openxmlformats.org/wordprocessingml/2006/main" xmlns:w14="http://schemas.microsoft.com/office/word/2010/wordml" xmlns:w15="http://schemas.microsoft.com/office/word/2012/wordml" xmlns:w16cex="http://schemas.microsoft.com/office/word/2018/wordml/cex" xmlns:w16cid="http://schemas.microsoft.com/office/word/2016/wordml/cid" xmlns:w16="http://schemas.microsoft.com/office/word/2018/wordml" xmlns:w16sdtdh="http://schemas.microsoft.com/office/word/2020/wordml/sdtdatahash" xmlns:w16se="http://schemas.microsoft.com/office/word/2015/wordml/symex" xmlns:wpg="http://schemas.microsoft.com/office/word/2010/wordprocessingGroup" xmlns:wpi="http://schemas.microsoft.com/office/word/2010/wordprocessingInk" xmlns:wne="http://schemas.microsoft.com/office/word/2006/wordml" xmlns:wps="http://schemas.microsoft.com/office/word/2010/wordprocessingShape" mc:Ignorable="w14 w15 w16se w16cid w16 w16cex w16sdtdh wp14">
   <w:sdt>
     <w:sdtPr>
       <w:rPr>
@@ -7954,7 +7354,7 @@
 </file>
 
 <file path=word/footnotes.xml><?xml version="1.0" encoding="utf-8"?>
-<w:footnotes xmlns:wpc="http://schemas.microsoft.com/office/word/2010/wordprocessingCanvas" xmlns:cx="http://schemas.microsoft.com/office/drawing/2014/chartex" xmlns:cx1="http://schemas.microsoft.com/office/drawing/2015/9/8/chartex" xmlns:cx2="http://schemas.microsoft.com/office/drawing/2015/10/21/chartex" xmlns:cx3="http://schemas.microsoft.com/office/drawing/2016/5/9/chartex" xmlns:cx4="http://schemas.microsoft.com/office/drawing/2016/5/10/chartex" xmlns:cx5="http://schemas.microsoft.com/office/drawing/2016/5/11/chartex" xmlns:cx6="http://schemas.microsoft.com/office/drawing/2016/5/12/chartex" xmlns:cx7="http://schemas.microsoft.com/office/drawing/2016/5/13/chartex" xmlns:cx8="http://schemas.microsoft.com/office/drawing/2016/5/14/chartex" xmlns:mc="http://schemas.openxmlformats.org/markup-compatibility/2006" xmlns:aink="http://schemas.microsoft.com/office/drawing/2016/ink" xmlns:am3d="http://schemas.microsoft.com/office/drawing/2017/model3d" xmlns:o="urn:schemas-microsoft-com:office:office" xmlns:r="http://schemas.openxmlformats.org/officeDocument/2006/relationships" xmlns:m="http://schemas.openxmlformats.org/officeDocument/2006/math" xmlns:v="urn:schemas-microsoft-com:vml" xmlns:wp14="http://schemas.microsoft.com/office/word/2010/wordprocessingDrawing" xmlns:wp="http://schemas.openxmlformats.org/drawingml/2006/wordprocessingDrawing" xmlns:w10="urn:schemas-microsoft-com:office:word" xmlns:w="http://schemas.openxmlformats.org/wordprocessingml/2006/main" xmlns:w14="http://schemas.microsoft.com/office/word/2010/wordml" xmlns:w15="http://schemas.microsoft.com/office/word/2012/wordml" xmlns:w16cid="http://schemas.microsoft.com/office/word/2016/wordml/cid" xmlns:w16se="http://schemas.microsoft.com/office/word/2015/wordml/symex" xmlns:wpg="http://schemas.microsoft.com/office/word/2010/wordprocessingGroup" xmlns:wpi="http://schemas.microsoft.com/office/word/2010/wordprocessingInk" xmlns:wne="http://schemas.microsoft.com/office/word/2006/wordml" xmlns:wps="http://schemas.microsoft.com/office/word/2010/wordprocessingShape" mc:Ignorable="w14 w15 w16se w16cid wp14">
+<w:footnotes xmlns:wpc="http://schemas.microsoft.com/office/word/2010/wordprocessingCanvas" xmlns:cx="http://schemas.microsoft.com/office/drawing/2014/chartex" xmlns:cx1="http://schemas.microsoft.com/office/drawing/2015/9/8/chartex" xmlns:cx2="http://schemas.microsoft.com/office/drawing/2015/10/21/chartex" xmlns:cx3="http://schemas.microsoft.com/office/drawing/2016/5/9/chartex" xmlns:cx4="http://schemas.microsoft.com/office/drawing/2016/5/10/chartex" xmlns:cx5="http://schemas.microsoft.com/office/drawing/2016/5/11/chartex" xmlns:cx6="http://schemas.microsoft.com/office/drawing/2016/5/12/chartex" xmlns:cx7="http://schemas.microsoft.com/office/drawing/2016/5/13/chartex" xmlns:cx8="http://schemas.microsoft.com/office/drawing/2016/5/14/chartex" xmlns:mc="http://schemas.openxmlformats.org/markup-compatibility/2006" xmlns:aink="http://schemas.microsoft.com/office/drawing/2016/ink" xmlns:am3d="http://schemas.microsoft.com/office/drawing/2017/model3d" xmlns:o="urn:schemas-microsoft-com:office:office" xmlns:r="http://schemas.openxmlformats.org/officeDocument/2006/relationships" xmlns:m="http://schemas.openxmlformats.org/officeDocument/2006/math" xmlns:v="urn:schemas-microsoft-com:vml" xmlns:wp14="http://schemas.microsoft.com/office/word/2010/wordprocessingDrawing" xmlns:wp="http://schemas.openxmlformats.org/drawingml/2006/wordprocessingDrawing" xmlns:w10="urn:schemas-microsoft-com:office:word" xmlns:w="http://schemas.openxmlformats.org/wordprocessingml/2006/main" xmlns:w14="http://schemas.microsoft.com/office/word/2010/wordml" xmlns:w15="http://schemas.microsoft.com/office/word/2012/wordml" xmlns:w16cex="http://schemas.microsoft.com/office/word/2018/wordml/cex" xmlns:w16cid="http://schemas.microsoft.com/office/word/2016/wordml/cid" xmlns:w16="http://schemas.microsoft.com/office/word/2018/wordml" xmlns:w16sdtdh="http://schemas.microsoft.com/office/word/2020/wordml/sdtdatahash" xmlns:w16se="http://schemas.microsoft.com/office/word/2015/wordml/symex" xmlns:wpg="http://schemas.microsoft.com/office/word/2010/wordprocessingGroup" xmlns:wpi="http://schemas.microsoft.com/office/word/2010/wordprocessingInk" xmlns:wne="http://schemas.microsoft.com/office/word/2006/wordml" xmlns:wps="http://schemas.microsoft.com/office/word/2010/wordprocessingShape" mc:Ignorable="w14 w15 w16se w16cid w16 w16cex w16sdtdh wp14">
   <w:footnote w:type="separator" w:id="-1">
     <w:p>
       <w:pPr>
@@ -7979,7 +7379,7 @@
 </file>
 
 <file path=word/numbering.xml><?xml version="1.0" encoding="utf-8"?>
-<w:numbering xmlns:wpc="http://schemas.microsoft.com/office/word/2010/wordprocessingCanvas" xmlns:cx="http://schemas.microsoft.com/office/drawing/2014/chartex" xmlns:cx1="http://schemas.microsoft.com/office/drawing/2015/9/8/chartex" xmlns:cx2="http://schemas.microsoft.com/office/drawing/2015/10/21/chartex" xmlns:cx3="http://schemas.microsoft.com/office/drawing/2016/5/9/chartex" xmlns:cx4="http://schemas.microsoft.com/office/drawing/2016/5/10/chartex" xmlns:cx5="http://schemas.microsoft.com/office/drawing/2016/5/11/chartex" xmlns:cx6="http://schemas.microsoft.com/office/drawing/2016/5/12/chartex" xmlns:cx7="http://schemas.microsoft.com/office/drawing/2016/5/13/chartex" xmlns:cx8="http://schemas.microsoft.com/office/drawing/2016/5/14/chartex" xmlns:mc="http://schemas.openxmlformats.org/markup-compatibility/2006" xmlns:aink="http://schemas.microsoft.com/office/drawing/2016/ink" xmlns:am3d="http://schemas.microsoft.com/office/drawing/2017/model3d" xmlns:o="urn:schemas-microsoft-com:office:office" xmlns:r="http://schemas.openxmlformats.org/officeDocument/2006/relationships" xmlns:m="http://schemas.openxmlformats.org/officeDocument/2006/math" xmlns:v="urn:schemas-microsoft-com:vml" xmlns:wp14="http://schemas.microsoft.com/office/word/2010/wordprocessingDrawing" xmlns:wp="http://schemas.openxmlformats.org/drawingml/2006/wordprocessingDrawing" xmlns:w10="urn:schemas-microsoft-com:office:word" xmlns:w="http://schemas.openxmlformats.org/wordprocessingml/2006/main" xmlns:w14="http://schemas.microsoft.com/office/word/2010/wordml" xmlns:w15="http://schemas.microsoft.com/office/word/2012/wordml" xmlns:w16cid="http://schemas.microsoft.com/office/word/2016/wordml/cid" xmlns:w16se="http://schemas.microsoft.com/office/word/2015/wordml/symex" xmlns:wpg="http://schemas.microsoft.com/office/word/2010/wordprocessingGroup" xmlns:wpi="http://schemas.microsoft.com/office/word/2010/wordprocessingInk" xmlns:wne="http://schemas.microsoft.com/office/word/2006/wordml" xmlns:wps="http://schemas.microsoft.com/office/word/2010/wordprocessingShape" mc:Ignorable="w14 w15 w16se w16cid wp14">
+<w:numbering xmlns:wpc="http://schemas.microsoft.com/office/word/2010/wordprocessingCanvas" xmlns:cx="http://schemas.microsoft.com/office/drawing/2014/chartex" xmlns:cx1="http://schemas.microsoft.com/office/drawing/2015/9/8/chartex" xmlns:cx2="http://schemas.microsoft.com/office/drawing/2015/10/21/chartex" xmlns:cx3="http://schemas.microsoft.com/office/drawing/2016/5/9/chartex" xmlns:cx4="http://schemas.microsoft.com/office/drawing/2016/5/10/chartex" xmlns:cx5="http://schemas.microsoft.com/office/drawing/2016/5/11/chartex" xmlns:cx6="http://schemas.microsoft.com/office/drawing/2016/5/12/chartex" xmlns:cx7="http://schemas.microsoft.com/office/drawing/2016/5/13/chartex" xmlns:cx8="http://schemas.microsoft.com/office/drawing/2016/5/14/chartex" xmlns:mc="http://schemas.openxmlformats.org/markup-compatibility/2006" xmlns:aink="http://schemas.microsoft.com/office/drawing/2016/ink" xmlns:am3d="http://schemas.microsoft.com/office/drawing/2017/model3d" xmlns:o="urn:schemas-microsoft-com:office:office" xmlns:r="http://schemas.openxmlformats.org/officeDocument/2006/relationships" xmlns:m="http://schemas.openxmlformats.org/officeDocument/2006/math" xmlns:v="urn:schemas-microsoft-com:vml" xmlns:wp14="http://schemas.microsoft.com/office/word/2010/wordprocessingDrawing" xmlns:wp="http://schemas.openxmlformats.org/drawingml/2006/wordprocessingDrawing" xmlns:w10="urn:schemas-microsoft-com:office:word" xmlns:w="http://schemas.openxmlformats.org/wordprocessingml/2006/main" xmlns:w14="http://schemas.microsoft.com/office/word/2010/wordml" xmlns:w15="http://schemas.microsoft.com/office/word/2012/wordml" xmlns:w16cex="http://schemas.microsoft.com/office/word/2018/wordml/cex" xmlns:w16cid="http://schemas.microsoft.com/office/word/2016/wordml/cid" xmlns:w16="http://schemas.microsoft.com/office/word/2018/wordml" xmlns:w16sdtdh="http://schemas.microsoft.com/office/word/2020/wordml/sdtdatahash" xmlns:w16se="http://schemas.microsoft.com/office/word/2015/wordml/symex" xmlns:wpg="http://schemas.microsoft.com/office/word/2010/wordprocessingGroup" xmlns:wpi="http://schemas.microsoft.com/office/word/2010/wordprocessingInk" xmlns:wne="http://schemas.microsoft.com/office/word/2006/wordml" xmlns:wps="http://schemas.microsoft.com/office/word/2010/wordprocessingShape" mc:Ignorable="w14 w15 w16se w16cid w16 w16cex w16sdtdh wp14">
   <w:abstractNum w:abstractNumId="0" w15:restartNumberingAfterBreak="0">
     <w:nsid w:val="E05E7A9D"/>
     <w:multiLevelType w:val="singleLevel"/>
@@ -8007,7 +7407,7 @@
 </file>
 
 <file path=word/styles.xml><?xml version="1.0" encoding="utf-8"?>
-<w:styles xmlns:mc="http://schemas.openxmlformats.org/markup-compatibility/2006" xmlns:r="http://schemas.openxmlformats.org/officeDocument/2006/relationships" xmlns:w="http://schemas.openxmlformats.org/wordprocessingml/2006/main" xmlns:w14="http://schemas.microsoft.com/office/word/2010/wordml" xmlns:w15="http://schemas.microsoft.com/office/word/2012/wordml" xmlns:w16cid="http://schemas.microsoft.com/office/word/2016/wordml/cid" xmlns:w16se="http://schemas.microsoft.com/office/word/2015/wordml/symex" mc:Ignorable="w14 w15 w16se w16cid">
+<w:styles xmlns:mc="http://schemas.openxmlformats.org/markup-compatibility/2006" xmlns:r="http://schemas.openxmlformats.org/officeDocument/2006/relationships" xmlns:w="http://schemas.openxmlformats.org/wordprocessingml/2006/main" xmlns:w14="http://schemas.microsoft.com/office/word/2010/wordml" xmlns:w15="http://schemas.microsoft.com/office/word/2012/wordml" xmlns:w16cex="http://schemas.microsoft.com/office/word/2018/wordml/cex" xmlns:w16cid="http://schemas.microsoft.com/office/word/2016/wordml/cid" xmlns:w16="http://schemas.microsoft.com/office/word/2018/wordml" xmlns:w16sdtdh="http://schemas.microsoft.com/office/word/2020/wordml/sdtdatahash" xmlns:w16se="http://schemas.microsoft.com/office/word/2015/wordml/symex" mc:Ignorable="w14 w15 w16se w16cid w16 w16cex w16sdtdh">
   <w:docDefaults>
     <w:rPrDefault>
       <w:rPr>
@@ -8017,7 +7417,7 @@
     </w:rPrDefault>
     <w:pPrDefault/>
   </w:docDefaults>
-  <w:latentStyles w:defLockedState="0" w:defUIPriority="99" w:defSemiHidden="0" w:defUnhideWhenUsed="0" w:defQFormat="0" w:count="375">
+  <w:latentStyles w:defLockedState="0" w:defUIPriority="99" w:defSemiHidden="0" w:defUnhideWhenUsed="0" w:defQFormat="0" w:count="376">
     <w:lsdException w:name="Normal" w:uiPriority="0" w:qFormat="1"/>
     <w:lsdException w:name="heading 1" w:uiPriority="9" w:qFormat="1"/>
     <w:lsdException w:name="heading 2" w:semiHidden="1" w:uiPriority="9" w:unhideWhenUsed="1" w:qFormat="1"/>
@@ -8123,7 +7523,7 @@
     <w:lsdException w:name="HTML Sample" w:semiHidden="1" w:unhideWhenUsed="1"/>
     <w:lsdException w:name="HTML Typewriter" w:semiHidden="1" w:unhideWhenUsed="1"/>
     <w:lsdException w:name="HTML Variable" w:semiHidden="1" w:unhideWhenUsed="1"/>
-    <w:lsdException w:name="Normal Table" w:semiHidden="1" w:unhideWhenUsed="1" w:qFormat="1"/>
+    <w:lsdException w:name="Normal Table" w:qFormat="1"/>
     <w:lsdException w:name="annotation subject" w:semiHidden="1" w:unhideWhenUsed="1"/>
     <w:lsdException w:name="No List" w:semiHidden="1" w:unhideWhenUsed="1"/>
     <w:lsdException w:name="Outline List 1" w:semiHidden="1" w:unhideWhenUsed="1"/>
@@ -8170,10 +7570,8 @@
     <w:lsdException w:name="Table Subtle 2" w:semiHidden="1" w:unhideWhenUsed="1"/>
     <w:lsdException w:name="Table Web 1" w:semiHidden="1" w:unhideWhenUsed="1"/>
     <w:lsdException w:name="Table Web 2" w:semiHidden="1" w:unhideWhenUsed="1"/>
-    <w:lsdException w:name="Table Web 3" w:semiHidden="1" w:unhideWhenUsed="1"/>
     <w:lsdException w:name="Balloon Text" w:semiHidden="1" w:unhideWhenUsed="1"/>
     <w:lsdException w:name="Table Grid" w:uiPriority="39"/>
-    <w:lsdException w:name="Table Theme" w:semiHidden="1" w:unhideWhenUsed="1"/>
     <w:lsdException w:name="Placeholder Text" w:semiHidden="1"/>
     <w:lsdException w:name="No Spacing" w:uiPriority="1" w:qFormat="1"/>
     <w:lsdException w:name="Light Shading"/>
@@ -8195,7 +7593,6 @@
     <w:lsdException w:name="Light Grid Accent 1"/>
     <w:lsdException w:name="Medium Shading 1 Accent 1"/>
     <w:lsdException w:name="Medium Shading 2 Accent 1"/>
-    <w:lsdException w:name="Medium List 1 Accent 1"/>
     <w:lsdException w:name="Revision" w:semiHidden="1"/>
     <w:lsdException w:name="List Paragraph" w:uiPriority="34" w:qFormat="1"/>
     <w:lsdException w:name="Quote" w:uiPriority="29" w:qFormat="1"/>
@@ -8277,7 +7674,6 @@
     <w:lsdException w:name="Dark List Accent 6"/>
     <w:lsdException w:name="Colorful Shading Accent 6"/>
     <w:lsdException w:name="Colorful List Accent 6"/>
-    <w:lsdException w:name="Colorful Grid Accent 6"/>
     <w:lsdException w:name="Subtle Emphasis" w:uiPriority="19" w:qFormat="1"/>
     <w:lsdException w:name="Intense Emphasis" w:uiPriority="21" w:qFormat="1"/>
     <w:lsdException w:name="Subtle Reference" w:uiPriority="31" w:qFormat="1"/>
@@ -8393,6 +7789,7 @@
     <w:lsdException w:name="Smart Hyperlink" w:semiHidden="1" w:unhideWhenUsed="1"/>
     <w:lsdException w:name="Hashtag" w:semiHidden="1" w:unhideWhenUsed="1"/>
     <w:lsdException w:name="Unresolved Mention" w:semiHidden="1" w:unhideWhenUsed="1"/>
+    <w:lsdException w:name="Smart Link" w:semiHidden="1" w:unhideWhenUsed="1"/>
   </w:latentStyles>
   <w:style w:type="paragraph" w:default="1" w:styleId="a">
     <w:name w:val="Normal"/>
@@ -8587,7 +7984,6 @@
   <w:style w:type="character" w:default="1" w:styleId="a0">
     <w:name w:val="Default Paragraph Font"/>
     <w:uiPriority w:val="1"/>
-    <w:semiHidden/>
     <w:unhideWhenUsed/>
   </w:style>
   <w:style w:type="table" w:default="1" w:styleId="a1">
@@ -9496,25 +8892,25 @@
 </file>
 
 <file path=customXml/item1.xml><?xml version="1.0" encoding="utf-8"?>
+<b:Sources xmlns:b="http://schemas.openxmlformats.org/officeDocument/2006/bibliography" xmlns="http://schemas.openxmlformats.org/officeDocument/2006/bibliography" SelectedStyle="\APASixthEditionOfficeOnline.xsl" StyleName="APA" Version="6"/>
+</file>
+
+<file path=customXml/item2.xml><?xml version="1.0" encoding="utf-8"?>
 <go:gDocsCustomXmlDataStorage xmlns:go="http://customooxmlschemas.google.com/" xmlns:r="http://schemas.openxmlformats.org/officeDocument/2006/relationships" uri="GoogleDocsCustomDataVersion2">
   <go:docsCustomData xmlns:go="http://customooxmlschemas.google.com/" roundtripDataSignature="AMtx7mj9KXRy3XwCV0h7kjLmcvp4+5Aaow==">CgMxLjAaHwoBMBIaChgICVIUChJ0YWJsZS5pc3Q5NzU0OHN3cGUyCWlkLmdqZGd4czIKaWQuMzBqMHpsbDIKaWQuMWZvYjl0ZTIKaWQuM3pueXNoNzIJaC4yZXQ5MnAwOAByITF3NXRmNDNvd1RHempIS1RPVGxYUzBabG9fUXlzd0FSeQ==</go:docsCustomData>
 </go:gDocsCustomXmlDataStorage>
 </file>
 
-<file path=customXml/item2.xml><?xml version="1.0" encoding="utf-8"?>
-<b:Sources xmlns:b="http://schemas.openxmlformats.org/officeDocument/2006/bibliography" xmlns="http://schemas.openxmlformats.org/officeDocument/2006/bibliography" SelectedStyle="\APASixthEditionOfficeOnline.xsl" StyleName="APA" Version="6"/>
-</file>
-
 <file path=customXml/itemProps1.xml><?xml version="1.0" encoding="utf-8"?>
-<ds:datastoreItem xmlns:ds="http://schemas.openxmlformats.org/officeDocument/2006/customXml" ds:itemID="{11111111-1234-1234-1234-123412341234}">
-  <ds:schemaRefs/>
-</ds:datastoreItem>
-</file>
-
-<file path=customXml/itemProps2.xml><?xml version="1.0" encoding="utf-8"?>
 <ds:datastoreItem xmlns:ds="http://schemas.openxmlformats.org/officeDocument/2006/customXml" ds:itemID="{1258FBBB-2A3D-4590-A366-909437AAAC80}">
   <ds:schemaRefs>
     <ds:schemaRef ds:uri="http://schemas.openxmlformats.org/officeDocument/2006/bibliography"/>
   </ds:schemaRefs>
 </ds:datastoreItem>
+</file>
+
+<file path=customXml/itemProps2.xml><?xml version="1.0" encoding="utf-8"?>
+<ds:datastoreItem xmlns:ds="http://schemas.openxmlformats.org/officeDocument/2006/customXml" ds:itemID="{11111111-1234-1234-1234-123412341234}">
+  <ds:schemaRefs/>
+</ds:datastoreItem>
 </file>
--- a/Otchet/ОТЧЕТ Шаблон_произв.РПО ПМ03.docx
+++ b/Otchet/ОТЧЕТ Шаблон_произв.РПО ПМ03.docx
@@ -1,6 +1,6 @@
 
 <file path=word/document.xml><?xml version="1.0" encoding="utf-8"?>
-<w:document xmlns:wpc="http://schemas.microsoft.com/office/word/2010/wordprocessingCanvas" xmlns:cx="http://schemas.microsoft.com/office/drawing/2014/chartex" xmlns:cx1="http://schemas.microsoft.com/office/drawing/2015/9/8/chartex" xmlns:cx2="http://schemas.microsoft.com/office/drawing/2015/10/21/chartex" xmlns:cx3="http://schemas.microsoft.com/office/drawing/2016/5/9/chartex" xmlns:cx4="http://schemas.microsoft.com/office/drawing/2016/5/10/chartex" xmlns:cx5="http://schemas.microsoft.com/office/drawing/2016/5/11/chartex" xmlns:cx6="http://schemas.microsoft.com/office/drawing/2016/5/12/chartex" xmlns:cx7="http://schemas.microsoft.com/office/drawing/2016/5/13/chartex" xmlns:cx8="http://schemas.microsoft.com/office/drawing/2016/5/14/chartex" xmlns:mc="http://schemas.openxmlformats.org/markup-compatibility/2006" xmlns:aink="http://schemas.microsoft.com/office/drawing/2016/ink" xmlns:am3d="http://schemas.microsoft.com/office/drawing/2017/model3d" xmlns:o="urn:schemas-microsoft-com:office:office" xmlns:r="http://schemas.openxmlformats.org/officeDocument/2006/relationships" xmlns:m="http://schemas.openxmlformats.org/officeDocument/2006/math" xmlns:v="urn:schemas-microsoft-com:vml" xmlns:wp14="http://schemas.microsoft.com/office/word/2010/wordprocessingDrawing" xmlns:wp="http://schemas.openxmlformats.org/drawingml/2006/wordprocessingDrawing" xmlns:w10="urn:schemas-microsoft-com:office:word" xmlns:w="http://schemas.openxmlformats.org/wordprocessingml/2006/main" xmlns:w14="http://schemas.microsoft.com/office/word/2010/wordml" xmlns:w15="http://schemas.microsoft.com/office/word/2012/wordml" xmlns:w16cex="http://schemas.microsoft.com/office/word/2018/wordml/cex" xmlns:w16cid="http://schemas.microsoft.com/office/word/2016/wordml/cid" xmlns:w16="http://schemas.microsoft.com/office/word/2018/wordml" xmlns:w16sdtdh="http://schemas.microsoft.com/office/word/2020/wordml/sdtdatahash" xmlns:w16se="http://schemas.microsoft.com/office/word/2015/wordml/symex" xmlns:wpg="http://schemas.microsoft.com/office/word/2010/wordprocessingGroup" xmlns:wpi="http://schemas.microsoft.com/office/word/2010/wordprocessingInk" xmlns:wne="http://schemas.microsoft.com/office/word/2006/wordml" xmlns:wps="http://schemas.microsoft.com/office/word/2010/wordprocessingShape" mc:Ignorable="w14 w15 w16se w16cid w16 w16cex w16sdtdh wp14">
+<w:document xmlns:wpc="http://schemas.microsoft.com/office/word/2010/wordprocessingCanvas" xmlns:cx="http://schemas.microsoft.com/office/drawing/2014/chartex" xmlns:cx1="http://schemas.microsoft.com/office/drawing/2015/9/8/chartex" xmlns:cx2="http://schemas.microsoft.com/office/drawing/2015/10/21/chartex" xmlns:cx3="http://schemas.microsoft.com/office/drawing/2016/5/9/chartex" xmlns:cx4="http://schemas.microsoft.com/office/drawing/2016/5/10/chartex" xmlns:cx5="http://schemas.microsoft.com/office/drawing/2016/5/11/chartex" xmlns:cx6="http://schemas.microsoft.com/office/drawing/2016/5/12/chartex" xmlns:cx7="http://schemas.microsoft.com/office/drawing/2016/5/13/chartex" xmlns:cx8="http://schemas.microsoft.com/office/drawing/2016/5/14/chartex" xmlns:mc="http://schemas.openxmlformats.org/markup-compatibility/2006" xmlns:aink="http://schemas.microsoft.com/office/drawing/2016/ink" xmlns:am3d="http://schemas.microsoft.com/office/drawing/2017/model3d" xmlns:o="urn:schemas-microsoft-com:office:office" xmlns:r="http://schemas.openxmlformats.org/officeDocument/2006/relationships" xmlns:m="http://schemas.openxmlformats.org/officeDocument/2006/math" xmlns:v="urn:schemas-microsoft-com:vml" xmlns:wp14="http://schemas.microsoft.com/office/word/2010/wordprocessingDrawing" xmlns:wp="http://schemas.openxmlformats.org/drawingml/2006/wordprocessingDrawing" xmlns:w10="urn:schemas-microsoft-com:office:word" xmlns:w="http://schemas.openxmlformats.org/wordprocessingml/2006/main" xmlns:w14="http://schemas.microsoft.com/office/word/2010/wordml" xmlns:w15="http://schemas.microsoft.com/office/word/2012/wordml" xmlns:w16cid="http://schemas.microsoft.com/office/word/2016/wordml/cid" xmlns:w16se="http://schemas.microsoft.com/office/word/2015/wordml/symex" xmlns:wpg="http://schemas.microsoft.com/office/word/2010/wordprocessingGroup" xmlns:wpi="http://schemas.microsoft.com/office/word/2010/wordprocessingInk" xmlns:wne="http://schemas.microsoft.com/office/word/2006/wordml" xmlns:wps="http://schemas.microsoft.com/office/word/2010/wordprocessingShape" mc:Ignorable="w14 w15 w16se w16cid wp14">
   <w:body>
     <w:p>
       <w:pPr>
@@ -1668,7 +1668,7 @@
             <w:noProof/>
             <w:webHidden/>
           </w:rPr>
-          <w:t>15</w:t>
+          <w:t>16</w:t>
         </w:r>
         <w:r>
           <w:rPr>
@@ -1739,7 +1739,7 @@
             <w:noProof/>
             <w:webHidden/>
           </w:rPr>
-          <w:t>15</w:t>
+          <w:t>17</w:t>
         </w:r>
         <w:r>
           <w:rPr>
@@ -1810,7 +1810,7 @@
             <w:noProof/>
             <w:webHidden/>
           </w:rPr>
-          <w:t>16</w:t>
+          <w:t>18</w:t>
         </w:r>
         <w:r>
           <w:rPr>
@@ -1882,7 +1882,7 @@
             <w:noProof/>
             <w:webHidden/>
           </w:rPr>
-          <w:t>17</w:t>
+          <w:t>19</w:t>
         </w:r>
         <w:r>
           <w:rPr>
@@ -1954,7 +1954,7 @@
             <w:noProof/>
             <w:webHidden/>
           </w:rPr>
-          <w:t>19</w:t>
+          <w:t>21</w:t>
         </w:r>
         <w:r>
           <w:rPr>
@@ -1978,6 +1978,8 @@
         </w:rPr>
         <w:fldChar w:fldCharType="end"/>
       </w:r>
+      <w:bookmarkStart w:id="1" w:name="_GoBack"/>
+      <w:bookmarkEnd w:id="1"/>
     </w:p>
     <w:p>
       <w:pPr>
@@ -2001,8 +2003,8 @@
           <w:rFonts w:cs="Times New Roman"/>
         </w:rPr>
       </w:pPr>
-      <w:bookmarkStart w:id="1" w:name="_Toc14733"/>
-      <w:bookmarkStart w:id="2" w:name="_Toc227745978"/>
+      <w:bookmarkStart w:id="2" w:name="_Toc14733"/>
+      <w:bookmarkStart w:id="3" w:name="_Toc227745978"/>
       <w:r>
         <w:rPr>
           <w:rFonts w:cs="Times New Roman"/>
@@ -2010,8 +2012,8 @@
         <w:lastRenderedPageBreak/>
         <w:t>ЗАДАНИЕ</w:t>
       </w:r>
-      <w:bookmarkEnd w:id="1"/>
       <w:bookmarkEnd w:id="2"/>
+      <w:bookmarkEnd w:id="3"/>
     </w:p>
     <w:p>
       <w:pPr>
@@ -2247,14 +2249,14 @@
           <w:rFonts w:cs="Times New Roman"/>
         </w:rPr>
       </w:pPr>
-      <w:bookmarkStart w:id="3" w:name="_Hlk226549689"/>
+      <w:bookmarkStart w:id="4" w:name="_Hlk226549689"/>
       <w:r>
         <w:rPr>
           <w:rFonts w:cs="Times New Roman"/>
         </w:rPr>
         <w:t>Настройка SSH-сервера</w:t>
       </w:r>
-      <w:bookmarkEnd w:id="3"/>
+      <w:bookmarkEnd w:id="4"/>
       <w:r>
         <w:rPr>
           <w:rFonts w:cs="Times New Roman"/>
@@ -2491,7 +2493,7 @@
           <w:rFonts w:cs="Times New Roman"/>
         </w:rPr>
       </w:pPr>
-      <w:bookmarkStart w:id="4" w:name="_Toc19952"/>
+      <w:bookmarkStart w:id="5" w:name="_Toc19952"/>
       <w:r>
         <w:rPr>
           <w:rFonts w:cs="Times New Roman"/>
@@ -2507,7 +2509,7 @@
           <w:rFonts w:cs="Times New Roman"/>
         </w:rPr>
       </w:pPr>
-      <w:bookmarkStart w:id="5" w:name="_Toc227745979"/>
+      <w:bookmarkStart w:id="6" w:name="_Toc227745979"/>
       <w:r>
         <w:rPr>
           <w:rFonts w:cs="Times New Roman"/>
@@ -2515,8 +2517,8 @@
         <w:lastRenderedPageBreak/>
         <w:t>АТТЕСТАЦИОННЫЙ ЛИСТ</w:t>
       </w:r>
-      <w:bookmarkEnd w:id="4"/>
       <w:bookmarkEnd w:id="5"/>
+      <w:bookmarkEnd w:id="6"/>
     </w:p>
     <w:p>
       <w:pPr>
@@ -3090,8 +3092,8 @@
           <w:rFonts w:cs="Times New Roman"/>
         </w:rPr>
       </w:pPr>
-      <w:bookmarkStart w:id="6" w:name="_heading=h.2et92p0" w:colFirst="0" w:colLast="0"/>
-      <w:bookmarkEnd w:id="6"/>
+      <w:bookmarkStart w:id="7" w:name="_heading=h.2et92p0" w:colFirst="0" w:colLast="0"/>
+      <w:bookmarkEnd w:id="7"/>
       <w:r>
         <w:rPr>
           <w:rFonts w:cs="Times New Roman"/>
@@ -4010,8 +4012,8 @@
           <w:rFonts w:cs="Times New Roman"/>
         </w:rPr>
       </w:pPr>
-      <w:bookmarkStart w:id="7" w:name="_Toc24179"/>
-      <w:bookmarkStart w:id="8" w:name="_Toc227745980"/>
+      <w:bookmarkStart w:id="8" w:name="_Toc24179"/>
+      <w:bookmarkStart w:id="9" w:name="_Toc227745980"/>
       <w:r>
         <w:rPr>
           <w:rFonts w:cs="Times New Roman"/>
@@ -4019,8 +4021,8 @@
         <w:lastRenderedPageBreak/>
         <w:t>ДНЕВНИК</w:t>
       </w:r>
-      <w:bookmarkEnd w:id="7"/>
       <w:bookmarkEnd w:id="8"/>
+      <w:bookmarkEnd w:id="9"/>
     </w:p>
     <w:p>
       <w:pPr>
@@ -5142,8 +5144,8 @@
           <w:rFonts w:eastAsia="Times New Roman" w:cs="Times New Roman"/>
         </w:rPr>
       </w:pPr>
-      <w:bookmarkStart w:id="9" w:name="_Toc18967"/>
-      <w:bookmarkStart w:id="10" w:name="_Toc227745981"/>
+      <w:bookmarkStart w:id="10" w:name="_Toc18967"/>
+      <w:bookmarkStart w:id="11" w:name="_Toc227745981"/>
       <w:r>
         <w:rPr>
           <w:rFonts w:cs="Times New Roman"/>
@@ -5151,8 +5153,8 @@
         <w:lastRenderedPageBreak/>
         <w:t>ХАРАКТЕРИСТИКА ОБЪЕКТА ПРАКТИКИ</w:t>
       </w:r>
-      <w:bookmarkEnd w:id="9"/>
       <w:bookmarkEnd w:id="10"/>
+      <w:bookmarkEnd w:id="11"/>
     </w:p>
     <w:p>
       <w:pPr>
@@ -5438,8 +5440,8 @@
           <w:rFonts w:cs="Times New Roman"/>
         </w:rPr>
       </w:pPr>
-      <w:bookmarkStart w:id="11" w:name="_Toc23828"/>
-      <w:bookmarkStart w:id="12" w:name="_Toc227745982"/>
+      <w:bookmarkStart w:id="12" w:name="_Toc23828"/>
+      <w:bookmarkStart w:id="13" w:name="_Toc227745982"/>
       <w:r>
         <w:rPr>
           <w:rFonts w:cs="Times New Roman"/>
@@ -5447,8 +5449,8 @@
         <w:lastRenderedPageBreak/>
         <w:t>ОТЧЕТ О ПРОДЕЛАННОЙ РАБОТЕ</w:t>
       </w:r>
-      <w:bookmarkEnd w:id="11"/>
       <w:bookmarkEnd w:id="12"/>
+      <w:bookmarkEnd w:id="13"/>
     </w:p>
     <w:p>
       <w:pPr>
@@ -5457,14 +5459,14 @@
           <w:lang w:val="ru-RU"/>
         </w:rPr>
       </w:pPr>
-      <w:bookmarkStart w:id="13" w:name="_Toc227745983"/>
+      <w:bookmarkStart w:id="14" w:name="_Toc227745983"/>
       <w:r>
         <w:rPr>
           <w:lang w:val="ru-RU"/>
         </w:rPr>
         <w:t>1. Анализ предметной области.</w:t>
       </w:r>
-      <w:bookmarkEnd w:id="13"/>
+      <w:bookmarkEnd w:id="14"/>
     </w:p>
     <w:p>
       <w:pPr>
@@ -5513,14 +5515,14 @@
           <w:lang w:val="ru-RU"/>
         </w:rPr>
       </w:pPr>
-      <w:bookmarkStart w:id="14" w:name="_Toc227745984"/>
+      <w:bookmarkStart w:id="15" w:name="_Toc227745984"/>
       <w:r>
         <w:rPr>
           <w:lang w:val="ru-RU"/>
         </w:rPr>
         <w:t>2. Разработка и анализ требований к программной среде.</w:t>
       </w:r>
-      <w:bookmarkEnd w:id="14"/>
+      <w:bookmarkEnd w:id="15"/>
     </w:p>
     <w:p>
       <w:pPr>
@@ -5685,7 +5687,23 @@
       </w:r>
       <w:proofErr w:type="spellEnd"/>
       <w:r>
-        <w:t xml:space="preserve"> полностью соответствует всем требованиям. Microsoft SQL Server </w:t>
+        <w:t xml:space="preserve"> полностью соответствует всем требованиям. </w:t>
+      </w:r>
+      <w:proofErr w:type="spellStart"/>
+      <w:r>
+        <w:t>Microsoft</w:t>
+      </w:r>
+      <w:proofErr w:type="spellEnd"/>
+      <w:r>
+        <w:t xml:space="preserve"> SQL </w:t>
+      </w:r>
+      <w:proofErr w:type="spellStart"/>
+      <w:r>
+        <w:t>Server</w:t>
+      </w:r>
+      <w:proofErr w:type="spellEnd"/>
+      <w:r>
+        <w:t xml:space="preserve"> </w:t>
       </w:r>
       <w:proofErr w:type="spellStart"/>
       <w:r>
@@ -5747,24 +5765,32 @@
           <w:lang w:val="ru-RU"/>
         </w:rPr>
       </w:pPr>
-      <w:bookmarkStart w:id="15" w:name="_Toc227745985"/>
+      <w:bookmarkStart w:id="16" w:name="_Toc227745985"/>
       <w:r>
         <w:rPr>
           <w:lang w:val="ru-RU"/>
         </w:rPr>
         <w:t>3. Разработка технического задания.</w:t>
       </w:r>
-      <w:bookmarkEnd w:id="15"/>
+      <w:bookmarkEnd w:id="16"/>
     </w:p>
     <w:p>
       <w:pPr>
         <w:pStyle w:val="afa"/>
       </w:pPr>
       <w:r>
-        <w:t xml:space="preserve">Техническое задание на разработку программного продукта «АРМ сотрудника отдела кадров». Назначение: автоматизация деятельности сотрудника отдела кадров по учёту личного состава, формированию приказов и подготовке отчётной документации. Платформа реализации: C# Windows </w:t>
+        <w:t xml:space="preserve">Техническое задание на разработку программного продукта «АРМ сотрудника отдела кадров». Назначение: автоматизация деятельности сотрудника отдела кадров по учёту личного состава, формированию приказов и подготовке отчётной документации. Платформа реализации: C# </w:t>
       </w:r>
       <w:proofErr w:type="spellStart"/>
       <w:r>
+        <w:t>Windows</w:t>
+      </w:r>
+      <w:proofErr w:type="spellEnd"/>
+      <w:r>
+        <w:t xml:space="preserve"> </w:t>
+      </w:r>
+      <w:proofErr w:type="spellStart"/>
+      <w:r>
         <w:t>Forms</w:t>
       </w:r>
       <w:proofErr w:type="spellEnd"/>
@@ -5793,10 +5819,18 @@
       </w:r>
       <w:proofErr w:type="spellEnd"/>
       <w:r>
-        <w:t xml:space="preserve">, импорт из CSV, экспорт в XLSX и PDF. Операционная система Windows 10/11, .NET Framework 4.8. Интерфейс: Windows </w:t>
+        <w:t xml:space="preserve">, импорт из CSV, экспорт в XLSX и PDF. Операционная система Windows 10/11, .NET Framework 4.8. Интерфейс: </w:t>
       </w:r>
       <w:proofErr w:type="spellStart"/>
       <w:r>
+        <w:t>Windows</w:t>
+      </w:r>
+      <w:proofErr w:type="spellEnd"/>
+      <w:r>
+        <w:t xml:space="preserve"> </w:t>
+      </w:r>
+      <w:proofErr w:type="spellStart"/>
+      <w:r>
         <w:t>Forms</w:t>
       </w:r>
       <w:proofErr w:type="spellEnd"/>
@@ -5819,7 +5853,7 @@
           <w:lang w:val="ru-RU"/>
         </w:rPr>
       </w:pPr>
-      <w:bookmarkStart w:id="16" w:name="_Toc227745986"/>
+      <w:bookmarkStart w:id="17" w:name="_Toc227745986"/>
       <w:r>
         <w:rPr>
           <w:lang w:val="ru-RU"/>
@@ -5827,7 +5861,7 @@
         <w:lastRenderedPageBreak/>
         <w:t>4. Выделение входных и выходных данных системы.</w:t>
       </w:r>
-      <w:bookmarkEnd w:id="16"/>
+      <w:bookmarkEnd w:id="17"/>
     </w:p>
     <w:p>
       <w:pPr>
@@ -5858,14 +5892,14 @@
           <w:lang w:val="ru-RU"/>
         </w:rPr>
       </w:pPr>
-      <w:bookmarkStart w:id="17" w:name="_Toc227745987"/>
+      <w:bookmarkStart w:id="18" w:name="_Toc227745987"/>
       <w:r>
         <w:rPr>
           <w:lang w:val="ru-RU"/>
         </w:rPr>
         <w:t>5. Визуальное моделирование предметной области.</w:t>
       </w:r>
-      <w:bookmarkEnd w:id="17"/>
+      <w:bookmarkEnd w:id="18"/>
     </w:p>
     <w:p>
       <w:pPr>
@@ -5903,14 +5937,14 @@
           <w:lang w:val="ru-RU"/>
         </w:rPr>
       </w:pPr>
-      <w:bookmarkStart w:id="18" w:name="_Toc227745988"/>
+      <w:bookmarkStart w:id="19" w:name="_Toc227745988"/>
       <w:r>
         <w:rPr>
           <w:lang w:val="ru-RU"/>
         </w:rPr>
         <w:t>6. Методы выявления требований к программному обеспечению.</w:t>
       </w:r>
-      <w:bookmarkEnd w:id="18"/>
+      <w:bookmarkEnd w:id="19"/>
     </w:p>
     <w:p>
       <w:pPr>
@@ -5939,14 +5973,14 @@
           <w:lang w:val="ru-RU"/>
         </w:rPr>
       </w:pPr>
-      <w:bookmarkStart w:id="19" w:name="_Toc227745989"/>
+      <w:bookmarkStart w:id="20" w:name="_Toc227745989"/>
       <w:r>
         <w:rPr>
           <w:lang w:val="ru-RU"/>
         </w:rPr>
         <w:t>7. Разработка модулей проекта и их элементов.</w:t>
       </w:r>
-      <w:bookmarkEnd w:id="19"/>
+      <w:bookmarkEnd w:id="20"/>
     </w:p>
     <w:p>
       <w:pPr>
@@ -5961,15 +5995,47 @@
         <w:pStyle w:val="afa"/>
       </w:pPr>
       <w:r>
-        <w:t xml:space="preserve">Создана структура базы данных с использованием подхода Code First в </w:t>
+        <w:t xml:space="preserve">Создана структура базы данных с использованием подхода </w:t>
       </w:r>
       <w:proofErr w:type="spellStart"/>
       <w:r>
+        <w:t>Code</w:t>
+      </w:r>
+      <w:proofErr w:type="spellEnd"/>
+      <w:r>
+        <w:t xml:space="preserve"> </w:t>
+      </w:r>
+      <w:proofErr w:type="spellStart"/>
+      <w:r>
+        <w:t>First</w:t>
+      </w:r>
+      <w:proofErr w:type="spellEnd"/>
+      <w:r>
+        <w:t xml:space="preserve"> в </w:t>
+      </w:r>
+      <w:proofErr w:type="spellStart"/>
+      <w:r>
         <w:t>Entity</w:t>
       </w:r>
       <w:proofErr w:type="spellEnd"/>
       <w:r>
-        <w:t xml:space="preserve"> Framework Core. База данных </w:t>
+        <w:t xml:space="preserve"> </w:t>
+      </w:r>
+      <w:proofErr w:type="spellStart"/>
+      <w:r>
+        <w:t>Framework</w:t>
+      </w:r>
+      <w:proofErr w:type="spellEnd"/>
+      <w:r>
+        <w:t xml:space="preserve"> </w:t>
+      </w:r>
+      <w:proofErr w:type="spellStart"/>
+      <w:r>
+        <w:t>Core</w:t>
+      </w:r>
+      <w:proofErr w:type="spellEnd"/>
+      <w:r>
+        <w:t xml:space="preserve">. База данных </w:t>
       </w:r>
       <w:proofErr w:type="spellStart"/>
       <w:r>
@@ -6133,14 +6199,14 @@
           <w:lang w:val="ru-RU"/>
         </w:rPr>
       </w:pPr>
-      <w:bookmarkStart w:id="20" w:name="_Toc227745990"/>
+      <w:bookmarkStart w:id="21" w:name="_Toc227745990"/>
       <w:r>
         <w:rPr>
           <w:lang w:val="ru-RU"/>
         </w:rPr>
         <w:t>8. Модификация модулей проекта.</w:t>
       </w:r>
-      <w:bookmarkEnd w:id="20"/>
+      <w:bookmarkEnd w:id="21"/>
     </w:p>
     <w:p>
       <w:pPr>
@@ -6253,14 +6319,14 @@
           <w:lang w:val="ru-RU"/>
         </w:rPr>
       </w:pPr>
-      <w:bookmarkStart w:id="21" w:name="_Toc227745991"/>
+      <w:bookmarkStart w:id="22" w:name="_Toc227745991"/>
       <w:r>
         <w:rPr>
           <w:lang w:val="ru-RU"/>
         </w:rPr>
         <w:t>9. Отладка модулей программного проекта. Организация обработки исключений.</w:t>
       </w:r>
-      <w:bookmarkEnd w:id="21"/>
+      <w:bookmarkEnd w:id="22"/>
     </w:p>
     <w:p>
       <w:pPr>
@@ -6350,14 +6416,14 @@
           <w:lang w:val="ru-RU"/>
         </w:rPr>
       </w:pPr>
-      <w:bookmarkStart w:id="22" w:name="_Toc227745992"/>
+      <w:bookmarkStart w:id="23" w:name="_Toc227745992"/>
       <w:r>
         <w:rPr>
           <w:lang w:val="ru-RU"/>
         </w:rPr>
         <w:t>10. Отладка проекта. Инспекция кода модулей проекта.</w:t>
       </w:r>
-      <w:bookmarkEnd w:id="22"/>
+      <w:bookmarkEnd w:id="23"/>
     </w:p>
     <w:p>
       <w:pPr>
@@ -6410,14 +6476,14 @@
           <w:lang w:val="ru-RU"/>
         </w:rPr>
       </w:pPr>
-      <w:bookmarkStart w:id="23" w:name="_Toc227745993"/>
+      <w:bookmarkStart w:id="24" w:name="_Toc227745993"/>
       <w:r>
         <w:rPr>
           <w:lang w:val="ru-RU"/>
         </w:rPr>
         <w:t>11. Тестирование программных решений.</w:t>
       </w:r>
-      <w:bookmarkEnd w:id="23"/>
+      <w:bookmarkEnd w:id="24"/>
     </w:p>
     <w:p>
       <w:pPr>
@@ -6554,7 +6620,7 @@
           <w:lang w:val="ru-RU"/>
         </w:rPr>
       </w:pPr>
-      <w:bookmarkStart w:id="24" w:name="_Toc227745994"/>
+      <w:bookmarkStart w:id="25" w:name="_Toc227745994"/>
       <w:r>
         <w:rPr>
           <w:lang w:val="ru-RU"/>
@@ -6562,7 +6628,7 @@
         <w:lastRenderedPageBreak/>
         <w:t>12. Дифференцированный зачет.</w:t>
       </w:r>
-      <w:bookmarkEnd w:id="24"/>
+      <w:bookmarkEnd w:id="25"/>
     </w:p>
     <w:p>
       <w:pPr>
@@ -6621,16 +6687,16 @@
           <w:rFonts w:cs="Times New Roman"/>
         </w:rPr>
       </w:pPr>
-      <w:bookmarkStart w:id="25" w:name="_Toc15573"/>
-      <w:bookmarkStart w:id="26" w:name="_Toc227745995"/>
+      <w:bookmarkStart w:id="26" w:name="_Toc15573"/>
+      <w:bookmarkStart w:id="27" w:name="_Toc227745995"/>
       <w:r>
         <w:rPr>
           <w:rFonts w:cs="Times New Roman"/>
         </w:rPr>
         <w:t>ХАРАКТЕРИСТИКА</w:t>
       </w:r>
-      <w:bookmarkEnd w:id="25"/>
       <w:bookmarkEnd w:id="26"/>
+      <w:bookmarkEnd w:id="27"/>
     </w:p>
     <w:p>
       <w:pPr>
@@ -6745,7 +6811,15 @@
         <w:pStyle w:val="afa"/>
       </w:pPr>
       <w:r>
-        <w:t xml:space="preserve">В профессиональной деятельности проявил себя как компетентный и перспективный разработчик. Продемонстрировал отличное владение современным технологическим стеком, включая C#, Windows </w:t>
+        <w:t xml:space="preserve">В профессиональной деятельности проявил себя как компетентный и перспективный разработчик. Продемонстрировал отличное владение современным технологическим стеком, включая C#, </w:t>
+      </w:r>
+      <w:proofErr w:type="spellStart"/>
+      <w:r>
+        <w:t>Windows</w:t>
+      </w:r>
+      <w:proofErr w:type="spellEnd"/>
+      <w:r>
+        <w:t xml:space="preserve"> </w:t>
       </w:r>
       <w:proofErr w:type="spellStart"/>
       <w:r>
@@ -6955,8 +7029,8 @@
           <w:rFonts w:cs="Times New Roman"/>
         </w:rPr>
       </w:pPr>
-      <w:bookmarkStart w:id="27" w:name="_Toc17810"/>
-      <w:bookmarkStart w:id="28" w:name="_Toc227745996"/>
+      <w:bookmarkStart w:id="28" w:name="_Toc17810"/>
+      <w:bookmarkStart w:id="29" w:name="_Toc227745996"/>
       <w:r>
         <w:rPr>
           <w:rFonts w:cs="Times New Roman"/>
@@ -6964,8 +7038,8 @@
         <w:lastRenderedPageBreak/>
         <w:t>ОТЗЫВ РУКОВОДИТЕЛЯ ПРАКТИКИ</w:t>
       </w:r>
-      <w:bookmarkEnd w:id="27"/>
       <w:bookmarkEnd w:id="28"/>
+      <w:bookmarkEnd w:id="29"/>
     </w:p>
     <w:p>
       <w:pPr>
@@ -7124,7 +7198,15 @@
       </w:r>
       <w:proofErr w:type="spellEnd"/>
       <w:r>
-        <w:t xml:space="preserve">, разработана многоуровневая архитектура приложения на платформе C# Windows </w:t>
+        <w:t xml:space="preserve">, разработана многоуровневая архитектура приложения на платформе C# </w:t>
+      </w:r>
+      <w:proofErr w:type="spellStart"/>
+      <w:r>
+        <w:t>Windows</w:t>
+      </w:r>
+      <w:proofErr w:type="spellEnd"/>
+      <w:r>
+        <w:t xml:space="preserve"> </w:t>
       </w:r>
       <w:proofErr w:type="spellStart"/>
       <w:r>
@@ -7262,7 +7344,7 @@
 </file>
 
 <file path=word/endnotes.xml><?xml version="1.0" encoding="utf-8"?>
-<w:endnotes xmlns:wpc="http://schemas.microsoft.com/office/word/2010/wordprocessingCanvas" xmlns:cx="http://schemas.microsoft.com/office/drawing/2014/chartex" xmlns:cx1="http://schemas.microsoft.com/office/drawing/2015/9/8/chartex" xmlns:cx2="http://schemas.microsoft.com/office/drawing/2015/10/21/chartex" xmlns:cx3="http://schemas.microsoft.com/office/drawing/2016/5/9/chartex" xmlns:cx4="http://schemas.microsoft.com/office/drawing/2016/5/10/chartex" xmlns:cx5="http://schemas.microsoft.com/office/drawing/2016/5/11/chartex" xmlns:cx6="http://schemas.microsoft.com/office/drawing/2016/5/12/chartex" xmlns:cx7="http://schemas.microsoft.com/office/drawing/2016/5/13/chartex" xmlns:cx8="http://schemas.microsoft.com/office/drawing/2016/5/14/chartex" xmlns:mc="http://schemas.openxmlformats.org/markup-compatibility/2006" xmlns:aink="http://schemas.microsoft.com/office/drawing/2016/ink" xmlns:am3d="http://schemas.microsoft.com/office/drawing/2017/model3d" xmlns:o="urn:schemas-microsoft-com:office:office" xmlns:r="http://schemas.openxmlformats.org/officeDocument/2006/relationships" xmlns:m="http://schemas.openxmlformats.org/officeDocument/2006/math" xmlns:v="urn:schemas-microsoft-com:vml" xmlns:wp14="http://schemas.microsoft.com/office/word/2010/wordprocessingDrawing" xmlns:wp="http://schemas.openxmlformats.org/drawingml/2006/wordprocessingDrawing" xmlns:w10="urn:schemas-microsoft-com:office:word" xmlns:w="http://schemas.openxmlformats.org/wordprocessingml/2006/main" xmlns:w14="http://schemas.microsoft.com/office/word/2010/wordml" xmlns:w15="http://schemas.microsoft.com/office/word/2012/wordml" xmlns:w16cex="http://schemas.microsoft.com/office/word/2018/wordml/cex" xmlns:w16cid="http://schemas.microsoft.com/office/word/2016/wordml/cid" xmlns:w16="http://schemas.microsoft.com/office/word/2018/wordml" xmlns:w16sdtdh="http://schemas.microsoft.com/office/word/2020/wordml/sdtdatahash" xmlns:w16se="http://schemas.microsoft.com/office/word/2015/wordml/symex" xmlns:wpg="http://schemas.microsoft.com/office/word/2010/wordprocessingGroup" xmlns:wpi="http://schemas.microsoft.com/office/word/2010/wordprocessingInk" xmlns:wne="http://schemas.microsoft.com/office/word/2006/wordml" xmlns:wps="http://schemas.microsoft.com/office/word/2010/wordprocessingShape" mc:Ignorable="w14 w15 w16se w16cid w16 w16cex w16sdtdh wp14">
+<w:endnotes xmlns:wpc="http://schemas.microsoft.com/office/word/2010/wordprocessingCanvas" xmlns:cx="http://schemas.microsoft.com/office/drawing/2014/chartex" xmlns:cx1="http://schemas.microsoft.com/office/drawing/2015/9/8/chartex" xmlns:cx2="http://schemas.microsoft.com/office/drawing/2015/10/21/chartex" xmlns:cx3="http://schemas.microsoft.com/office/drawing/2016/5/9/chartex" xmlns:cx4="http://schemas.microsoft.com/office/drawing/2016/5/10/chartex" xmlns:cx5="http://schemas.microsoft.com/office/drawing/2016/5/11/chartex" xmlns:cx6="http://schemas.microsoft.com/office/drawing/2016/5/12/chartex" xmlns:cx7="http://schemas.microsoft.com/office/drawing/2016/5/13/chartex" xmlns:cx8="http://schemas.microsoft.com/office/drawing/2016/5/14/chartex" xmlns:mc="http://schemas.openxmlformats.org/markup-compatibility/2006" xmlns:aink="http://schemas.microsoft.com/office/drawing/2016/ink" xmlns:am3d="http://schemas.microsoft.com/office/drawing/2017/model3d" xmlns:o="urn:schemas-microsoft-com:office:office" xmlns:r="http://schemas.openxmlformats.org/officeDocument/2006/relationships" xmlns:m="http://schemas.openxmlformats.org/officeDocument/2006/math" xmlns:v="urn:schemas-microsoft-com:vml" xmlns:wp14="http://schemas.microsoft.com/office/word/2010/wordprocessingDrawing" xmlns:wp="http://schemas.openxmlformats.org/drawingml/2006/wordprocessingDrawing" xmlns:w10="urn:schemas-microsoft-com:office:word" xmlns:w="http://schemas.openxmlformats.org/wordprocessingml/2006/main" xmlns:w14="http://schemas.microsoft.com/office/word/2010/wordml" xmlns:w15="http://schemas.microsoft.com/office/word/2012/wordml" xmlns:w16cid="http://schemas.microsoft.com/office/word/2016/wordml/cid" xmlns:w16se="http://schemas.microsoft.com/office/word/2015/wordml/symex" xmlns:wpg="http://schemas.microsoft.com/office/word/2010/wordprocessingGroup" xmlns:wpi="http://schemas.microsoft.com/office/word/2010/wordprocessingInk" xmlns:wne="http://schemas.microsoft.com/office/word/2006/wordml" xmlns:wps="http://schemas.microsoft.com/office/word/2010/wordprocessingShape" mc:Ignorable="w14 w15 w16se w16cid wp14">
   <w:endnote w:type="separator" w:id="-1">
     <w:p>
       <w:pPr>
@@ -7287,7 +7369,7 @@
 </file>
 
 <file path=word/footer1.xml><?xml version="1.0" encoding="utf-8"?>
-<w:ftr xmlns:wpc="http://schemas.microsoft.com/office/word/2010/wordprocessingCanvas" xmlns:cx="http://schemas.microsoft.com/office/drawing/2014/chartex" xmlns:cx1="http://schemas.microsoft.com/office/drawing/2015/9/8/chartex" xmlns:cx2="http://schemas.microsoft.com/office/drawing/2015/10/21/chartex" xmlns:cx3="http://schemas.microsoft.com/office/drawing/2016/5/9/chartex" xmlns:cx4="http://schemas.microsoft.com/office/drawing/2016/5/10/chartex" xmlns:cx5="http://schemas.microsoft.com/office/drawing/2016/5/11/chartex" xmlns:cx6="http://schemas.microsoft.com/office/drawing/2016/5/12/chartex" xmlns:cx7="http://schemas.microsoft.com/office/drawing/2016/5/13/chartex" xmlns:cx8="http://schemas.microsoft.com/office/drawing/2016/5/14/chartex" xmlns:mc="http://schemas.openxmlformats.org/markup-compatibility/2006" xmlns:aink="http://schemas.microsoft.com/office/drawing/2016/ink" xmlns:am3d="http://schemas.microsoft.com/office/drawing/2017/model3d" xmlns:o="urn:schemas-microsoft-com:office:office" xmlns:r="http://schemas.openxmlformats.org/officeDocument/2006/relationships" xmlns:m="http://schemas.openxmlformats.org/officeDocument/2006/math" xmlns:v="urn:schemas-microsoft-com:vml" xmlns:wp14="http://schemas.microsoft.com/office/word/2010/wordprocessingDrawing" xmlns:wp="http://schemas.openxmlformats.org/drawingml/2006/wordprocessingDrawing" xmlns:w10="urn:schemas-microsoft-com:office:word" xmlns:w="http://schemas.openxmlformats.org/wordprocessingml/2006/main" xmlns:w14="http://schemas.microsoft.com/office/word/2010/wordml" xmlns:w15="http://schemas.microsoft.com/office/word/2012/wordml" xmlns:w16cex="http://schemas.microsoft.com/office/word/2018/wordml/cex" xmlns:w16cid="http://schemas.microsoft.com/office/word/2016/wordml/cid" xmlns:w16="http://schemas.microsoft.com/office/word/2018/wordml" xmlns:w16sdtdh="http://schemas.microsoft.com/office/word/2020/wordml/sdtdatahash" xmlns:w16se="http://schemas.microsoft.com/office/word/2015/wordml/symex" xmlns:wpg="http://schemas.microsoft.com/office/word/2010/wordprocessingGroup" xmlns:wpi="http://schemas.microsoft.com/office/word/2010/wordprocessingInk" xmlns:wne="http://schemas.microsoft.com/office/word/2006/wordml" xmlns:wps="http://schemas.microsoft.com/office/word/2010/wordprocessingShape" mc:Ignorable="w14 w15 w16se w16cid w16 w16cex w16sdtdh wp14">
+<w:ftr xmlns:wpc="http://schemas.microsoft.com/office/word/2010/wordprocessingCanvas" xmlns:cx="http://schemas.microsoft.com/office/drawing/2014/chartex" xmlns:cx1="http://schemas.microsoft.com/office/drawing/2015/9/8/chartex" xmlns:cx2="http://schemas.microsoft.com/office/drawing/2015/10/21/chartex" xmlns:cx3="http://schemas.microsoft.com/office/drawing/2016/5/9/chartex" xmlns:cx4="http://schemas.microsoft.com/office/drawing/2016/5/10/chartex" xmlns:cx5="http://schemas.microsoft.com/office/drawing/2016/5/11/chartex" xmlns:cx6="http://schemas.microsoft.com/office/drawing/2016/5/12/chartex" xmlns:cx7="http://schemas.microsoft.com/office/drawing/2016/5/13/chartex" xmlns:cx8="http://schemas.microsoft.com/office/drawing/2016/5/14/chartex" xmlns:mc="http://schemas.openxmlformats.org/markup-compatibility/2006" xmlns:aink="http://schemas.microsoft.com/office/drawing/2016/ink" xmlns:am3d="http://schemas.microsoft.com/office/drawing/2017/model3d" xmlns:o="urn:schemas-microsoft-com:office:office" xmlns:r="http://schemas.openxmlformats.org/officeDocument/2006/relationships" xmlns:m="http://schemas.openxmlformats.org/officeDocument/2006/math" xmlns:v="urn:schemas-microsoft-com:vml" xmlns:wp14="http://schemas.microsoft.com/office/word/2010/wordprocessingDrawing" xmlns:wp="http://schemas.openxmlformats.org/drawingml/2006/wordprocessingDrawing" xmlns:w10="urn:schemas-microsoft-com:office:word" xmlns:w="http://schemas.openxmlformats.org/wordprocessingml/2006/main" xmlns:w14="http://schemas.microsoft.com/office/word/2010/wordml" xmlns:w15="http://schemas.microsoft.com/office/word/2012/wordml" xmlns:w16cid="http://schemas.microsoft.com/office/word/2016/wordml/cid" xmlns:w16se="http://schemas.microsoft.com/office/word/2015/wordml/symex" xmlns:wpg="http://schemas.microsoft.com/office/word/2010/wordprocessingGroup" xmlns:wpi="http://schemas.microsoft.com/office/word/2010/wordprocessingInk" xmlns:wne="http://schemas.microsoft.com/office/word/2006/wordml" xmlns:wps="http://schemas.microsoft.com/office/word/2010/wordprocessingShape" mc:Ignorable="w14 w15 w16se w16cid wp14">
   <w:sdt>
     <w:sdtPr>
       <w:rPr>
@@ -7354,7 +7436,7 @@
 </file>
 
 <file path=word/footnotes.xml><?xml version="1.0" encoding="utf-8"?>
-<w:footnotes xmlns:wpc="http://schemas.microsoft.com/office/word/2010/wordprocessingCanvas" xmlns:cx="http://schemas.microsoft.com/office/drawing/2014/chartex" xmlns:cx1="http://schemas.microsoft.com/office/drawing/2015/9/8/chartex" xmlns:cx2="http://schemas.microsoft.com/office/drawing/2015/10/21/chartex" xmlns:cx3="http://schemas.microsoft.com/office/drawing/2016/5/9/chartex" xmlns:cx4="http://schemas.microsoft.com/office/drawing/2016/5/10/chartex" xmlns:cx5="http://schemas.microsoft.com/office/drawing/2016/5/11/chartex" xmlns:cx6="http://schemas.microsoft.com/office/drawing/2016/5/12/chartex" xmlns:cx7="http://schemas.microsoft.com/office/drawing/2016/5/13/chartex" xmlns:cx8="http://schemas.microsoft.com/office/drawing/2016/5/14/chartex" xmlns:mc="http://schemas.openxmlformats.org/markup-compatibility/2006" xmlns:aink="http://schemas.microsoft.com/office/drawing/2016/ink" xmlns:am3d="http://schemas.microsoft.com/office/drawing/2017/model3d" xmlns:o="urn:schemas-microsoft-com:office:office" xmlns:r="http://schemas.openxmlformats.org/officeDocument/2006/relationships" xmlns:m="http://schemas.openxmlformats.org/officeDocument/2006/math" xmlns:v="urn:schemas-microsoft-com:vml" xmlns:wp14="http://schemas.microsoft.com/office/word/2010/wordprocessingDrawing" xmlns:wp="http://schemas.openxmlformats.org/drawingml/2006/wordprocessingDrawing" xmlns:w10="urn:schemas-microsoft-com:office:word" xmlns:w="http://schemas.openxmlformats.org/wordprocessingml/2006/main" xmlns:w14="http://schemas.microsoft.com/office/word/2010/wordml" xmlns:w15="http://schemas.microsoft.com/office/word/2012/wordml" xmlns:w16cex="http://schemas.microsoft.com/office/word/2018/wordml/cex" xmlns:w16cid="http://schemas.microsoft.com/office/word/2016/wordml/cid" xmlns:w16="http://schemas.microsoft.com/office/word/2018/wordml" xmlns:w16sdtdh="http://schemas.microsoft.com/office/word/2020/wordml/sdtdatahash" xmlns:w16se="http://schemas.microsoft.com/office/word/2015/wordml/symex" xmlns:wpg="http://schemas.microsoft.com/office/word/2010/wordprocessingGroup" xmlns:wpi="http://schemas.microsoft.com/office/word/2010/wordprocessingInk" xmlns:wne="http://schemas.microsoft.com/office/word/2006/wordml" xmlns:wps="http://schemas.microsoft.com/office/word/2010/wordprocessingShape" mc:Ignorable="w14 w15 w16se w16cid w16 w16cex w16sdtdh wp14">
+<w:footnotes xmlns:wpc="http://schemas.microsoft.com/office/word/2010/wordprocessingCanvas" xmlns:cx="http://schemas.microsoft.com/office/drawing/2014/chartex" xmlns:cx1="http://schemas.microsoft.com/office/drawing/2015/9/8/chartex" xmlns:cx2="http://schemas.microsoft.com/office/drawing/2015/10/21/chartex" xmlns:cx3="http://schemas.microsoft.com/office/drawing/2016/5/9/chartex" xmlns:cx4="http://schemas.microsoft.com/office/drawing/2016/5/10/chartex" xmlns:cx5="http://schemas.microsoft.com/office/drawing/2016/5/11/chartex" xmlns:cx6="http://schemas.microsoft.com/office/drawing/2016/5/12/chartex" xmlns:cx7="http://schemas.microsoft.com/office/drawing/2016/5/13/chartex" xmlns:cx8="http://schemas.microsoft.com/office/drawing/2016/5/14/chartex" xmlns:mc="http://schemas.openxmlformats.org/markup-compatibility/2006" xmlns:aink="http://schemas.microsoft.com/office/drawing/2016/ink" xmlns:am3d="http://schemas.microsoft.com/office/drawing/2017/model3d" xmlns:o="urn:schemas-microsoft-com:office:office" xmlns:r="http://schemas.openxmlformats.org/officeDocument/2006/relationships" xmlns:m="http://schemas.openxmlformats.org/officeDocument/2006/math" xmlns:v="urn:schemas-microsoft-com:vml" xmlns:wp14="http://schemas.microsoft.com/office/word/2010/wordprocessingDrawing" xmlns:wp="http://schemas.openxmlformats.org/drawingml/2006/wordprocessingDrawing" xmlns:w10="urn:schemas-microsoft-com:office:word" xmlns:w="http://schemas.openxmlformats.org/wordprocessingml/2006/main" xmlns:w14="http://schemas.microsoft.com/office/word/2010/wordml" xmlns:w15="http://schemas.microsoft.com/office/word/2012/wordml" xmlns:w16cid="http://schemas.microsoft.com/office/word/2016/wordml/cid" xmlns:w16se="http://schemas.microsoft.com/office/word/2015/wordml/symex" xmlns:wpg="http://schemas.microsoft.com/office/word/2010/wordprocessingGroup" xmlns:wpi="http://schemas.microsoft.com/office/word/2010/wordprocessingInk" xmlns:wne="http://schemas.microsoft.com/office/word/2006/wordml" xmlns:wps="http://schemas.microsoft.com/office/word/2010/wordprocessingShape" mc:Ignorable="w14 w15 w16se w16cid wp14">
   <w:footnote w:type="separator" w:id="-1">
     <w:p>
       <w:pPr>
@@ -7379,7 +7461,7 @@
 </file>
 
 <file path=word/numbering.xml><?xml version="1.0" encoding="utf-8"?>
-<w:numbering xmlns:wpc="http://schemas.microsoft.com/office/word/2010/wordprocessingCanvas" xmlns:cx="http://schemas.microsoft.com/office/drawing/2014/chartex" xmlns:cx1="http://schemas.microsoft.com/office/drawing/2015/9/8/chartex" xmlns:cx2="http://schemas.microsoft.com/office/drawing/2015/10/21/chartex" xmlns:cx3="http://schemas.microsoft.com/office/drawing/2016/5/9/chartex" xmlns:cx4="http://schemas.microsoft.com/office/drawing/2016/5/10/chartex" xmlns:cx5="http://schemas.microsoft.com/office/drawing/2016/5/11/chartex" xmlns:cx6="http://schemas.microsoft.com/office/drawing/2016/5/12/chartex" xmlns:cx7="http://schemas.microsoft.com/office/drawing/2016/5/13/chartex" xmlns:cx8="http://schemas.microsoft.com/office/drawing/2016/5/14/chartex" xmlns:mc="http://schemas.openxmlformats.org/markup-compatibility/2006" xmlns:aink="http://schemas.microsoft.com/office/drawing/2016/ink" xmlns:am3d="http://schemas.microsoft.com/office/drawing/2017/model3d" xmlns:o="urn:schemas-microsoft-com:office:office" xmlns:r="http://schemas.openxmlformats.org/officeDocument/2006/relationships" xmlns:m="http://schemas.openxmlformats.org/officeDocument/2006/math" xmlns:v="urn:schemas-microsoft-com:vml" xmlns:wp14="http://schemas.microsoft.com/office/word/2010/wordprocessingDrawing" xmlns:wp="http://schemas.openxmlformats.org/drawingml/2006/wordprocessingDrawing" xmlns:w10="urn:schemas-microsoft-com:office:word" xmlns:w="http://schemas.openxmlformats.org/wordprocessingml/2006/main" xmlns:w14="http://schemas.microsoft.com/office/word/2010/wordml" xmlns:w15="http://schemas.microsoft.com/office/word/2012/wordml" xmlns:w16cex="http://schemas.microsoft.com/office/word/2018/wordml/cex" xmlns:w16cid="http://schemas.microsoft.com/office/word/2016/wordml/cid" xmlns:w16="http://schemas.microsoft.com/office/word/2018/wordml" xmlns:w16sdtdh="http://schemas.microsoft.com/office/word/2020/wordml/sdtdatahash" xmlns:w16se="http://schemas.microsoft.com/office/word/2015/wordml/symex" xmlns:wpg="http://schemas.microsoft.com/office/word/2010/wordprocessingGroup" xmlns:wpi="http://schemas.microsoft.com/office/word/2010/wordprocessingInk" xmlns:wne="http://schemas.microsoft.com/office/word/2006/wordml" xmlns:wps="http://schemas.microsoft.com/office/word/2010/wordprocessingShape" mc:Ignorable="w14 w15 w16se w16cid w16 w16cex w16sdtdh wp14">
+<w:numbering xmlns:wpc="http://schemas.microsoft.com/office/word/2010/wordprocessingCanvas" xmlns:cx="http://schemas.microsoft.com/office/drawing/2014/chartex" xmlns:cx1="http://schemas.microsoft.com/office/drawing/2015/9/8/chartex" xmlns:cx2="http://schemas.microsoft.com/office/drawing/2015/10/21/chartex" xmlns:cx3="http://schemas.microsoft.com/office/drawing/2016/5/9/chartex" xmlns:cx4="http://schemas.microsoft.com/office/drawing/2016/5/10/chartex" xmlns:cx5="http://schemas.microsoft.com/office/drawing/2016/5/11/chartex" xmlns:cx6="http://schemas.microsoft.com/office/drawing/2016/5/12/chartex" xmlns:cx7="http://schemas.microsoft.com/office/drawing/2016/5/13/chartex" xmlns:cx8="http://schemas.microsoft.com/office/drawing/2016/5/14/chartex" xmlns:mc="http://schemas.openxmlformats.org/markup-compatibility/2006" xmlns:aink="http://schemas.microsoft.com/office/drawing/2016/ink" xmlns:am3d="http://schemas.microsoft.com/office/drawing/2017/model3d" xmlns:o="urn:schemas-microsoft-com:office:office" xmlns:r="http://schemas.openxmlformats.org/officeDocument/2006/relationships" xmlns:m="http://schemas.openxmlformats.org/officeDocument/2006/math" xmlns:v="urn:schemas-microsoft-com:vml" xmlns:wp14="http://schemas.microsoft.com/office/word/2010/wordprocessingDrawing" xmlns:wp="http://schemas.openxmlformats.org/drawingml/2006/wordprocessingDrawing" xmlns:w10="urn:schemas-microsoft-com:office:word" xmlns:w="http://schemas.openxmlformats.org/wordprocessingml/2006/main" xmlns:w14="http://schemas.microsoft.com/office/word/2010/wordml" xmlns:w15="http://schemas.microsoft.com/office/word/2012/wordml" xmlns:w16cid="http://schemas.microsoft.com/office/word/2016/wordml/cid" xmlns:w16se="http://schemas.microsoft.com/office/word/2015/wordml/symex" xmlns:wpg="http://schemas.microsoft.com/office/word/2010/wordprocessingGroup" xmlns:wpi="http://schemas.microsoft.com/office/word/2010/wordprocessingInk" xmlns:wne="http://schemas.microsoft.com/office/word/2006/wordml" xmlns:wps="http://schemas.microsoft.com/office/word/2010/wordprocessingShape" mc:Ignorable="w14 w15 w16se w16cid wp14">
   <w:abstractNum w:abstractNumId="0" w15:restartNumberingAfterBreak="0">
     <w:nsid w:val="E05E7A9D"/>
     <w:multiLevelType w:val="singleLevel"/>
@@ -7407,7 +7489,7 @@
 </file>
 
 <file path=word/styles.xml><?xml version="1.0" encoding="utf-8"?>
-<w:styles xmlns:mc="http://schemas.openxmlformats.org/markup-compatibility/2006" xmlns:r="http://schemas.openxmlformats.org/officeDocument/2006/relationships" xmlns:w="http://schemas.openxmlformats.org/wordprocessingml/2006/main" xmlns:w14="http://schemas.microsoft.com/office/word/2010/wordml" xmlns:w15="http://schemas.microsoft.com/office/word/2012/wordml" xmlns:w16cex="http://schemas.microsoft.com/office/word/2018/wordml/cex" xmlns:w16cid="http://schemas.microsoft.com/office/word/2016/wordml/cid" xmlns:w16="http://schemas.microsoft.com/office/word/2018/wordml" xmlns:w16sdtdh="http://schemas.microsoft.com/office/word/2020/wordml/sdtdatahash" xmlns:w16se="http://schemas.microsoft.com/office/word/2015/wordml/symex" mc:Ignorable="w14 w15 w16se w16cid w16 w16cex w16sdtdh">
+<w:styles xmlns:mc="http://schemas.openxmlformats.org/markup-compatibility/2006" xmlns:r="http://schemas.openxmlformats.org/officeDocument/2006/relationships" xmlns:w="http://schemas.openxmlformats.org/wordprocessingml/2006/main" xmlns:w14="http://schemas.microsoft.com/office/word/2010/wordml" xmlns:w15="http://schemas.microsoft.com/office/word/2012/wordml" xmlns:w16cid="http://schemas.microsoft.com/office/word/2016/wordml/cid" xmlns:w16se="http://schemas.microsoft.com/office/word/2015/wordml/symex" mc:Ignorable="w14 w15 w16se w16cid">
   <w:docDefaults>
     <w:rPrDefault>
       <w:rPr>
@@ -7417,7 +7499,7 @@
     </w:rPrDefault>
     <w:pPrDefault/>
   </w:docDefaults>
-  <w:latentStyles w:defLockedState="0" w:defUIPriority="99" w:defSemiHidden="0" w:defUnhideWhenUsed="0" w:defQFormat="0" w:count="376">
+  <w:latentStyles w:defLockedState="0" w:defUIPriority="99" w:defSemiHidden="0" w:defUnhideWhenUsed="0" w:defQFormat="0" w:count="375">
     <w:lsdException w:name="Normal" w:uiPriority="0" w:qFormat="1"/>
     <w:lsdException w:name="heading 1" w:uiPriority="9" w:qFormat="1"/>
     <w:lsdException w:name="heading 2" w:semiHidden="1" w:uiPriority="9" w:unhideWhenUsed="1" w:qFormat="1"/>
@@ -7523,7 +7605,7 @@
     <w:lsdException w:name="HTML Sample" w:semiHidden="1" w:unhideWhenUsed="1"/>
     <w:lsdException w:name="HTML Typewriter" w:semiHidden="1" w:unhideWhenUsed="1"/>
     <w:lsdException w:name="HTML Variable" w:semiHidden="1" w:unhideWhenUsed="1"/>
-    <w:lsdException w:name="Normal Table" w:qFormat="1"/>
+    <w:lsdException w:name="Normal Table" w:semiHidden="1" w:unhideWhenUsed="1" w:qFormat="1"/>
     <w:lsdException w:name="annotation subject" w:semiHidden="1" w:unhideWhenUsed="1"/>
     <w:lsdException w:name="No List" w:semiHidden="1" w:unhideWhenUsed="1"/>
     <w:lsdException w:name="Outline List 1" w:semiHidden="1" w:unhideWhenUsed="1"/>
@@ -7570,8 +7652,10 @@
     <w:lsdException w:name="Table Subtle 2" w:semiHidden="1" w:unhideWhenUsed="1"/>
     <w:lsdException w:name="Table Web 1" w:semiHidden="1" w:unhideWhenUsed="1"/>
     <w:lsdException w:name="Table Web 2" w:semiHidden="1" w:unhideWhenUsed="1"/>
+    <w:lsdException w:name="Table Web 3" w:semiHidden="1" w:unhideWhenUsed="1"/>
     <w:lsdException w:name="Balloon Text" w:semiHidden="1" w:unhideWhenUsed="1"/>
     <w:lsdException w:name="Table Grid" w:uiPriority="39"/>
+    <w:lsdException w:name="Table Theme" w:semiHidden="1" w:unhideWhenUsed="1"/>
     <w:lsdException w:name="Placeholder Text" w:semiHidden="1"/>
     <w:lsdException w:name="No Spacing" w:uiPriority="1" w:qFormat="1"/>
     <w:lsdException w:name="Light Shading"/>
@@ -7593,6 +7677,7 @@
     <w:lsdException w:name="Light Grid Accent 1"/>
     <w:lsdException w:name="Medium Shading 1 Accent 1"/>
     <w:lsdException w:name="Medium Shading 2 Accent 1"/>
+    <w:lsdException w:name="Medium List 1 Accent 1"/>
     <w:lsdException w:name="Revision" w:semiHidden="1"/>
     <w:lsdException w:name="List Paragraph" w:uiPriority="34" w:qFormat="1"/>
     <w:lsdException w:name="Quote" w:uiPriority="29" w:qFormat="1"/>
@@ -7674,6 +7759,7 @@
     <w:lsdException w:name="Dark List Accent 6"/>
     <w:lsdException w:name="Colorful Shading Accent 6"/>
     <w:lsdException w:name="Colorful List Accent 6"/>
+    <w:lsdException w:name="Colorful Grid Accent 6"/>
     <w:lsdException w:name="Subtle Emphasis" w:uiPriority="19" w:qFormat="1"/>
     <w:lsdException w:name="Intense Emphasis" w:uiPriority="21" w:qFormat="1"/>
     <w:lsdException w:name="Subtle Reference" w:uiPriority="31" w:qFormat="1"/>
@@ -7789,7 +7875,6 @@
     <w:lsdException w:name="Smart Hyperlink" w:semiHidden="1" w:unhideWhenUsed="1"/>
     <w:lsdException w:name="Hashtag" w:semiHidden="1" w:unhideWhenUsed="1"/>
     <w:lsdException w:name="Unresolved Mention" w:semiHidden="1" w:unhideWhenUsed="1"/>
-    <w:lsdException w:name="Smart Link" w:semiHidden="1" w:unhideWhenUsed="1"/>
   </w:latentStyles>
   <w:style w:type="paragraph" w:default="1" w:styleId="a">
     <w:name w:val="Normal"/>
@@ -7984,6 +8069,7 @@
   <w:style w:type="character" w:default="1" w:styleId="a0">
     <w:name w:val="Default Paragraph Font"/>
     <w:uiPriority w:val="1"/>
+    <w:semiHidden/>
     <w:unhideWhenUsed/>
   </w:style>
   <w:style w:type="table" w:default="1" w:styleId="a1">
@@ -8892,25 +8978,25 @@
 </file>
 
 <file path=customXml/item1.xml><?xml version="1.0" encoding="utf-8"?>
-<b:Sources xmlns:b="http://schemas.openxmlformats.org/officeDocument/2006/bibliography" xmlns="http://schemas.openxmlformats.org/officeDocument/2006/bibliography" SelectedStyle="\APASixthEditionOfficeOnline.xsl" StyleName="APA" Version="6"/>
-</file>
-
-<file path=customXml/item2.xml><?xml version="1.0" encoding="utf-8"?>
 <go:gDocsCustomXmlDataStorage xmlns:go="http://customooxmlschemas.google.com/" xmlns:r="http://schemas.openxmlformats.org/officeDocument/2006/relationships" uri="GoogleDocsCustomDataVersion2">
   <go:docsCustomData xmlns:go="http://customooxmlschemas.google.com/" roundtripDataSignature="AMtx7mj9KXRy3XwCV0h7kjLmcvp4+5Aaow==">CgMxLjAaHwoBMBIaChgICVIUChJ0YWJsZS5pc3Q5NzU0OHN3cGUyCWlkLmdqZGd4czIKaWQuMzBqMHpsbDIKaWQuMWZvYjl0ZTIKaWQuM3pueXNoNzIJaC4yZXQ5MnAwOAByITF3NXRmNDNvd1RHempIS1RPVGxYUzBabG9fUXlzd0FSeQ==</go:docsCustomData>
 </go:gDocsCustomXmlDataStorage>
 </file>
 
+<file path=customXml/item2.xml><?xml version="1.0" encoding="utf-8"?>
+<b:Sources xmlns:b="http://schemas.openxmlformats.org/officeDocument/2006/bibliography" xmlns="http://schemas.openxmlformats.org/officeDocument/2006/bibliography" SelectedStyle="\APASixthEditionOfficeOnline.xsl" StyleName="APA" Version="6"/>
+</file>
+
 <file path=customXml/itemProps1.xml><?xml version="1.0" encoding="utf-8"?>
-<ds:datastoreItem xmlns:ds="http://schemas.openxmlformats.org/officeDocument/2006/customXml" ds:itemID="{1258FBBB-2A3D-4590-A366-909437AAAC80}">
+<ds:datastoreItem xmlns:ds="http://schemas.openxmlformats.org/officeDocument/2006/customXml" ds:itemID="{11111111-1234-1234-1234-123412341234}">
+  <ds:schemaRefs/>
+</ds:datastoreItem>
+</file>
+
+<file path=customXml/itemProps2.xml><?xml version="1.0" encoding="utf-8"?>
+<ds:datastoreItem xmlns:ds="http://schemas.openxmlformats.org/officeDocument/2006/customXml" ds:itemID="{0A38A4AA-5165-4CEE-8A9C-3A87A608714C}">
   <ds:schemaRefs>
     <ds:schemaRef ds:uri="http://schemas.openxmlformats.org/officeDocument/2006/bibliography"/>
   </ds:schemaRefs>
 </ds:datastoreItem>
-</file>
-
-<file path=customXml/itemProps2.xml><?xml version="1.0" encoding="utf-8"?>
-<ds:datastoreItem xmlns:ds="http://schemas.openxmlformats.org/officeDocument/2006/customXml" ds:itemID="{11111111-1234-1234-1234-123412341234}">
-  <ds:schemaRefs/>
-</ds:datastoreItem>
 </file>